--- a/patents/patent_02_no_gt_quality_closedloop_20260228/patent_02_disclosure.docx
+++ b/patents/patent_02_no_gt_quality_closedloop_20260228/patent_02_disclosure.docx
@@ -2680,18 +2680,8 @@
           <w:sz w:val="18"/>
           <w:szCs w:val="18"/>
         </w:rPr>
-        <w:t xml:space="preserve">本发明欲保护的技术关键点包括以下六个协同层次：</w:t>
-      </w:r>
-    </w:p>
-    <w:p>
-      <w:pPr>
-        <w:spacing w:line="276" w:lineRule="auto"/>
-        <w:rPr>
-          <w:rFonts w:ascii="微软雅黑" w:eastAsia="微软雅黑" w:hAnsi="微软雅黑"/>
-          <w:sz w:val="18"/>
-          <w:szCs w:val="18"/>
-        </w:rPr>
-      </w:pPr>
+        <w:t xml:space="preserve">需要说明的是，</w:t>
+      </w:r>
       <w:r>
         <w:rPr>
           <w:rFonts w:ascii="微软雅黑" w:eastAsia="微软雅黑" w:hAnsi="微软雅黑"/>
@@ -2700,37 +2690,16 @@
           <w:b/>
           <w:bCs/>
         </w:rPr>
-        <w:t xml:space="preserve">关键点一：无GT多指标评估框架</w:t>
-      </w:r>
-    </w:p>
-    <w:p>
-      <w:pPr>
-        <w:spacing w:line="276" w:lineRule="auto"/>
-        <w:rPr>
-          <w:rFonts w:ascii="微软雅黑" w:eastAsia="微软雅黑" w:hAnsi="微软雅黑"/>
-          <w:sz w:val="18"/>
-          <w:szCs w:val="18"/>
-        </w:rPr>
-        <w:ind w:firstLineChars="200" w:firstLine="420"/>
-      </w:pPr>
-      <w:r>
-        <w:rPr>
-          <w:rFonts w:ascii="微软雅黑" w:eastAsia="微软雅黑" w:hAnsi="微软雅黑"/>
-          <w:sz w:val="18"/>
-          <w:szCs w:val="18"/>
-        </w:rPr>
-        <w:t xml:space="preserve">在无人工标注前提下，从几何（共线、形变）、拓扑（穿插、粘连）、运动学（速度连续性）和能量一致性（局部应变、边界抖动）多个维度构建可计算指标体系，对蒙皮结果进行多维度自动质量评分。各指标基于物理/几何规则推导，具备明确的数学定义与工程可实施性。</w:t>
-      </w:r>
-    </w:p>
-    <w:p>
-      <w:pPr>
-        <w:spacing w:line="276" w:lineRule="auto"/>
-        <w:rPr>
-          <w:rFonts w:ascii="微软雅黑" w:eastAsia="微软雅黑" w:hAnsi="微软雅黑"/>
-          <w:sz w:val="18"/>
-          <w:szCs w:val="18"/>
-        </w:rPr>
-      </w:pPr>
+        <w:t xml:space="preserve">进行质量评估的并非AI模型，而是本发明所述的可实现多指标计算、并基于多指标实现质量评估的方法（评估引擎）</w:t>
+      </w:r>
+      <w:r>
+        <w:rPr>
+          <w:rFonts w:ascii="微软雅黑" w:eastAsia="微软雅黑" w:hAnsi="微软雅黑"/>
+          <w:sz w:val="18"/>
+          <w:szCs w:val="18"/>
+        </w:rPr>
+        <w:t xml:space="preserve">，该引擎依据物理/几何规则计算，不需要训练。而本发明中的"训练联动"所联动（训练）的是另一个独立的</w:t>
+      </w:r>
       <w:r>
         <w:rPr>
           <w:rFonts w:ascii="微软雅黑" w:eastAsia="微软雅黑" w:hAnsi="微软雅黑"/>
@@ -2739,7 +2708,15 @@
           <w:b/>
           <w:bCs/>
         </w:rPr>
-        <w:t xml:space="preserve">关键点二：插件化指标架构</w:t>
+        <w:t xml:space="preserve">自动蒙皮模型</w:t>
+      </w:r>
+      <w:r>
+        <w:rPr>
+          <w:rFonts w:ascii="微软雅黑" w:eastAsia="微软雅黑" w:hAnsi="微软雅黑"/>
+          <w:sz w:val="18"/>
+          <w:szCs w:val="18"/>
+        </w:rPr>
+        <w:t xml:space="preserve">——一个用于生成顶点蒙皮权重的AI模型：</w:t>
       </w:r>
     </w:p>
     <w:p>
@@ -2750,26 +2727,15 @@
           <w:sz w:val="18"/>
           <w:szCs w:val="18"/>
         </w:rPr>
-        <w:ind w:firstLineChars="200" w:firstLine="420"/>
-      </w:pPr>
-      <w:r>
-        <w:rPr>
-          <w:rFonts w:ascii="微软雅黑" w:eastAsia="微软雅黑" w:hAnsi="微软雅黑"/>
-          <w:sz w:val="18"/>
-          <w:szCs w:val="18"/>
-        </w:rPr>
-        <w:t xml:space="preserve">将各类指标设计为独立计算插件，插件间无强依赖，支持按项目需求启停、调整计算顺序、配置权重与版本，并允许新增指标而不影响已有流程稳定性。该架构使评估体系具备持续扩展能力。</w:t>
-      </w:r>
-    </w:p>
-    <w:p>
-      <w:pPr>
-        <w:spacing w:line="276" w:lineRule="auto"/>
-        <w:rPr>
-          <w:rFonts w:ascii="微软雅黑" w:eastAsia="微软雅黑" w:hAnsi="微软雅黑"/>
-          <w:sz w:val="18"/>
-          <w:szCs w:val="18"/>
-        </w:rPr>
-      </w:pPr>
+      </w:pPr>
+      <w:r>
+        <w:rPr>
+          <w:rFonts w:ascii="微软雅黑" w:eastAsia="微软雅黑" w:hAnsi="微软雅黑"/>
+          <w:sz w:val="18"/>
+          <w:szCs w:val="18"/>
+        </w:rPr>
+        <w:t xml:space="preserve">其</w:t>
+      </w:r>
       <w:r>
         <w:rPr>
           <w:rFonts w:ascii="微软雅黑" w:eastAsia="微软雅黑" w:hAnsi="微软雅黑"/>
@@ -2778,37 +2744,16 @@
           <w:b/>
           <w:bCs/>
         </w:rPr>
-        <w:t xml:space="preserve">关键点三：自适应阈值与多策略聚合</w:t>
-      </w:r>
-    </w:p>
-    <w:p>
-      <w:pPr>
-        <w:spacing w:line="276" w:lineRule="auto"/>
-        <w:rPr>
-          <w:rFonts w:ascii="微软雅黑" w:eastAsia="微软雅黑" w:hAnsi="微软雅黑"/>
-          <w:sz w:val="18"/>
-          <w:szCs w:val="18"/>
-        </w:rPr>
-        <w:ind w:firstLineChars="200" w:firstLine="420"/>
-      </w:pPr>
-      <w:r>
-        <w:rPr>
-          <w:rFonts w:ascii="微软雅黑" w:eastAsia="微软雅黑" w:hAnsi="微软雅黑"/>
-          <w:sz w:val="18"/>
-          <w:szCs w:val="18"/>
-        </w:rPr>
-        <w:t xml:space="preserve">阈值策略支持固定阈值、分位数阈值和按部位自适应阈值三种模式，使阈值能够随数据分布自动适配不同角色类型、服装类别和动作范围。多指标聚合采用加权求和与门控惩罚相结合的机制，关键指标超强阈值时触发额外惩罚，防止总分掩盖局部严重异常。</w:t>
-      </w:r>
-    </w:p>
-    <w:p>
-      <w:pPr>
-        <w:spacing w:line="276" w:lineRule="auto"/>
-        <w:rPr>
-          <w:rFonts w:ascii="微软雅黑" w:eastAsia="微软雅黑" w:hAnsi="微软雅黑"/>
-          <w:sz w:val="18"/>
-          <w:szCs w:val="18"/>
-        </w:rPr>
-      </w:pPr>
+        <w:t xml:space="preserve">输入</w:t>
+      </w:r>
+      <w:r>
+        <w:rPr>
+          <w:rFonts w:ascii="微软雅黑" w:eastAsia="微软雅黑" w:hAnsi="微软雅黑"/>
+          <w:sz w:val="18"/>
+          <w:szCs w:val="18"/>
+        </w:rPr>
+        <w:t xml:space="preserve">为绑定姿态网格（rest pose / T-Pose 网格）与骨架，其中"骨架"指骨骼层级结构（父子树）及各骨骼在绑定姿态下的位姿（关节位置+旋转，或等价的 rest 变换/绑定逆矩阵），</w:t>
+      </w:r>
       <w:r>
         <w:rPr>
           <w:rFonts w:ascii="微软雅黑" w:eastAsia="微软雅黑" w:hAnsi="微软雅黑"/>
@@ -2817,7 +2762,111 @@
           <w:b/>
           <w:bCs/>
         </w:rPr>
-        <w:t xml:space="preserve">关键点四：异常定位与可解释报告</w:t>
+        <w:t xml:space="preserve">而非</w:t>
+      </w:r>
+      <w:r>
+        <w:rPr>
+          <w:rFonts w:ascii="微软雅黑" w:eastAsia="微软雅黑" w:hAnsi="微软雅黑"/>
+          <w:sz w:val="18"/>
+          <w:szCs w:val="18"/>
+        </w:rPr>
+        <w:t xml:space="preserve">某一动画帧的骨骼变换序列 </w:t>
+      </w:r>
+      <m:oMath>
+        <m:box>
+          <m:e>
+            <m:sSub>
+              <m:e>
+                <m:r>
+                  <m:rPr>
+                    <m:sty m:val="i"/>
+                  </m:rPr>
+                  <m:t>𝐁</m:t>
+                </m:r>
+              </m:e>
+              <m:sub>
+                <m:box>
+                  <m:e>
+                    <m:r>
+                      <m:rPr>
+                        <m:sty m:val="p"/>
+                      </m:rPr>
+                      <m:t>1</m:t>
+                    </m:r>
+                    <m:r>
+                      <m:rPr>
+                        <m:sty m:val="i"/>
+                      </m:rPr>
+                      <m:t>:</m:t>
+                    </m:r>
+                    <m:r>
+                      <m:rPr>
+                        <m:sty m:val="i"/>
+                      </m:rPr>
+                      <m:t>T</m:t>
+                    </m:r>
+                  </m:e>
+                </m:box>
+              </m:sub>
+            </m:sSub>
+          </m:e>
+        </m:box>
+      </m:oMath>
+      <w:r>
+        <w:rPr>
+          <w:rFonts w:ascii="微软雅黑" w:eastAsia="微软雅黑" w:hAnsi="微软雅黑"/>
+          <w:sz w:val="18"/>
+          <w:szCs w:val="18"/>
+        </w:rPr>
+        <w:t xml:space="preserve">（</w:t>
+      </w:r>
+      <m:oMath>
+        <m:box>
+          <m:e>
+            <m:sSub>
+              <m:e>
+                <m:r>
+                  <m:rPr>
+                    <m:sty m:val="i"/>
+                  </m:rPr>
+                  <m:t>𝐁</m:t>
+                </m:r>
+              </m:e>
+              <m:sub>
+                <m:box>
+                  <m:e>
+                    <m:r>
+                      <m:rPr>
+                        <m:sty m:val="p"/>
+                      </m:rPr>
+                      <m:t>1</m:t>
+                    </m:r>
+                    <m:r>
+                      <m:rPr>
+                        <m:sty m:val="i"/>
+                      </m:rPr>
+                      <m:t>:</m:t>
+                    </m:r>
+                    <m:r>
+                      <m:rPr>
+                        <m:sty m:val="i"/>
+                      </m:rPr>
+                      <m:t>T</m:t>
+                    </m:r>
+                  </m:e>
+                </m:box>
+              </m:sub>
+            </m:sSub>
+          </m:e>
+        </m:box>
+      </m:oMath>
+      <w:r>
+        <w:rPr>
+          <w:rFonts w:ascii="微软雅黑" w:eastAsia="微软雅黑" w:hAnsi="微软雅黑"/>
+          <w:sz w:val="18"/>
+          <w:szCs w:val="18"/>
+        </w:rPr>
+        <w:t xml:space="preserve"> 是驱动阶段才用到的）；</w:t>
       </w:r>
     </w:p>
     <w:p>
@@ -2828,26 +2877,15 @@
           <w:sz w:val="18"/>
           <w:szCs w:val="18"/>
         </w:rPr>
-        <w:ind w:firstLineChars="200" w:firstLine="420"/>
-      </w:pPr>
-      <w:r>
-        <w:rPr>
-          <w:rFonts w:ascii="微软雅黑" w:eastAsia="微软雅黑" w:hAnsi="微软雅黑"/>
-          <w:sz w:val="18"/>
-          <w:szCs w:val="18"/>
-        </w:rPr>
-        <w:t xml:space="preserve">评估结果支持从样本级分数下钻至顶点/边/面/骨骼影响域的细粒度定位，通过连通域聚类输出区域级定位结果，同时生成异常类型、严重度、触发规则路径和建议处理动作的可解释报告，便于美术和工程快速复查与定向修复。</w:t>
-      </w:r>
-    </w:p>
-    <w:p>
-      <w:pPr>
-        <w:spacing w:line="276" w:lineRule="auto"/>
-        <w:rPr>
-          <w:rFonts w:ascii="微软雅黑" w:eastAsia="微软雅黑" w:hAnsi="微软雅黑"/>
-          <w:sz w:val="18"/>
-          <w:szCs w:val="18"/>
-        </w:rPr>
-      </w:pPr>
+      </w:pPr>
+      <w:r>
+        <w:rPr>
+          <w:rFonts w:ascii="微软雅黑" w:eastAsia="微软雅黑" w:hAnsi="微软雅黑"/>
+          <w:sz w:val="18"/>
+          <w:szCs w:val="18"/>
+        </w:rPr>
+        <w:t xml:space="preserve">其</w:t>
+      </w:r>
       <w:r>
         <w:rPr>
           <w:rFonts w:ascii="微软雅黑" w:eastAsia="微软雅黑" w:hAnsi="微软雅黑"/>
@@ -2856,7 +2894,35 @@
           <w:b/>
           <w:bCs/>
         </w:rPr>
-        <w:t xml:space="preserve">关键点五：数据闭环联动执行</w:t>
+        <w:t xml:space="preserve">输出</w:t>
+      </w:r>
+      <w:r>
+        <w:rPr>
+          <w:rFonts w:ascii="微软雅黑" w:eastAsia="微软雅黑" w:hAnsi="微软雅黑"/>
+          <w:sz w:val="18"/>
+          <w:szCs w:val="18"/>
+        </w:rPr>
+        <w:t xml:space="preserve">为顶点蒙皮权重矩阵 </w:t>
+      </w:r>
+      <m:oMath>
+        <m:box>
+          <m:e>
+            <m:r>
+              <m:rPr>
+                <m:sty m:val="i"/>
+              </m:rPr>
+              <m:t>𝐖</m:t>
+            </m:r>
+          </m:e>
+        </m:box>
+      </m:oMath>
+      <w:r>
+        <w:rPr>
+          <w:rFonts w:ascii="微软雅黑" w:eastAsia="微软雅黑" w:hAnsi="微软雅黑"/>
+          <w:sz w:val="18"/>
+          <w:szCs w:val="18"/>
+        </w:rPr>
+        <w:t xml:space="preserve">。</w:t>
       </w:r>
     </w:p>
     <w:p>
@@ -2875,18 +2941,28 @@
           <w:sz w:val="18"/>
           <w:szCs w:val="18"/>
         </w:rPr>
-        <w:t xml:space="preserve">按异常评级自动执行样本路由（保留/剔除/降权/重采样）与训练联动（难例入库、定向微调触发、损失调制），将质量评估结果直接转化为训练数据优化动作，形成评估—训练—评估的持续改进闭环。</w:t>
-      </w:r>
-    </w:p>
-    <w:p>
-      <w:pPr>
-        <w:spacing w:line="276" w:lineRule="auto"/>
-        <w:rPr>
-          <w:rFonts w:ascii="微软雅黑" w:eastAsia="微软雅黑" w:hAnsi="微软雅黑"/>
-          <w:sz w:val="18"/>
-          <w:szCs w:val="18"/>
-        </w:rPr>
-      </w:pPr>
+        <w:t xml:space="preserve">二者的联动关系为：评估引擎对蒙皮模型输出的权重 </w:t>
+      </w:r>
+      <m:oMath>
+        <m:box>
+          <m:e>
+            <m:r>
+              <m:rPr>
+                <m:sty m:val="i"/>
+              </m:rPr>
+              <m:t>𝐖</m:t>
+            </m:r>
+          </m:e>
+        </m:box>
+      </m:oMath>
+      <w:r>
+        <w:rPr>
+          <w:rFonts w:ascii="微软雅黑" w:eastAsia="微软雅黑" w:hAnsi="微软雅黑"/>
+          <w:sz w:val="18"/>
+          <w:szCs w:val="18"/>
+        </w:rPr>
+        <w:t xml:space="preserve"> 经 LBS 驱动得到的蒙皮结果做质量打分与分级，把其中</w:t>
+      </w:r>
       <w:r>
         <w:rPr>
           <w:rFonts w:ascii="微软雅黑" w:eastAsia="微软雅黑" w:hAnsi="微软雅黑"/>
@@ -2895,6 +2971,248 @@
           <w:b/>
           <w:bCs/>
         </w:rPr>
+        <w:t xml:space="preserve">A级与B级蒙皮数据中的蒙皮权重作为该自动蒙皮AI模型的训练标签</w:t>
+      </w:r>
+      <w:r>
+        <w:rPr>
+          <w:rFonts w:ascii="微软雅黑" w:eastAsia="微软雅黑" w:hAnsi="微软雅黑"/>
+          <w:sz w:val="18"/>
+          <w:szCs w:val="18"/>
+        </w:rPr>
+        <w:t xml:space="preserve">（绑定姿态网格与骨架作为输入），并把打分结果（剔除低质样本、对中等样本降权、把高频异常归档为难例）反馈到该模型的训练数据与损失调制中，从而驱动该模型迭代提升。关于"最初的蒙皮权重从何而来"：冷启动阶段的蒙皮权重既可由该自动蒙皮AI模型的初始版本生成，也可来自传统自动绑定工具或已有资产；无论来源如何，均由本发明的无GT评估引擎统一打分筛选后回流为训练数据，形成自举式的闭环。</w:t>
+      </w:r>
+    </w:p>
+    <w:p>
+      <w:pPr>
+        <w:spacing w:line="276" w:lineRule="auto"/>
+        <w:rPr>
+          <w:rFonts w:ascii="微软雅黑" w:eastAsia="微软雅黑" w:hAnsi="微软雅黑"/>
+          <w:sz w:val="18"/>
+          <w:szCs w:val="18"/>
+        </w:rPr>
+        <w:ind w:firstLineChars="200" w:firstLine="420"/>
+      </w:pPr>
+      <w:r>
+        <w:rPr>
+          <w:rFonts w:ascii="微软雅黑" w:eastAsia="微软雅黑" w:hAnsi="微软雅黑"/>
+          <w:sz w:val="18"/>
+          <w:szCs w:val="18"/>
+        </w:rPr>
+        <w:t xml:space="preserve">本发明欲保护的技术关键点包括以下六个协同层次：</w:t>
+      </w:r>
+    </w:p>
+    <w:p>
+      <w:pPr>
+        <w:spacing w:line="276" w:lineRule="auto"/>
+        <w:rPr>
+          <w:rFonts w:ascii="微软雅黑" w:eastAsia="微软雅黑" w:hAnsi="微软雅黑"/>
+          <w:sz w:val="18"/>
+          <w:szCs w:val="18"/>
+        </w:rPr>
+      </w:pPr>
+      <w:r>
+        <w:rPr>
+          <w:rFonts w:ascii="微软雅黑" w:eastAsia="微软雅黑" w:hAnsi="微软雅黑"/>
+          <w:sz w:val="18"/>
+          <w:szCs w:val="18"/>
+          <w:b/>
+          <w:bCs/>
+        </w:rPr>
+        <w:t xml:space="preserve">关键点一：无GT多指标评估框架</w:t>
+      </w:r>
+    </w:p>
+    <w:p>
+      <w:pPr>
+        <w:spacing w:line="276" w:lineRule="auto"/>
+        <w:rPr>
+          <w:rFonts w:ascii="微软雅黑" w:eastAsia="微软雅黑" w:hAnsi="微软雅黑"/>
+          <w:sz w:val="18"/>
+          <w:szCs w:val="18"/>
+        </w:rPr>
+        <w:ind w:firstLineChars="200" w:firstLine="420"/>
+      </w:pPr>
+      <w:r>
+        <w:rPr>
+          <w:rFonts w:ascii="微软雅黑" w:eastAsia="微软雅黑" w:hAnsi="微软雅黑"/>
+          <w:sz w:val="18"/>
+          <w:szCs w:val="18"/>
+        </w:rPr>
+        <w:t xml:space="preserve">在无人工标注前提下，从几何（共线、形变）、拓扑（穿插、粘连）、运动学（速度连续性）和能量一致性（局部应变、边界抖动）多个维度构建可计算指标体系，对蒙皮结果进行多维度自动质量评分。各指标基于物理/几何规则推导，具备明确的数学定义与工程可实施性。</w:t>
+      </w:r>
+    </w:p>
+    <w:p>
+      <w:pPr>
+        <w:spacing w:line="276" w:lineRule="auto"/>
+        <w:rPr>
+          <w:rFonts w:ascii="微软雅黑" w:eastAsia="微软雅黑" w:hAnsi="微软雅黑"/>
+          <w:sz w:val="18"/>
+          <w:szCs w:val="18"/>
+        </w:rPr>
+      </w:pPr>
+      <w:r>
+        <w:rPr>
+          <w:rFonts w:ascii="微软雅黑" w:eastAsia="微软雅黑" w:hAnsi="微软雅黑"/>
+          <w:sz w:val="18"/>
+          <w:szCs w:val="18"/>
+          <w:b/>
+          <w:bCs/>
+        </w:rPr>
+        <w:t xml:space="preserve">关键点二：插件化指标架构</w:t>
+      </w:r>
+    </w:p>
+    <w:p>
+      <w:pPr>
+        <w:spacing w:line="276" w:lineRule="auto"/>
+        <w:rPr>
+          <w:rFonts w:ascii="微软雅黑" w:eastAsia="微软雅黑" w:hAnsi="微软雅黑"/>
+          <w:sz w:val="18"/>
+          <w:szCs w:val="18"/>
+        </w:rPr>
+        <w:ind w:firstLineChars="200" w:firstLine="420"/>
+      </w:pPr>
+      <w:r>
+        <w:rPr>
+          <w:rFonts w:ascii="微软雅黑" w:eastAsia="微软雅黑" w:hAnsi="微软雅黑"/>
+          <w:sz w:val="18"/>
+          <w:szCs w:val="18"/>
+        </w:rPr>
+        <w:t xml:space="preserve">将各类指标设计为独立计算插件，插件间无强依赖，支持按项目需求启停、调整计算顺序、配置权重与版本，并允许新增指标而不影响已有流程稳定性。该架构使评估体系具备持续扩展能力。</w:t>
+      </w:r>
+    </w:p>
+    <w:p>
+      <w:pPr>
+        <w:spacing w:line="276" w:lineRule="auto"/>
+        <w:rPr>
+          <w:rFonts w:ascii="微软雅黑" w:eastAsia="微软雅黑" w:hAnsi="微软雅黑"/>
+          <w:sz w:val="18"/>
+          <w:szCs w:val="18"/>
+        </w:rPr>
+      </w:pPr>
+      <w:r>
+        <w:rPr>
+          <w:rFonts w:ascii="微软雅黑" w:eastAsia="微软雅黑" w:hAnsi="微软雅黑"/>
+          <w:sz w:val="18"/>
+          <w:szCs w:val="18"/>
+          <w:b/>
+          <w:bCs/>
+        </w:rPr>
+        <w:t xml:space="preserve">关键点三：自适应阈值与多策略聚合</w:t>
+      </w:r>
+    </w:p>
+    <w:p>
+      <w:pPr>
+        <w:spacing w:line="276" w:lineRule="auto"/>
+        <w:rPr>
+          <w:rFonts w:ascii="微软雅黑" w:eastAsia="微软雅黑" w:hAnsi="微软雅黑"/>
+          <w:sz w:val="18"/>
+          <w:szCs w:val="18"/>
+        </w:rPr>
+        <w:ind w:firstLineChars="200" w:firstLine="420"/>
+      </w:pPr>
+      <w:r>
+        <w:rPr>
+          <w:rFonts w:ascii="微软雅黑" w:eastAsia="微软雅黑" w:hAnsi="微软雅黑"/>
+          <w:sz w:val="18"/>
+          <w:szCs w:val="18"/>
+        </w:rPr>
+        <w:t xml:space="preserve">阈值策略支持固定阈值、分位数阈值和按部位自适应阈值三种模式，使阈值能够随数据分布自动适配不同角色类型、服装类别和动作范围。多指标聚合采用加权求和与门控惩罚相结合的机制，关键指标超强阈值时触发额外惩罚，防止总分掩盖局部严重异常。</w:t>
+      </w:r>
+    </w:p>
+    <w:p>
+      <w:pPr>
+        <w:spacing w:line="276" w:lineRule="auto"/>
+        <w:rPr>
+          <w:rFonts w:ascii="微软雅黑" w:eastAsia="微软雅黑" w:hAnsi="微软雅黑"/>
+          <w:sz w:val="18"/>
+          <w:szCs w:val="18"/>
+        </w:rPr>
+      </w:pPr>
+      <w:r>
+        <w:rPr>
+          <w:rFonts w:ascii="微软雅黑" w:eastAsia="微软雅黑" w:hAnsi="微软雅黑"/>
+          <w:sz w:val="18"/>
+          <w:szCs w:val="18"/>
+          <w:b/>
+          <w:bCs/>
+        </w:rPr>
+        <w:t xml:space="preserve">关键点四：异常定位与可解释报告</w:t>
+      </w:r>
+    </w:p>
+    <w:p>
+      <w:pPr>
+        <w:spacing w:line="276" w:lineRule="auto"/>
+        <w:rPr>
+          <w:rFonts w:ascii="微软雅黑" w:eastAsia="微软雅黑" w:hAnsi="微软雅黑"/>
+          <w:sz w:val="18"/>
+          <w:szCs w:val="18"/>
+        </w:rPr>
+        <w:ind w:firstLineChars="200" w:firstLine="420"/>
+      </w:pPr>
+      <w:r>
+        <w:rPr>
+          <w:rFonts w:ascii="微软雅黑" w:eastAsia="微软雅黑" w:hAnsi="微软雅黑"/>
+          <w:sz w:val="18"/>
+          <w:szCs w:val="18"/>
+        </w:rPr>
+        <w:t xml:space="preserve">评估结果支持从样本级分数下钻至顶点/边/面/骨骼影响域的细粒度定位，通过连通域聚类输出区域级定位结果，同时生成异常类型、严重度、触发规则路径和建议处理动作的可解释报告，便于美术和工程快速复查与定向修复。</w:t>
+      </w:r>
+    </w:p>
+    <w:p>
+      <w:pPr>
+        <w:spacing w:line="276" w:lineRule="auto"/>
+        <w:rPr>
+          <w:rFonts w:ascii="微软雅黑" w:eastAsia="微软雅黑" w:hAnsi="微软雅黑"/>
+          <w:sz w:val="18"/>
+          <w:szCs w:val="18"/>
+        </w:rPr>
+      </w:pPr>
+      <w:r>
+        <w:rPr>
+          <w:rFonts w:ascii="微软雅黑" w:eastAsia="微软雅黑" w:hAnsi="微软雅黑"/>
+          <w:sz w:val="18"/>
+          <w:szCs w:val="18"/>
+          <w:b/>
+          <w:bCs/>
+        </w:rPr>
+        <w:t xml:space="preserve">关键点五：数据闭环联动执行</w:t>
+      </w:r>
+    </w:p>
+    <w:p>
+      <w:pPr>
+        <w:spacing w:line="276" w:lineRule="auto"/>
+        <w:rPr>
+          <w:rFonts w:ascii="微软雅黑" w:eastAsia="微软雅黑" w:hAnsi="微软雅黑"/>
+          <w:sz w:val="18"/>
+          <w:szCs w:val="18"/>
+        </w:rPr>
+        <w:ind w:firstLineChars="200" w:firstLine="420"/>
+      </w:pPr>
+      <w:r>
+        <w:rPr>
+          <w:rFonts w:ascii="微软雅黑" w:eastAsia="微软雅黑" w:hAnsi="微软雅黑"/>
+          <w:sz w:val="18"/>
+          <w:szCs w:val="18"/>
+        </w:rPr>
+        <w:t xml:space="preserve">按异常评级自动执行样本路由（保留/剔除/降权/重采样）与训练联动（难例入库、定向微调触发、损失调制），将质量评估结果直接转化为训练数据优化动作，形成评估—训练—评估的持续改进闭环。其中"重采样"指对该样本所属类别（如某类异常动作）调整其在训练批次中被抽取的概率或重复次数（过采样难例、欠采样冗余正常样本），而非对样本本身做几何修复；几何层面的修复由下游后处理算子另行承担。</w:t>
+      </w:r>
+    </w:p>
+    <w:p>
+      <w:pPr>
+        <w:spacing w:line="276" w:lineRule="auto"/>
+        <w:rPr>
+          <w:rFonts w:ascii="微软雅黑" w:eastAsia="微软雅黑" w:hAnsi="微软雅黑"/>
+          <w:sz w:val="18"/>
+          <w:szCs w:val="18"/>
+        </w:rPr>
+      </w:pPr>
+      <w:r>
+        <w:rPr>
+          <w:rFonts w:ascii="微软雅黑" w:eastAsia="微软雅黑" w:hAnsi="微软雅黑"/>
+          <w:sz w:val="18"/>
+          <w:szCs w:val="18"/>
+          <w:b/>
+          <w:bCs/>
+        </w:rPr>
         <w:t xml:space="preserve">关键点六：质量闸门化部署与版本回归</w:t>
       </w:r>
     </w:p>
@@ -2914,7 +3232,79 @@
           <w:sz w:val="18"/>
           <w:szCs w:val="18"/>
         </w:rPr>
-        <w:t xml:space="preserve">将评估机制部署为三类标准闸门（资产入库闸门、训练数据闸门、模型发布闸门），并通过版本回归机制持续监控关键指标趋势，一旦新版本指标退化超过阈值，自动阻断发布或触发回滚，实现对生产质量的系统性保障。</w:t>
+        <w:t xml:space="preserve">将评估机制部署为三类标准闸门（资产入库闸门、训练数据闸门、模型发布闸门），即在资产入库、训练数据入集、模型发布这三个环节分别设置对应的自动校验卡口；并通过版本回归机制持续监控关键指标趋势，一旦新版本指标退化超过阈值，自动阻断发布或触发回滚，实现对生产质量的系统性保障。此处"关键指标"指在配置中被标记为 `is_critical` 的若干高优先级指标，典型为穿插指标 </w:t>
+      </w:r>
+      <m:oMath>
+        <m:box>
+          <m:e>
+            <m:sSub>
+              <m:e>
+                <m:r>
+                  <m:rPr>
+                    <m:sty m:val="i"/>
+                  </m:rPr>
+                  <m:t>m</m:t>
+                </m:r>
+              </m:e>
+              <m:sub>
+                <m:box>
+                  <m:e>
+                    <m:r>
+                      <m:rPr>
+                        <m:nor/>
+                      </m:rPr>
+                      <m:t>pen</m:t>
+                    </m:r>
+                  </m:e>
+                </m:box>
+              </m:sub>
+            </m:sSub>
+          </m:e>
+        </m:box>
+      </m:oMath>
+      <w:r>
+        <w:rPr>
+          <w:rFonts w:ascii="微软雅黑" w:eastAsia="微软雅黑" w:hAnsi="微软雅黑"/>
+          <w:sz w:val="18"/>
+          <w:szCs w:val="18"/>
+        </w:rPr>
+        <w:t xml:space="preserve"> 与共线/翻折指标 </w:t>
+      </w:r>
+      <m:oMath>
+        <m:box>
+          <m:e>
+            <m:sSub>
+              <m:e>
+                <m:r>
+                  <m:rPr>
+                    <m:sty m:val="i"/>
+                  </m:rPr>
+                  <m:t>m</m:t>
+                </m:r>
+              </m:e>
+              <m:sub>
+                <m:box>
+                  <m:e>
+                    <m:r>
+                      <m:rPr>
+                        <m:nor/>
+                      </m:rPr>
+                      <m:t>col</m:t>
+                    </m:r>
+                  </m:e>
+                </m:box>
+              </m:sub>
+            </m:sSub>
+          </m:e>
+        </m:box>
+      </m:oMath>
+      <w:r>
+        <w:rPr>
+          <w:rFonts w:ascii="微软雅黑" w:eastAsia="微软雅黑" w:hAnsi="微软雅黑"/>
+          <w:sz w:val="18"/>
+          <w:szCs w:val="18"/>
+        </w:rPr>
+        <w:t xml:space="preserve">（即一旦严重即不可接受的硬性缺陷指标），具体集合可按项目配置。</w:t>
       </w:r>
     </w:p>
     <w:p>
@@ -4329,7 +4719,7 @@
                     </m:r>
                     <m:r>
                       <m:rPr>
-                        <m:sty m:val="p"/>
+                        <m:sty m:val="i"/>
                       </m:rPr>
                       <m:t>×</m:t>
                     </m:r>
@@ -4341,7 +4731,7 @@
                     </m:r>
                     <m:r>
                       <m:rPr>
-                        <m:sty m:val="p"/>
+                        <m:sty m:val="i"/>
                       </m:rPr>
                       <m:t>×</m:t>
                     </m:r>
@@ -4449,7 +4839,7 @@
                     </m:r>
                     <m:r>
                       <m:rPr>
-                        <m:sty m:val="p"/>
+                        <m:sty m:val="i"/>
                       </m:rPr>
                       <m:t>×</m:t>
                     </m:r>
@@ -4472,7 +4862,167 @@
           <w:sz w:val="18"/>
           <w:szCs w:val="18"/>
         </w:rPr>
-        <w:t xml:space="preserve">；</w:t>
+        <w:t xml:space="preserve">；其中骨骼变换 </w:t>
+      </w:r>
+      <m:oMath>
+        <m:box>
+          <m:e>
+            <m:sSub>
+              <m:e>
+                <m:r>
+                  <m:rPr>
+                    <m:sty m:val="i"/>
+                  </m:rPr>
+                  <m:t>𝐁</m:t>
+                </m:r>
+              </m:e>
+              <m:sub>
+                <m:r>
+                  <m:rPr>
+                    <m:sty m:val="i"/>
+                  </m:rPr>
+                  <m:t>t</m:t>
+                </m:r>
+              </m:sub>
+            </m:sSub>
+          </m:e>
+        </m:box>
+      </m:oMath>
+      <w:r>
+        <w:rPr>
+          <w:rFonts w:ascii="微软雅黑" w:eastAsia="微软雅黑" w:hAnsi="微软雅黑"/>
+          <w:sz w:val="18"/>
+          <w:szCs w:val="18"/>
+        </w:rPr>
+        <w:t xml:space="preserve"> 是第 </w:t>
+      </w:r>
+      <m:oMath>
+        <m:box>
+          <m:e>
+            <m:r>
+              <m:rPr>
+                <m:sty m:val="i"/>
+              </m:rPr>
+              <m:t>t</m:t>
+            </m:r>
+          </m:e>
+        </m:box>
+      </m:oMath>
+      <w:r>
+        <w:rPr>
+          <w:rFonts w:ascii="微软雅黑" w:eastAsia="微软雅黑" w:hAnsi="微软雅黑"/>
+          <w:sz w:val="18"/>
+          <w:szCs w:val="18"/>
+        </w:rPr>
+        <w:t xml:space="preserve"> 帧下每根骨骼从"骨骼局部空间→模型空间"的变换矩阵集合，每个元素对应一根骨骼，完成的正是从绑定姿态空间（T-Pose 时网格所在模型空间）到当前动画姿态空间的映射；权重矩阵 </w:t>
+      </w:r>
+      <m:oMath>
+        <m:box>
+          <m:e>
+            <m:r>
+              <m:rPr>
+                <m:sty m:val="i"/>
+              </m:rPr>
+              <m:t>𝐖</m:t>
+            </m:r>
+          </m:e>
+        </m:box>
+      </m:oMath>
+      <w:r>
+        <w:rPr>
+          <w:rFonts w:ascii="微软雅黑" w:eastAsia="微软雅黑" w:hAnsi="微软雅黑"/>
+          <w:sz w:val="18"/>
+          <w:szCs w:val="18"/>
+        </w:rPr>
+        <w:t xml:space="preserve"> 的元素 </w:t>
+      </w:r>
+      <m:oMath>
+        <m:box>
+          <m:e>
+            <m:sSub>
+              <m:e>
+                <m:r>
+                  <m:rPr>
+                    <m:sty m:val="i"/>
+                  </m:rPr>
+                  <m:t>W</m:t>
+                </m:r>
+              </m:e>
+              <m:sub>
+                <m:box>
+                  <m:e>
+                    <m:r>
+                      <m:rPr>
+                        <m:sty m:val="i"/>
+                      </m:rPr>
+                      <m:t>n</m:t>
+                    </m:r>
+                    <m:r>
+                      <m:rPr>
+                        <m:sty m:val="p"/>
+                      </m:rPr>
+                      <m:t>,</m:t>
+                    </m:r>
+                    <m:r>
+                      <m:rPr>
+                        <m:sty m:val="i"/>
+                      </m:rPr>
+                      <m:t>b</m:t>
+                    </m:r>
+                  </m:e>
+                </m:box>
+              </m:sub>
+            </m:sSub>
+          </m:e>
+        </m:box>
+      </m:oMath>
+      <w:r>
+        <w:rPr>
+          <w:rFonts w:ascii="微软雅黑" w:eastAsia="微软雅黑" w:hAnsi="微软雅黑"/>
+          <w:sz w:val="18"/>
+          <w:szCs w:val="18"/>
+        </w:rPr>
+        <w:t xml:space="preserve"> 表征顶点 </w:t>
+      </w:r>
+      <m:oMath>
+        <m:box>
+          <m:e>
+            <m:r>
+              <m:rPr>
+                <m:sty m:val="i"/>
+              </m:rPr>
+              <m:t>n</m:t>
+            </m:r>
+          </m:e>
+        </m:box>
+      </m:oMath>
+      <w:r>
+        <w:rPr>
+          <w:rFonts w:ascii="微软雅黑" w:eastAsia="微软雅黑" w:hAnsi="微软雅黑"/>
+          <w:sz w:val="18"/>
+          <w:szCs w:val="18"/>
+        </w:rPr>
+        <w:t xml:space="preserve"> 被骨骼 </w:t>
+      </w:r>
+      <m:oMath>
+        <m:box>
+          <m:e>
+            <m:r>
+              <m:rPr>
+                <m:sty m:val="i"/>
+              </m:rPr>
+              <m:t>b</m:t>
+            </m:r>
+          </m:e>
+        </m:box>
+      </m:oMath>
+      <w:r>
+        <w:rPr>
+          <w:rFonts w:ascii="微软雅黑" w:eastAsia="微软雅黑" w:hAnsi="微软雅黑"/>
+          <w:sz w:val="18"/>
+          <w:szCs w:val="18"/>
+        </w:rPr>
+        <w:t xml:space="preserve"> 影响的程度（比例），每个顶点至少被一根骨骼影响，可同时受多根骨骼影响（对应多个骨骼变换矩阵按权重线性混合，即 LBS 线性混合蒙皮）；</w:t>
       </w:r>
     </w:p>
     <w:p>
@@ -4598,7 +5148,47 @@
           <w:sz w:val="18"/>
           <w:szCs w:val="18"/>
         </w:rPr>
-        <w:t xml:space="preserve">；</w:t>
+        <w:t xml:space="preserve">；其中部位分组 </w:t>
+      </w:r>
+      <m:oMath>
+        <m:box>
+          <m:e>
+            <m:r>
+              <m:rPr>
+                <m:sty m:val="i"/>
+              </m:rPr>
+              <m:t>𝒫</m:t>
+            </m:r>
+          </m:e>
+        </m:box>
+      </m:oMath>
+      <w:r>
+        <w:rPr>
+          <w:rFonts w:ascii="微软雅黑" w:eastAsia="微软雅黑" w:hAnsi="微软雅黑"/>
+          <w:sz w:val="18"/>
+          <w:szCs w:val="18"/>
+        </w:rPr>
+        <w:t xml:space="preserve"> 将网格顶点按身体部位（头发、躯干、四肢、布料等）划分，同一部位可受至少一根骨骼影响；骨骼层级 </w:t>
+      </w:r>
+      <m:oMath>
+        <m:box>
+          <m:e>
+            <m:r>
+              <m:rPr>
+                <m:sty m:val="i"/>
+              </m:rPr>
+              <m:t>ℋ</m:t>
+            </m:r>
+          </m:e>
+        </m:box>
+      </m:oMath>
+      <w:r>
+        <w:rPr>
+          <w:rFonts w:ascii="微软雅黑" w:eastAsia="微软雅黑" w:hAnsi="微软雅黑"/>
+          <w:sz w:val="18"/>
+          <w:szCs w:val="18"/>
+        </w:rPr>
+        <w:t xml:space="preserve"> 描述骨骼的父子树结构（除根骨骼外每根骨骼有唯一父骨骼，子骨骼的位姿相对父骨骼定义）；</w:t>
       </w:r>
     </w:p>
     <w:p>
@@ -4701,6 +5291,357 @@
           <w:szCs w:val="18"/>
         </w:rPr>
         <w:t xml:space="preserve">。</w:t>
+      </w:r>
+    </w:p>
+    <w:p>
+      <w:pPr>
+        <w:spacing w:line="276" w:lineRule="auto"/>
+        <w:rPr>
+          <w:rFonts w:ascii="微软雅黑" w:eastAsia="微软雅黑" w:hAnsi="微软雅黑"/>
+          <w:sz w:val="18"/>
+          <w:szCs w:val="18"/>
+        </w:rPr>
+        <w:ind w:firstLineChars="200" w:firstLine="420"/>
+      </w:pPr>
+      <w:r>
+        <w:rPr>
+          <w:rFonts w:ascii="微软雅黑" w:eastAsia="微软雅黑" w:hAnsi="微软雅黑"/>
+          <w:sz w:val="18"/>
+          <w:szCs w:val="18"/>
+        </w:rPr>
+        <w:t xml:space="preserve">需补充说明各输入的来源与用途：上述蒙皮结果中，</w:t>
+      </w:r>
+      <w:r>
+        <w:rPr>
+          <w:rFonts w:ascii="微软雅黑" w:eastAsia="微软雅黑" w:hAnsi="微软雅黑"/>
+          <w:sz w:val="18"/>
+          <w:szCs w:val="18"/>
+          <w:b/>
+          <w:bCs/>
+        </w:rPr>
+        <w:t xml:space="preserve">权重矩阵 </w:t>
+      </w:r>
+      <m:oMath>
+        <m:box>
+          <m:e>
+            <m:r>
+              <m:rPr>
+                <m:sty m:val="i"/>
+              </m:rPr>
+              <m:t>𝐖</m:t>
+            </m:r>
+          </m:e>
+        </m:box>
+      </m:oMath>
+      <w:r>
+        <w:rPr>
+          <w:rFonts w:ascii="微软雅黑" w:eastAsia="微软雅黑" w:hAnsi="微软雅黑"/>
+          <w:sz w:val="18"/>
+          <w:szCs w:val="18"/>
+          <w:b/>
+          <w:bCs/>
+        </w:rPr>
+        <w:t xml:space="preserve"> 由自动蒙皮AI模型生成</w:t>
+      </w:r>
+      <w:r>
+        <w:rPr>
+          <w:rFonts w:ascii="微软雅黑" w:eastAsia="微软雅黑" w:hAnsi="微软雅黑"/>
+          <w:sz w:val="18"/>
+          <w:szCs w:val="18"/>
+        </w:rPr>
+        <w:t xml:space="preserve">，而顶点序列 </w:t>
+      </w:r>
+      <m:oMath>
+        <m:box>
+          <m:e>
+            <m:sSub>
+              <m:e>
+                <m:r>
+                  <m:rPr>
+                    <m:sty m:val="i"/>
+                  </m:rPr>
+                  <m:t>𝐕</m:t>
+                </m:r>
+              </m:e>
+              <m:sub>
+                <m:box>
+                  <m:e>
+                    <m:r>
+                      <m:rPr>
+                        <m:sty m:val="p"/>
+                      </m:rPr>
+                      <m:t>1</m:t>
+                    </m:r>
+                    <m:r>
+                      <m:rPr>
+                        <m:sty m:val="i"/>
+                      </m:rPr>
+                      <m:t>:</m:t>
+                    </m:r>
+                    <m:r>
+                      <m:rPr>
+                        <m:sty m:val="i"/>
+                      </m:rPr>
+                      <m:t>T</m:t>
+                    </m:r>
+                  </m:e>
+                </m:box>
+              </m:sub>
+            </m:sSub>
+          </m:e>
+        </m:box>
+      </m:oMath>
+      <w:r>
+        <w:rPr>
+          <w:rFonts w:ascii="微软雅黑" w:eastAsia="微软雅黑" w:hAnsi="微软雅黑"/>
+          <w:sz w:val="18"/>
+          <w:szCs w:val="18"/>
+        </w:rPr>
+        <w:t xml:space="preserve"> 与骨骼变换序列 </w:t>
+      </w:r>
+      <m:oMath>
+        <m:box>
+          <m:e>
+            <m:sSub>
+              <m:e>
+                <m:r>
+                  <m:rPr>
+                    <m:sty m:val="i"/>
+                  </m:rPr>
+                  <m:t>𝐁</m:t>
+                </m:r>
+              </m:e>
+              <m:sub>
+                <m:box>
+                  <m:e>
+                    <m:r>
+                      <m:rPr>
+                        <m:sty m:val="p"/>
+                      </m:rPr>
+                      <m:t>1</m:t>
+                    </m:r>
+                    <m:r>
+                      <m:rPr>
+                        <m:sty m:val="i"/>
+                      </m:rPr>
+                      <m:t>:</m:t>
+                    </m:r>
+                    <m:r>
+                      <m:rPr>
+                        <m:sty m:val="i"/>
+                      </m:rPr>
+                      <m:t>T</m:t>
+                    </m:r>
+                  </m:e>
+                </m:box>
+              </m:sub>
+            </m:sSub>
+          </m:e>
+        </m:box>
+      </m:oMath>
+      <w:r>
+        <w:rPr>
+          <w:rFonts w:ascii="微软雅黑" w:eastAsia="微软雅黑" w:hAnsi="微软雅黑"/>
+          <w:sz w:val="18"/>
+          <w:szCs w:val="18"/>
+        </w:rPr>
+        <w:t xml:space="preserve"> 是用 </w:t>
+      </w:r>
+      <m:oMath>
+        <m:box>
+          <m:e>
+            <m:r>
+              <m:rPr>
+                <m:sty m:val="i"/>
+              </m:rPr>
+              <m:t>𝐖</m:t>
+            </m:r>
+          </m:e>
+        </m:box>
+      </m:oMath>
+      <w:r>
+        <w:rPr>
+          <w:rFonts w:ascii="微软雅黑" w:eastAsia="微软雅黑" w:hAnsi="微软雅黑"/>
+          <w:sz w:val="18"/>
+          <w:szCs w:val="18"/>
+        </w:rPr>
+        <w:t xml:space="preserve"> 经 LBS 驱动后得到的数据。各数据在后续处理中的分工为：顶点序列 </w:t>
+      </w:r>
+      <m:oMath>
+        <m:box>
+          <m:e>
+            <m:sSub>
+              <m:e>
+                <m:r>
+                  <m:rPr>
+                    <m:sty m:val="i"/>
+                  </m:rPr>
+                  <m:t>𝐕</m:t>
+                </m:r>
+              </m:e>
+              <m:sub>
+                <m:box>
+                  <m:e>
+                    <m:r>
+                      <m:rPr>
+                        <m:sty m:val="p"/>
+                      </m:rPr>
+                      <m:t>1</m:t>
+                    </m:r>
+                    <m:r>
+                      <m:rPr>
+                        <m:sty m:val="i"/>
+                      </m:rPr>
+                      <m:t>:</m:t>
+                    </m:r>
+                    <m:r>
+                      <m:rPr>
+                        <m:sty m:val="i"/>
+                      </m:rPr>
+                      <m:t>T</m:t>
+                    </m:r>
+                  </m:e>
+                </m:box>
+              </m:sub>
+            </m:sSub>
+          </m:e>
+        </m:box>
+      </m:oMath>
+      <w:r>
+        <w:rPr>
+          <w:rFonts w:ascii="微软雅黑" w:eastAsia="微软雅黑" w:hAnsi="微软雅黑"/>
+          <w:sz w:val="18"/>
+          <w:szCs w:val="18"/>
+        </w:rPr>
+        <w:t xml:space="preserve"> 是几乎所有指标的核心输入（穿插的相交几何、粘连的距离/速度/滑移、能量的帧间形变、边界的速度方向均由其计算，见 §3.2.2）；网格拓扑 </w:t>
+      </w:r>
+      <m:oMath>
+        <m:box>
+          <m:e>
+            <m:r>
+              <m:rPr>
+                <m:sty m:val="i"/>
+              </m:rPr>
+              <m:t>ℳ</m:t>
+            </m:r>
+          </m:e>
+        </m:box>
+      </m:oMath>
+      <w:r>
+        <w:rPr>
+          <w:rFonts w:ascii="微软雅黑" w:eastAsia="微软雅黑" w:hAnsi="微软雅黑"/>
+          <w:sz w:val="18"/>
+          <w:szCs w:val="18"/>
+        </w:rPr>
+        <w:t xml:space="preserve"> 用于确定面片邻接、构建候选对与 §3.2.5 的连通域聚类；部位分组 </w:t>
+      </w:r>
+      <m:oMath>
+        <m:box>
+          <m:e>
+            <m:r>
+              <m:rPr>
+                <m:sty m:val="i"/>
+              </m:rPr>
+              <m:t>𝒫</m:t>
+            </m:r>
+          </m:e>
+        </m:box>
+      </m:oMath>
+      <w:r>
+        <w:rPr>
+          <w:rFonts w:ascii="微软雅黑" w:eastAsia="微软雅黑" w:hAnsi="微软雅黑"/>
+          <w:sz w:val="18"/>
+          <w:szCs w:val="18"/>
+        </w:rPr>
+        <w:t xml:space="preserve"> 用于 §3.2.3 的分部位自适应阈值与边界顶点提取；权重矩阵 </w:t>
+      </w:r>
+      <m:oMath>
+        <m:box>
+          <m:e>
+            <m:r>
+              <m:rPr>
+                <m:sty m:val="i"/>
+              </m:rPr>
+              <m:t>𝐖</m:t>
+            </m:r>
+          </m:e>
+        </m:box>
+      </m:oMath>
+      <w:r>
+        <w:rPr>
+          <w:rFonts w:ascii="微软雅黑" w:eastAsia="微软雅黑" w:hAnsi="微软雅黑"/>
+          <w:sz w:val="18"/>
+          <w:szCs w:val="18"/>
+        </w:rPr>
+        <w:t xml:space="preserve"> 用于 §3.2.5 反推责任骨骼；骨骼变换 </w:t>
+      </w:r>
+      <m:oMath>
+        <m:box>
+          <m:e>
+            <m:sSub>
+              <m:e>
+                <m:r>
+                  <m:rPr>
+                    <m:sty m:val="i"/>
+                  </m:rPr>
+                  <m:t>𝐁</m:t>
+                </m:r>
+              </m:e>
+              <m:sub>
+                <m:box>
+                  <m:e>
+                    <m:r>
+                      <m:rPr>
+                        <m:sty m:val="p"/>
+                      </m:rPr>
+                      <m:t>1</m:t>
+                    </m:r>
+                    <m:r>
+                      <m:rPr>
+                        <m:sty m:val="i"/>
+                      </m:rPr>
+                      <m:t>:</m:t>
+                    </m:r>
+                    <m:r>
+                      <m:rPr>
+                        <m:sty m:val="i"/>
+                      </m:rPr>
+                      <m:t>T</m:t>
+                    </m:r>
+                  </m:e>
+                </m:box>
+              </m:sub>
+            </m:sSub>
+          </m:e>
+        </m:box>
+      </m:oMath>
+      <w:r>
+        <w:rPr>
+          <w:rFonts w:ascii="微软雅黑" w:eastAsia="微软雅黑" w:hAnsi="微软雅黑"/>
+          <w:sz w:val="18"/>
+          <w:szCs w:val="18"/>
+        </w:rPr>
+        <w:t xml:space="preserve"> 与骨骼层级 </w:t>
+      </w:r>
+      <m:oMath>
+        <m:box>
+          <m:e>
+            <m:r>
+              <m:rPr>
+                <m:sty m:val="i"/>
+              </m:rPr>
+              <m:t>ℋ</m:t>
+            </m:r>
+          </m:e>
+        </m:box>
+      </m:oMath>
+      <w:r>
+        <w:rPr>
+          <w:rFonts w:ascii="微软雅黑" w:eastAsia="微软雅黑" w:hAnsi="微软雅黑"/>
+          <w:sz w:val="18"/>
+          <w:szCs w:val="18"/>
+        </w:rPr>
+        <w:t xml:space="preserve"> 用于按骨骼/部位组织候选对及责任骨骼簇归并。</w:t>
       </w:r>
     </w:p>
     <w:p>
@@ -4997,6 +5938,134 @@
           <w:sz w:val="18"/>
           <w:szCs w:val="18"/>
         </w:rPr>
+      </w:pPr>
+      <w:r>
+        <w:rPr>
+          <w:rFonts w:ascii="微软雅黑" w:eastAsia="微软雅黑" w:hAnsi="微软雅黑"/>
+          <w:sz w:val="18"/>
+          <w:szCs w:val="18"/>
+          <w:b/>
+          <w:bCs/>
+        </w:rPr>
+        <w:t xml:space="preserve">关于指标的计算粒度</w:t>
+      </w:r>
+      <w:r>
+        <w:rPr>
+          <w:rFonts w:ascii="微软雅黑" w:eastAsia="微软雅黑" w:hAnsi="微软雅黑"/>
+          <w:sz w:val="18"/>
+          <w:szCs w:val="18"/>
+        </w:rPr>
+        <w:t xml:space="preserve"> ：本发明的指标体系采用"先元素级、后聚合"的统一粒度约定。穿插、粘连、共线/翻折等接触类指标本质上在</w:t>
+      </w:r>
+      <w:r>
+        <w:rPr>
+          <w:rFonts w:ascii="微软雅黑" w:eastAsia="微软雅黑" w:hAnsi="微软雅黑"/>
+          <w:sz w:val="18"/>
+          <w:szCs w:val="18"/>
+          <w:b/>
+          <w:bCs/>
+        </w:rPr>
+        <w:t xml:space="preserve">候选对（面片对/部位对）级</w:t>
+      </w:r>
+      <w:r>
+        <w:rPr>
+          <w:rFonts w:ascii="微软雅黑" w:eastAsia="微软雅黑" w:hAnsi="微软雅黑"/>
+          <w:sz w:val="18"/>
+          <w:szCs w:val="18"/>
+        </w:rPr>
+        <w:t xml:space="preserve">计算，再归并到相关顶点；能量、边界连续性等形变类指标在</w:t>
+      </w:r>
+      <w:r>
+        <w:rPr>
+          <w:rFonts w:ascii="微软雅黑" w:eastAsia="微软雅黑" w:hAnsi="微软雅黑"/>
+          <w:sz w:val="18"/>
+          <w:szCs w:val="18"/>
+          <w:b/>
+          <w:bCs/>
+        </w:rPr>
+        <w:t xml:space="preserve">顶点级</w:t>
+      </w:r>
+      <w:r>
+        <w:rPr>
+          <w:rFonts w:ascii="微软雅黑" w:eastAsia="微软雅黑" w:hAnsi="微软雅黑"/>
+          <w:sz w:val="18"/>
+          <w:szCs w:val="18"/>
+        </w:rPr>
+        <w:t xml:space="preserve">计算。无论哪类指标，最终都在两个层级上被使用：(1) 顶点/面片级 </w:t>
+      </w:r>
+      <m:oMath>
+        <m:box>
+          <m:e>
+            <m:sSub>
+              <m:e>
+                <m:r>
+                  <m:rPr>
+                    <m:sty m:val="i"/>
+                  </m:rPr>
+                  <m:t>z</m:t>
+                </m:r>
+              </m:e>
+              <m:sub>
+                <m:r>
+                  <m:rPr>
+                    <m:sty m:val="i"/>
+                  </m:rPr>
+                  <m:t>i</m:t>
+                </m:r>
+              </m:sub>
+            </m:sSub>
+          </m:e>
+        </m:box>
+      </m:oMath>
+      <w:r>
+        <w:rPr>
+          <w:rFonts w:ascii="微软雅黑" w:eastAsia="微软雅黑" w:hAnsi="微软雅黑"/>
+          <w:sz w:val="18"/>
+          <w:szCs w:val="18"/>
+        </w:rPr>
+        <w:t xml:space="preserve">，用于 §3.2.5 的连通域异常定位；(2) 帧级聚合分数 </w:t>
+      </w:r>
+      <m:oMath>
+        <m:box>
+          <m:e>
+            <m:sSub>
+              <m:e>
+                <m:r>
+                  <m:rPr>
+                    <m:sty m:val="i"/>
+                  </m:rPr>
+                  <m:t>Q</m:t>
+                </m:r>
+              </m:e>
+              <m:sub>
+                <m:r>
+                  <m:rPr>
+                    <m:sty m:val="i"/>
+                  </m:rPr>
+                  <m:t>t</m:t>
+                </m:r>
+              </m:sub>
+            </m:sSub>
+          </m:e>
+        </m:box>
+      </m:oMath>
+      <w:r>
+        <w:rPr>
+          <w:rFonts w:ascii="微软雅黑" w:eastAsia="微软雅黑" w:hAnsi="微软雅黑"/>
+          <w:sz w:val="18"/>
+          <w:szCs w:val="18"/>
+        </w:rPr>
+        <w:t xml:space="preserve">（§3.2.4，对同一帧内所有部位/候选对的指标做加权求和并叠加门控），用于 §3.2.4 的帧级分级与时序平滑。因此"指标值"既存在顶点维度的版本，也存在帧维度的版本，二者通过部位级分位数（§3.2.3）与帧级求和（§3.2.4）逐层聚合而得。</w:t>
+      </w:r>
+    </w:p>
+    <w:p>
+      <w:pPr>
+        <w:spacing w:line="276" w:lineRule="auto"/>
+        <w:rPr>
+          <w:rFonts w:ascii="微软雅黑" w:eastAsia="微软雅黑" w:hAnsi="微软雅黑"/>
+          <w:sz w:val="18"/>
+          <w:szCs w:val="18"/>
+        </w:rPr>
         <w:ind w:firstLineChars="200" w:firstLine="420"/>
       </w:pPr>
       <w:r>
@@ -5072,7 +6141,43 @@
           <w:sz w:val="18"/>
           <w:szCs w:val="18"/>
         </w:rPr>
-        <w:t xml:space="preserve">基于几何体相交深度 </w:t>
+        <w:t xml:space="preserve">穿插指标 </w:t>
+      </w:r>
+      <m:oMath>
+        <m:box>
+          <m:e>
+            <m:sSub>
+              <m:e>
+                <m:r>
+                  <m:rPr>
+                    <m:sty m:val="i"/>
+                  </m:rPr>
+                  <m:t>m</m:t>
+                </m:r>
+              </m:e>
+              <m:sub>
+                <m:box>
+                  <m:e>
+                    <m:r>
+                      <m:rPr>
+                        <m:nor/>
+                      </m:rPr>
+                      <m:t>pen</m:t>
+                    </m:r>
+                  </m:e>
+                </m:box>
+              </m:sub>
+            </m:sSub>
+          </m:e>
+        </m:box>
+      </m:oMath>
+      <w:r>
+        <w:rPr>
+          <w:rFonts w:ascii="微软雅黑" w:eastAsia="微软雅黑" w:hAnsi="微软雅黑"/>
+          <w:sz w:val="18"/>
+          <w:szCs w:val="18"/>
+        </w:rPr>
+        <w:t xml:space="preserve"> 用于衡量蒙皮结果（即由骨骼变换与权重驱动得到的当前帧网格）中不同部位之间自相交（穿模）的严重程度。基于几何体相交深度 </w:t>
       </w:r>
       <m:oMath>
         <m:box>
@@ -5346,7 +6451,7 @@
                   <m:e>
                     <m:r>
                       <m:rPr>
-                        <m:sty m:val="p"/>
+                        <m:sty m:val="i"/>
                       </m:rPr>
                       <m:t>·</m:t>
                     </m:r>
@@ -5371,7 +6476,43 @@
           <w:sz w:val="18"/>
           <w:szCs w:val="18"/>
         </w:rPr>
-        <w:t xml:space="preserve"> 表示按各自参数范围归一化后的量。具体地，相交深度 </w:t>
+        <w:t xml:space="preserve"> 表示按各自参数范围归一化后的量。各量定义如下：</w:t>
+      </w:r>
+      <w:r>
+        <w:rPr>
+          <w:rFonts w:ascii="微软雅黑" w:eastAsia="微软雅黑" w:hAnsi="微软雅黑"/>
+          <w:sz w:val="18"/>
+          <w:szCs w:val="18"/>
+          <w:b/>
+          <w:bCs/>
+        </w:rPr>
+        <w:t xml:space="preserve">候选面片对</w:t>
+      </w:r>
+      <w:r>
+        <w:rPr>
+          <w:rFonts w:ascii="微软雅黑" w:eastAsia="微软雅黑" w:hAnsi="微软雅黑"/>
+          <w:sz w:val="18"/>
+          <w:szCs w:val="18"/>
+        </w:rPr>
+        <w:t xml:space="preserve">指当前帧蒙皮结果中来自两个不同部位、且通过宽相（AABB）检测判定"可能相交"的一对三角面片（仅是候选，不一定真的穿插）；</w:t>
+      </w:r>
+      <w:r>
+        <w:rPr>
+          <w:rFonts w:ascii="微软雅黑" w:eastAsia="微软雅黑" w:hAnsi="微软雅黑"/>
+          <w:sz w:val="18"/>
+          <w:szCs w:val="18"/>
+          <w:b/>
+          <w:bCs/>
+        </w:rPr>
+        <w:t xml:space="preserve">相交深度</w:t>
+      </w:r>
+      <w:r>
+        <w:rPr>
+          <w:rFonts w:ascii="微软雅黑" w:eastAsia="微软雅黑" w:hAnsi="微软雅黑"/>
+          <w:sz w:val="18"/>
+          <w:szCs w:val="18"/>
+        </w:rPr>
+        <w:t xml:space="preserve"> </w:t>
       </w:r>
       <m:oMath>
         <m:box>
@@ -5391,7 +6532,25 @@
           <w:sz w:val="18"/>
           <w:szCs w:val="18"/>
         </w:rPr>
-        <w:t xml:space="preserve"> 定义为沿接触法线方向两物体最大穿透距离，通过对候选面片对执行最近点投影并取有符号距离的负值部分获得；相交面积 </w:t>
+        <w:t xml:space="preserve"> 定义为沿接触法线方向"两物体"（即发生穿插的两个部位对应的面片）最大穿透距离——若面片1上的点落在面片2内侧（穿透了面片2），则取其沿面片2法线的有符号距离负值作为局部穿透深度，所有此类值的最大值即为最大穿透距离，工程上通过对候选面片对执行最近点投影并取有符号距离的负值部分获得；</w:t>
+      </w:r>
+      <w:r>
+        <w:rPr>
+          <w:rFonts w:ascii="微软雅黑" w:eastAsia="微软雅黑" w:hAnsi="微软雅黑"/>
+          <w:sz w:val="18"/>
+          <w:szCs w:val="18"/>
+          <w:b/>
+          <w:bCs/>
+        </w:rPr>
+        <w:t xml:space="preserve">相交面积</w:t>
+      </w:r>
+      <w:r>
+        <w:rPr>
+          <w:rFonts w:ascii="微软雅黑" w:eastAsia="微软雅黑" w:hAnsi="微软雅黑"/>
+          <w:sz w:val="18"/>
+          <w:szCs w:val="18"/>
+        </w:rPr>
+        <w:t xml:space="preserve"> </w:t>
       </w:r>
       <m:oMath>
         <m:box>
@@ -5411,7 +6570,77 @@
           <w:sz w:val="18"/>
           <w:szCs w:val="18"/>
         </w:rPr>
-        <w:t xml:space="preserve"> 由所有穿透面片的三角形面积之和近似；持续帧贡献 </w:t>
+        <w:t xml:space="preserve"> 为当前帧全部穿透其他面片的三角面片面积之和近似；</w:t>
+      </w:r>
+      <w:r>
+        <w:rPr>
+          <w:rFonts w:ascii="微软雅黑" w:eastAsia="微软雅黑" w:hAnsi="微软雅黑"/>
+          <w:sz w:val="18"/>
+          <w:szCs w:val="18"/>
+          <w:b/>
+          <w:bCs/>
+        </w:rPr>
+        <w:t xml:space="preserve">持续帧数</w:t>
+      </w:r>
+      <w:r>
+        <w:rPr>
+          <w:rFonts w:ascii="微软雅黑" w:eastAsia="微软雅黑" w:hAnsi="微软雅黑"/>
+          <w:sz w:val="18"/>
+          <w:szCs w:val="18"/>
+        </w:rPr>
+        <w:t xml:space="preserve"> </w:t>
+      </w:r>
+      <m:oMath>
+        <m:box>
+          <m:e>
+            <m:r>
+              <m:rPr>
+                <m:sty m:val="i"/>
+              </m:rPr>
+              <m:t>c</m:t>
+            </m:r>
+          </m:e>
+        </m:box>
+      </m:oMath>
+      <w:r>
+        <w:rPr>
+          <w:rFonts w:ascii="微软雅黑" w:eastAsia="微软雅黑" w:hAnsi="微软雅黑"/>
+          <w:sz w:val="18"/>
+          <w:szCs w:val="18"/>
+        </w:rPr>
+        <w:t xml:space="preserve"> 指当前候选片对在当前帧之前已经连续穿插的帧数（若当前帧未发生穿插则 </w:t>
+      </w:r>
+      <m:oMath>
+        <m:box>
+          <m:e>
+            <m:r>
+              <m:rPr>
+                <m:sty m:val="i"/>
+              </m:rPr>
+              <m:t>c</m:t>
+            </m:r>
+            <m:r>
+              <m:rPr>
+                <m:sty m:val="p"/>
+              </m:rPr>
+              <m:t>=</m:t>
+            </m:r>
+            <m:r>
+              <m:rPr>
+                <m:sty m:val="p"/>
+              </m:rPr>
+              <m:t>0</m:t>
+            </m:r>
+          </m:e>
+        </m:box>
+      </m:oMath>
+      <w:r>
+        <w:rPr>
+          <w:rFonts w:ascii="微软雅黑" w:eastAsia="微软雅黑" w:hAnsi="微软雅黑"/>
+          <w:sz w:val="18"/>
+          <w:szCs w:val="18"/>
+        </w:rPr>
+        <w:t xml:space="preserve">），其归一化贡献 </w:t>
       </w:r>
       <m:oMath>
         <m:box>
@@ -5513,7 +6742,7 @@
           <w:sz w:val="18"/>
           <w:szCs w:val="18"/>
         </w:rPr>
-        <w:t xml:space="preserve">，其中 </w:t>
+        <w:t xml:space="preserve">，</w:t>
       </w:r>
       <m:oMath>
         <m:box>
@@ -5545,7 +6774,7 @@
           <w:sz w:val="18"/>
           <w:szCs w:val="18"/>
         </w:rPr>
-        <w:t xml:space="preserve"> 为持续帧饱和阈值（典型值5-15帧）。权重典型取值为 </w:t>
+        <w:t xml:space="preserve"> 为预设的持续帧饱和阈值（典型值5-15帧）。权重典型取值为 </w:t>
       </w:r>
       <m:oMath>
         <m:box>
@@ -5728,7 +6957,7 @@
           <w:sz w:val="18"/>
           <w:szCs w:val="18"/>
         </w:rPr>
-        <w:t xml:space="preserve">基于持续近距离、相对速度一致性（低相对速度模长）和法线一致性（法线夹角保持稳定）联合建模：</w:t>
+        <w:t xml:space="preserve">粘连指标与穿插指标共用同一套候选对：均以当前帧中通过宽相（AABB）检测判定为"可能相交/接近"的两个部位（面片对）为计算对象，而非对全部两两部位穷举；两个指标的候选对生成方式一致，因此其"可能相交的部位集合"也相同，区别仅在于穿插指标关注"已穿透"的对、粘连指标关注"持续贴近但未必穿透"的对。基于持续近距离、相对速度一致性（低相对速度模长）和法线一致性（法线夹角保持稳定）联合建模：</w:t>
       </w:r>
     </w:p>
     <w:p>
@@ -6223,7 +7452,7 @@
           <w:sz w:val="18"/>
           <w:szCs w:val="18"/>
         </w:rPr>
-        <w:t xml:space="preserve"> 为法线一致性项，</w:t>
+        <w:t xml:space="preserve"> 为法线一致性项（衡量相邻面片或对应点的法向量方向是否尽可能一致：方向越一致、越贴合参考方向，越视为"粘住"，从而提高粘连分数），</w:t>
       </w:r>
       <m:oMath>
         <m:box>
@@ -6259,7 +7488,7 @@
           <w:sz w:val="18"/>
           <w:szCs w:val="18"/>
         </w:rPr>
-        <w:t xml:space="preserve"> 为持续帧计数项。各项物理含义如下：归一化距离 </w:t>
+        <w:t xml:space="preserve"> 为持续帧计数项（即该候选面片对截至当前帧已连续粘连的帧数——包含当前帧在内——经归一化后的值，持续越久粘连越显著）。各项物理含义如下：归一化距离 </w:t>
       </w:r>
       <m:oMath>
         <m:box>
@@ -6638,6 +7867,62 @@
                   <m:rPr>
                     <m:sty m:val="i"/>
                   </m:rPr>
+                  <m:t>𝐯</m:t>
+                </m:r>
+              </m:e>
+              <m:sub>
+                <m:r>
+                  <m:rPr>
+                    <m:sty m:val="i"/>
+                  </m:rPr>
+                  <m:t>A</m:t>
+                </m:r>
+              </m:sub>
+            </m:sSub>
+            <m:r>
+              <m:rPr>
+                <m:sty m:val="p"/>
+              </m:rPr>
+              <m:t>,</m:t>
+            </m:r>
+            <m:sSub>
+              <m:e>
+                <m:r>
+                  <m:rPr>
+                    <m:sty m:val="i"/>
+                  </m:rPr>
+                  <m:t>𝐯</m:t>
+                </m:r>
+              </m:e>
+              <m:sub>
+                <m:r>
+                  <m:rPr>
+                    <m:sty m:val="i"/>
+                  </m:rPr>
+                  <m:t>B</m:t>
+                </m:r>
+              </m:sub>
+            </m:sSub>
+          </m:e>
+        </m:box>
+      </m:oMath>
+      <w:r>
+        <w:rPr>
+          <w:rFonts w:ascii="微软雅黑" w:eastAsia="微软雅黑" w:hAnsi="微软雅黑"/>
+          <w:sz w:val="18"/>
+          <w:szCs w:val="18"/>
+        </w:rPr>
+        <w:t xml:space="preserve"> 分别为该候选面片对中两个面片（接触点）在当前帧的运动速度（帧间位移），</w:t>
+      </w:r>
+      <m:oMath>
+        <m:box>
+          <m:e>
+            <m:sSub>
+              <m:e>
+                <m:r>
+                  <m:rPr>
+                    <m:sty m:val="i"/>
+                  </m:rPr>
                   <m:t>v</m:t>
                 </m:r>
               </m:e>
@@ -6663,7 +7948,7 @@
           <w:sz w:val="18"/>
           <w:szCs w:val="18"/>
         </w:rPr>
-        <w:t xml:space="preserve"> 为全局平均运动速度，低相对速度意味着两面片"同步运动"，粘连特征越强；切向滑移 </w:t>
+        <w:t xml:space="preserve"> 为全局平均运动速度（取该帧全部候选面片速度模长的均值，作为归一化的参考尺度），低相对速度意味着两面片"同步运动"，粘连特征越强；切向滑移 </w:t>
       </w:r>
       <m:oMath>
         <m:box>
@@ -7030,7 +8315,142 @@
           <w:sz w:val="18"/>
           <w:szCs w:val="18"/>
         </w:rPr>
-        <w:t xml:space="preserve"> 判定共线异常。令投影区间重叠比 </w:t>
+        <w:t xml:space="preserve"> 判定共线异常。其中：</w:t>
+      </w:r>
+    </w:p>
+    <w:p>
+      <w:pPr>
+        <w:spacing w:line="276" w:lineRule="auto"/>
+        <w:rPr>
+          <w:rFonts w:ascii="微软雅黑" w:eastAsia="微软雅黑" w:hAnsi="微软雅黑"/>
+          <w:sz w:val="18"/>
+          <w:szCs w:val="18"/>
+        </w:rPr>
+        <w:ind w:firstLineChars="200" w:firstLine="420"/>
+      </w:pPr>
+      <w:r>
+        <w:rPr>
+          <w:rFonts w:ascii="微软雅黑" w:eastAsia="微软雅黑" w:hAnsi="微软雅黑"/>
+          <w:sz w:val="18"/>
+          <w:szCs w:val="18"/>
+          <w:b/>
+          <w:bCs/>
+        </w:rPr>
+        <w:t xml:space="preserve">顶点群组：</w:t>
+      </w:r>
+      <w:r>
+        <w:rPr>
+          <w:rFonts w:ascii="微软雅黑" w:eastAsia="微软雅黑" w:hAnsi="微软雅黑"/>
+          <w:sz w:val="18"/>
+          <w:szCs w:val="18"/>
+        </w:rPr>
+        <w:t xml:space="preserve">指由网格拓扑上一组相邻顶点构成的局部簇（如同一候选面片对所涉及的两簇面片各自的顶点集合，或一段连续边链上的顶点）；它与候选面片的对应关系为——先按 §3.2.2 的候选对生成方式（同部件内拓扑邻近、AABB 接近）确定候选面片对，再取每个候选面片及其拓扑邻域的顶点构成该面片对应的顶点群组，从而把"面片对"映射为"两个顶点群组"参与 SAT 投影。</w:t>
+      </w:r>
+    </w:p>
+    <w:p>
+      <w:pPr>
+        <w:spacing w:line="276" w:lineRule="auto"/>
+        <w:rPr>
+          <w:rFonts w:ascii="微软雅黑" w:eastAsia="微软雅黑" w:hAnsi="微软雅黑"/>
+          <w:sz w:val="18"/>
+          <w:szCs w:val="18"/>
+        </w:rPr>
+        <w:ind w:firstLineChars="200" w:firstLine="420"/>
+      </w:pPr>
+      <w:r>
+        <w:rPr>
+          <w:rFonts w:ascii="微软雅黑" w:eastAsia="微软雅黑" w:hAnsi="微软雅黑"/>
+          <w:sz w:val="18"/>
+          <w:szCs w:val="18"/>
+          <w:b/>
+          <w:bCs/>
+        </w:rPr>
+        <w:t xml:space="preserve">候选轴 \(\mathbf{a}\)：</w:t>
+      </w:r>
+      <w:r>
+        <w:rPr>
+          <w:rFonts w:ascii="微软雅黑" w:eastAsia="微软雅黑" w:hAnsi="微软雅黑"/>
+          <w:sz w:val="18"/>
+          <w:szCs w:val="18"/>
+        </w:rPr>
+        <w:t xml:space="preserve">指 SAT 判定中用于投影的一组待检验分离轴方向，通常取两顶点群组各自三角面片的法向量、以及边方向两两叉乘所得的方向集合；SAT 在这些候选轴上分别做投影，寻找是否存在一条能把两群组分开的轴。</w:t>
+      </w:r>
+    </w:p>
+    <w:p>
+      <w:pPr>
+        <w:spacing w:line="276" w:lineRule="auto"/>
+        <w:rPr>
+          <w:rFonts w:ascii="微软雅黑" w:eastAsia="微软雅黑" w:hAnsi="微软雅黑"/>
+          <w:sz w:val="18"/>
+          <w:szCs w:val="18"/>
+        </w:rPr>
+        <w:ind w:firstLineChars="200" w:firstLine="420"/>
+      </w:pPr>
+      <w:r>
+        <w:rPr>
+          <w:rFonts w:ascii="微软雅黑" w:eastAsia="微软雅黑" w:hAnsi="微软雅黑"/>
+          <w:sz w:val="18"/>
+          <w:szCs w:val="18"/>
+          <w:b/>
+          <w:bCs/>
+        </w:rPr>
+        <w:t xml:space="preserve">投影区间 \(I_A, I_B\)：</w:t>
+      </w:r>
+      <w:r>
+        <w:rPr>
+          <w:rFonts w:ascii="微软雅黑" w:eastAsia="微软雅黑" w:hAnsi="微软雅黑"/>
+          <w:sz w:val="18"/>
+          <w:szCs w:val="18"/>
+        </w:rPr>
+        <w:t xml:space="preserve">分别为顶点群组 A、B 全部顶点在某候选轴 </w:t>
+      </w:r>
+      <m:oMath>
+        <m:box>
+          <m:e>
+            <m:r>
+              <m:rPr>
+                <m:sty m:val="i"/>
+              </m:rPr>
+              <m:t>𝐚</m:t>
+            </m:r>
+          </m:e>
+        </m:box>
+      </m:oMath>
+      <w:r>
+        <w:rPr>
+          <w:rFonts w:ascii="微软雅黑" w:eastAsia="微软雅黑" w:hAnsi="微软雅黑"/>
+          <w:sz w:val="18"/>
+          <w:szCs w:val="18"/>
+        </w:rPr>
+        <w:t xml:space="preserve"> 上投影所得标量值的最小–最大区间（即各群组在该轴上的投影"占据范围"）。</w:t>
+      </w:r>
+    </w:p>
+    <w:p>
+      <w:pPr>
+        <w:spacing w:line="276" w:lineRule="auto"/>
+        <w:rPr>
+          <w:rFonts w:ascii="微软雅黑" w:eastAsia="微软雅黑" w:hAnsi="微软雅黑"/>
+          <w:sz w:val="18"/>
+          <w:szCs w:val="18"/>
+        </w:rPr>
+      </w:pPr>
+      <w:r>
+        <w:rPr>
+          <w:rFonts w:ascii="微软雅黑" w:eastAsia="微软雅黑" w:hAnsi="微软雅黑"/>
+          <w:sz w:val="18"/>
+          <w:szCs w:val="18"/>
+          <w:b/>
+          <w:bCs/>
+        </w:rPr>
+        <w:t xml:space="preserve">重叠比</w:t>
+      </w:r>
+      <w:r>
+        <w:rPr>
+          <w:rFonts w:ascii="微软雅黑" w:eastAsia="微软雅黑" w:hAnsi="微软雅黑"/>
+          <w:sz w:val="18"/>
+          <w:szCs w:val="18"/>
+        </w:rPr>
+        <w:t xml:space="preserve"> </w:t>
       </w:r>
       <m:oMath>
         <m:box>
@@ -7264,22 +8684,62 @@
           <w:sz w:val="18"/>
           <w:szCs w:val="18"/>
         </w:rPr>
-        <w:t xml:space="preserve">，当 </w:t>
-      </w:r>
-      <m:oMath>
-        <m:box>
-          <m:e>
-            <m:r>
-              <m:rPr>
-                <m:sty m:val="i"/>
-              </m:rPr>
-              <m:t>r</m:t>
-            </m:r>
-            <m:r>
-              <m:rPr>
-                <m:sty m:val="p"/>
-              </m:rPr>
-              <m:t>&gt;</m:t>
+        <w:t xml:space="preserve">，其中 </w:t>
+      </w:r>
+      <m:oMath>
+        <m:box>
+          <m:e>
+            <m:box>
+              <m:e>
+                <m:r>
+                  <m:rPr>
+                    <m:sty m:val="p"/>
+                  </m:rPr>
+                  <m:t>o</m:t>
+                </m:r>
+                <m:r>
+                  <m:rPr>
+                    <m:sty m:val="p"/>
+                  </m:rPr>
+                  <m:t>v</m:t>
+                </m:r>
+                <m:r>
+                  <m:rPr>
+                    <m:sty m:val="p"/>
+                  </m:rPr>
+                  <m:t>e</m:t>
+                </m:r>
+                <m:r>
+                  <m:rPr>
+                    <m:sty m:val="p"/>
+                  </m:rPr>
+                  <m:t>r</m:t>
+                </m:r>
+                <m:r>
+                  <m:rPr>
+                    <m:sty m:val="p"/>
+                  </m:rPr>
+                  <m:t>l</m:t>
+                </m:r>
+                <m:r>
+                  <m:rPr>
+                    <m:sty m:val="p"/>
+                  </m:rPr>
+                  <m:t>a</m:t>
+                </m:r>
+                <m:r>
+                  <m:rPr>
+                    <m:sty m:val="p"/>
+                  </m:rPr>
+                  <m:t>p</m:t>
+                </m:r>
+              </m:e>
+            </m:box>
+            <m:r>
+              <m:rPr>
+                <m:sty m:val="p"/>
+              </m:rPr>
+              <m:t>(</m:t>
             </m:r>
             <m:sSub>
               <m:e>
@@ -7287,7 +8747,7 @@
                   <m:rPr>
                     <m:sty m:val="i"/>
                   </m:rPr>
-                  <m:t>θ</m:t>
+                  <m:t>I</m:t>
                 </m:r>
               </m:e>
               <m:sub>
@@ -7295,63 +8755,921 @@
                   <m:rPr>
                     <m:sty m:val="i"/>
                   </m:rPr>
-                  <m:t>r</m:t>
+                  <m:t>A</m:t>
                 </m:r>
               </m:sub>
             </m:sSub>
-          </m:e>
-        </m:box>
-      </m:oMath>
-      <w:r>
-        <w:rPr>
-          <w:rFonts w:ascii="微软雅黑" w:eastAsia="微软雅黑" w:hAnsi="微软雅黑"/>
-          <w:sz w:val="18"/>
-          <w:szCs w:val="18"/>
-        </w:rPr>
-        <w:t xml:space="preserve">（阈值）时判定为共线异常；同时结合局部边链角度变化与曲率突变量，将各子项归一化后线性加权得到 </w:t>
-      </w:r>
-      <m:oMath>
-        <m:box>
-          <m:e>
+            <m:r>
+              <m:rPr>
+                <m:sty m:val="p"/>
+              </m:rPr>
+              <m:t>,</m:t>
+            </m:r>
             <m:sSub>
               <m:e>
                 <m:r>
                   <m:rPr>
                     <m:sty m:val="i"/>
                   </m:rPr>
-                  <m:t>m</m:t>
+                  <m:t>I</m:t>
                 </m:r>
               </m:e>
               <m:sub>
+                <m:r>
+                  <m:rPr>
+                    <m:sty m:val="i"/>
+                  </m:rPr>
+                  <m:t>B</m:t>
+                </m:r>
+              </m:sub>
+            </m:sSub>
+            <m:r>
+              <m:rPr>
+                <m:sty m:val="p"/>
+              </m:rPr>
+              <m:t>)</m:t>
+            </m:r>
+          </m:e>
+        </m:box>
+      </m:oMath>
+      <w:r>
+        <w:rPr>
+          <w:rFonts w:ascii="微软雅黑" w:eastAsia="微软雅黑" w:hAnsi="微软雅黑"/>
+          <w:sz w:val="18"/>
+          <w:szCs w:val="18"/>
+        </w:rPr>
+        <w:t xml:space="preserve"> 为两区间的重叠长度、</w:t>
+      </w:r>
+      <m:oMath>
+        <m:box>
+          <m:e>
+            <m:r>
+              <m:rPr>
+                <m:sty m:val="p"/>
+              </m:rPr>
+              <m:t>|</m:t>
+            </m:r>
+            <m:sSub>
+              <m:e>
+                <m:r>
+                  <m:rPr>
+                    <m:sty m:val="i"/>
+                  </m:rPr>
+                  <m:t>I</m:t>
+                </m:r>
+              </m:e>
+              <m:sub>
+                <m:r>
+                  <m:rPr>
+                    <m:sty m:val="i"/>
+                  </m:rPr>
+                  <m:t>A</m:t>
+                </m:r>
+              </m:sub>
+            </m:sSub>
+            <m:r>
+              <m:rPr>
+                <m:sty m:val="p"/>
+              </m:rPr>
+              <m:t>|</m:t>
+            </m:r>
+            <m:r>
+              <m:rPr>
+                <m:sty m:val="p"/>
+              </m:rPr>
+              <m:t>,</m:t>
+            </m:r>
+            <m:r>
+              <m:rPr>
+                <m:sty m:val="p"/>
+              </m:rPr>
+              <m:t>|</m:t>
+            </m:r>
+            <m:sSub>
+              <m:e>
+                <m:r>
+                  <m:rPr>
+                    <m:sty m:val="i"/>
+                  </m:rPr>
+                  <m:t>I</m:t>
+                </m:r>
+              </m:e>
+              <m:sub>
+                <m:r>
+                  <m:rPr>
+                    <m:sty m:val="i"/>
+                  </m:rPr>
+                  <m:t>B</m:t>
+                </m:r>
+              </m:sub>
+            </m:sSub>
+            <m:r>
+              <m:rPr>
+                <m:sty m:val="p"/>
+              </m:rPr>
+              <m:t>|</m:t>
+            </m:r>
+          </m:e>
+        </m:box>
+      </m:oMath>
+      <w:r>
+        <w:rPr>
+          <w:rFonts w:ascii="微软雅黑" w:eastAsia="微软雅黑" w:hAnsi="微软雅黑"/>
+          <w:sz w:val="18"/>
+          <w:szCs w:val="18"/>
+        </w:rPr>
+        <w:t xml:space="preserve"> 为各区间长度；</w:t>
+      </w:r>
+      <m:oMath>
+        <m:box>
+          <m:e>
+            <m:r>
+              <m:rPr>
+                <m:sty m:val="i"/>
+              </m:rPr>
+              <m:t>r</m:t>
+            </m:r>
+          </m:e>
+        </m:box>
+      </m:oMath>
+      <w:r>
+        <w:rPr>
+          <w:rFonts w:ascii="微软雅黑" w:eastAsia="微软雅黑" w:hAnsi="微软雅黑"/>
+          <w:sz w:val="18"/>
+          <w:szCs w:val="18"/>
+        </w:rPr>
+        <w:t xml:space="preserve"> 越大表示两群组在该轴上越无法分离、越趋于共线/重叠。当 </w:t>
+      </w:r>
+      <m:oMath>
+        <m:box>
+          <m:e>
+            <m:r>
+              <m:rPr>
+                <m:sty m:val="i"/>
+              </m:rPr>
+              <m:t>r</m:t>
+            </m:r>
+            <m:r>
+              <m:rPr>
+                <m:sty m:val="p"/>
+              </m:rPr>
+              <m:t>&gt;</m:t>
+            </m:r>
+            <m:sSub>
+              <m:e>
+                <m:r>
+                  <m:rPr>
+                    <m:sty m:val="i"/>
+                  </m:rPr>
+                  <m:t>θ</m:t>
+                </m:r>
+              </m:e>
+              <m:sub>
+                <m:r>
+                  <m:rPr>
+                    <m:sty m:val="i"/>
+                  </m:rPr>
+                  <m:t>r</m:t>
+                </m:r>
+              </m:sub>
+            </m:sSub>
+          </m:e>
+        </m:box>
+      </m:oMath>
+      <w:r>
+        <w:rPr>
+          <w:rFonts w:ascii="微软雅黑" w:eastAsia="微软雅黑" w:hAnsi="微软雅黑"/>
+          <w:sz w:val="18"/>
+          <w:szCs w:val="18"/>
+        </w:rPr>
+        <w:t xml:space="preserve"> 时判定为共线异常，</w:t>
+      </w:r>
+      <m:oMath>
+        <m:box>
+          <m:e>
+            <m:sSub>
+              <m:e>
+                <m:r>
+                  <m:rPr>
+                    <m:sty m:val="i"/>
+                  </m:rPr>
+                  <m:t>θ</m:t>
+                </m:r>
+              </m:e>
+              <m:sub>
+                <m:r>
+                  <m:rPr>
+                    <m:sty m:val="i"/>
+                  </m:rPr>
+                  <m:t>r</m:t>
+                </m:r>
+              </m:sub>
+            </m:sSub>
+          </m:e>
+        </m:box>
+      </m:oMath>
+      <w:r>
+        <w:rPr>
+          <w:rFonts w:ascii="微软雅黑" w:eastAsia="微软雅黑" w:hAnsi="微软雅黑"/>
+          <w:sz w:val="18"/>
+          <w:szCs w:val="18"/>
+        </w:rPr>
+        <w:t xml:space="preserve"> 为预设阈值（典型取 0.6~0.8，可按部位配置）。</w:t>
+      </w:r>
+    </w:p>
+    <w:p>
+      <w:pPr>
+        <w:spacing w:line="276" w:lineRule="auto"/>
+        <w:rPr>
+          <w:rFonts w:ascii="微软雅黑" w:eastAsia="微软雅黑" w:hAnsi="微软雅黑"/>
+          <w:sz w:val="18"/>
+          <w:szCs w:val="18"/>
+        </w:rPr>
+        <w:ind w:firstLineChars="200" w:firstLine="420"/>
+      </w:pPr>
+      <w:r>
+        <w:rPr>
+          <w:rFonts w:ascii="微软雅黑" w:eastAsia="微软雅黑" w:hAnsi="微软雅黑"/>
+          <w:sz w:val="18"/>
+          <w:szCs w:val="18"/>
+          <w:b/>
+          <w:bCs/>
+        </w:rPr>
+        <w:t xml:space="preserve">分离裕量 \(\delta\)：</w:t>
+      </w:r>
+      <w:r>
+        <w:rPr>
+          <w:rFonts w:ascii="微软雅黑" w:eastAsia="微软雅黑" w:hAnsi="微软雅黑"/>
+          <w:sz w:val="18"/>
+          <w:szCs w:val="18"/>
+        </w:rPr>
+        <w:t xml:space="preserve">指在最优分离轴上两投影区间之间的间隙（正值表示已分开、间隙越大越安全；非正值表示已重叠）。</w:t>
+      </w:r>
+    </w:p>
+    <w:p>
+      <w:pPr>
+        <w:spacing w:line="276" w:lineRule="auto"/>
+        <w:rPr>
+          <w:rFonts w:ascii="微软雅黑" w:eastAsia="微软雅黑" w:hAnsi="微软雅黑"/>
+          <w:sz w:val="18"/>
+          <w:szCs w:val="18"/>
+        </w:rPr>
+        <w:ind w:firstLineChars="200" w:firstLine="420"/>
+      </w:pPr>
+      <w:r>
+        <w:rPr>
+          <w:rFonts w:ascii="微软雅黑" w:eastAsia="微软雅黑" w:hAnsi="微软雅黑"/>
+          <w:sz w:val="18"/>
+          <w:szCs w:val="18"/>
+        </w:rPr>
+        <w:t xml:space="preserve">最终综合上述 SAT 统计量，并同时结合局部边链角度变化 </w:t>
+      </w:r>
+      <m:oMath>
+        <m:box>
+          <m:e>
+            <m:r>
+              <m:rPr>
+                <m:sty m:val="i"/>
+              </m:rPr>
+              <m:t>Δ</m:t>
+            </m:r>
+            <m:r>
+              <m:rPr>
+                <m:sty m:val="i"/>
+              </m:rPr>
+              <m:t>θ</m:t>
+            </m:r>
+          </m:e>
+        </m:box>
+      </m:oMath>
+      <w:r>
+        <w:rPr>
+          <w:rFonts w:ascii="微软雅黑" w:eastAsia="微软雅黑" w:hAnsi="微软雅黑"/>
+          <w:sz w:val="18"/>
+          <w:szCs w:val="18"/>
+        </w:rPr>
+        <w:t xml:space="preserve">（相邻边方向的夹角变化量，刻画折线"扭折"程度）与曲率突变量 </w:t>
+      </w:r>
+      <m:oMath>
+        <m:box>
+          <m:e>
+            <m:r>
+              <m:rPr>
+                <m:sty m:val="i"/>
+              </m:rPr>
+              <m:t>Δ</m:t>
+            </m:r>
+            <m:r>
+              <m:rPr>
+                <m:sty m:val="i"/>
+              </m:rPr>
+              <m:t>κ</m:t>
+            </m:r>
+          </m:e>
+        </m:box>
+      </m:oMath>
+      <w:r>
+        <w:rPr>
+          <w:rFonts w:ascii="微软雅黑" w:eastAsia="微软雅黑" w:hAnsi="微软雅黑"/>
+          <w:sz w:val="18"/>
+          <w:szCs w:val="18"/>
+        </w:rPr>
+        <w:t xml:space="preserve">（相邻顶点离散曲率的差分，刻画面片"翻折"程度），将各子项分别归一化为 </w:t>
+      </w:r>
+      <m:oMath>
+        <m:box>
+          <m:e>
+            <m:r>
+              <m:rPr>
+                <m:sty m:val="p"/>
+              </m:rPr>
+              <m:t>[</m:t>
+            </m:r>
+            <m:r>
+              <m:rPr>
+                <m:sty m:val="p"/>
+              </m:rPr>
+              <m:t>0</m:t>
+            </m:r>
+            <m:r>
+              <m:rPr>
+                <m:sty m:val="p"/>
+              </m:rPr>
+              <m:t>,</m:t>
+            </m:r>
+            <m:r>
+              <m:rPr>
+                <m:sty m:val="p"/>
+              </m:rPr>
+              <m:t>1</m:t>
+            </m:r>
+            <m:r>
+              <m:rPr>
+                <m:sty m:val="p"/>
+              </m:rPr>
+              <m:t>]</m:t>
+            </m:r>
+          </m:e>
+        </m:box>
+      </m:oMath>
+      <w:r>
+        <w:rPr>
+          <w:rFonts w:ascii="微软雅黑" w:eastAsia="微软雅黑" w:hAnsi="微软雅黑"/>
+          <w:sz w:val="18"/>
+          <w:szCs w:val="18"/>
+        </w:rPr>
+        <w:t xml:space="preserve"> 后线性加权得到：</w:t>
+      </w:r>
+    </w:p>
+    <w:p>
+      <w:pPr>
+        <w:spacing w:line="276" w:lineRule="auto"/>
+        <w:rPr>
+          <w:rFonts w:ascii="微软雅黑" w:eastAsia="微软雅黑" w:hAnsi="微软雅黑"/>
+          <w:sz w:val="18"/>
+          <w:szCs w:val="18"/>
+        </w:rPr>
+      </w:pPr>
+      <m:oMathPara>
+        <m:oMath>
+          <m:box>
+            <m:e>
+              <m:sSub>
+                <m:e>
+                  <m:r>
+                    <m:rPr>
+                      <m:sty m:val="i"/>
+                    </m:rPr>
+                    <m:t>m</m:t>
+                  </m:r>
+                </m:e>
+                <m:sub>
+                  <m:box>
+                    <m:e>
+                      <m:r>
+                        <m:rPr>
+                          <m:nor/>
+                        </m:rPr>
+                        <m:t>col</m:t>
+                      </m:r>
+                    </m:e>
+                  </m:box>
+                </m:sub>
+              </m:sSub>
+              <m:r>
+                <m:rPr>
+                  <m:sty m:val="p"/>
+                </m:rPr>
+                <m:t>=</m:t>
+              </m:r>
+              <m:sSub>
+                <m:e>
+                  <m:r>
+                    <m:rPr>
+                      <m:sty m:val="i"/>
+                    </m:rPr>
+                    <m:t>λ</m:t>
+                  </m:r>
+                </m:e>
+                <m:sub>
+                  <m:r>
+                    <m:rPr>
+                      <m:sty m:val="p"/>
+                    </m:rPr>
+                    <m:t>1</m:t>
+                  </m:r>
+                </m:sub>
+              </m:sSub>
+              <m:limUpp>
+                <m:e>
+                  <m:box>
+                    <m:e>
+                      <m:r>
+                        <m:rPr>
+                          <m:sty m:val="i"/>
+                        </m:rPr>
+                        <m:t>r</m:t>
+                      </m:r>
+                    </m:e>
+                  </m:box>
+                </m:e>
+                <m:lim>
+                  <m:r>
+                    <m:rPr>
+                      <m:sty m:val="p"/>
+                    </m:rPr>
+                    <m:t>^</m:t>
+                  </m:r>
+                </m:lim>
+              </m:limUpp>
+              <m:r>
+                <m:rPr>
+                  <m:sty m:val="p"/>
+                </m:rPr>
+                <m:t>+</m:t>
+              </m:r>
+              <m:sSub>
+                <m:e>
+                  <m:r>
+                    <m:rPr>
+                      <m:sty m:val="i"/>
+                    </m:rPr>
+                    <m:t>λ</m:t>
+                  </m:r>
+                </m:e>
+                <m:sub>
+                  <m:r>
+                    <m:rPr>
+                      <m:sty m:val="p"/>
+                    </m:rPr>
+                    <m:t>2</m:t>
+                  </m:r>
+                </m:sub>
+              </m:sSub>
+              <m:r>
+                <m:rPr>
+                  <m:sty m:val="p"/>
+                </m:rPr>
+                <m:t>(</m:t>
+              </m:r>
+              <m:r>
+                <m:rPr>
+                  <m:sty m:val="p"/>
+                </m:rPr>
+                <m:t>1</m:t>
+              </m:r>
+              <m:r>
+                <m:rPr>
+                  <m:sty m:val="p"/>
+                </m:rPr>
+                <m:t>−</m:t>
+              </m:r>
+              <m:limUpp>
+                <m:e>
+                  <m:box>
+                    <m:e>
+                      <m:r>
+                        <m:rPr>
+                          <m:sty m:val="i"/>
+                        </m:rPr>
+                        <m:t>δ</m:t>
+                      </m:r>
+                    </m:e>
+                  </m:box>
+                </m:e>
+                <m:lim>
+                  <m:r>
+                    <m:rPr>
+                      <m:sty m:val="p"/>
+                    </m:rPr>
+                    <m:t>^</m:t>
+                  </m:r>
+                </m:lim>
+              </m:limUpp>
+              <m:r>
+                <m:rPr>
+                  <m:sty m:val="p"/>
+                </m:rPr>
+                <m:t>)</m:t>
+              </m:r>
+              <m:r>
+                <m:rPr>
+                  <m:sty m:val="p"/>
+                </m:rPr>
+                <m:t>+</m:t>
+              </m:r>
+              <m:sSub>
+                <m:e>
+                  <m:r>
+                    <m:rPr>
+                      <m:sty m:val="i"/>
+                    </m:rPr>
+                    <m:t>λ</m:t>
+                  </m:r>
+                </m:e>
+                <m:sub>
+                  <m:r>
+                    <m:rPr>
+                      <m:sty m:val="p"/>
+                    </m:rPr>
+                    <m:t>3</m:t>
+                  </m:r>
+                </m:sub>
+              </m:sSub>
+              <m:limUpp>
+                <m:e>
+                  <m:box>
+                    <m:e>
+                      <m:r>
+                        <m:rPr>
+                          <m:sty m:val="i"/>
+                        </m:rPr>
+                        <m:t>Δ</m:t>
+                      </m:r>
+                      <m:r>
+                        <m:rPr>
+                          <m:sty m:val="i"/>
+                        </m:rPr>
+                        <m:t>θ</m:t>
+                      </m:r>
+                    </m:e>
+                  </m:box>
+                </m:e>
+                <m:lim>
+                  <m:r>
+                    <m:rPr>
+                      <m:sty m:val="p"/>
+                    </m:rPr>
+                    <m:t>^</m:t>
+                  </m:r>
+                </m:lim>
+              </m:limUpp>
+              <m:r>
+                <m:rPr>
+                  <m:sty m:val="p"/>
+                </m:rPr>
+                <m:t>+</m:t>
+              </m:r>
+              <m:sSub>
+                <m:e>
+                  <m:r>
+                    <m:rPr>
+                      <m:sty m:val="i"/>
+                    </m:rPr>
+                    <m:t>λ</m:t>
+                  </m:r>
+                </m:e>
+                <m:sub>
+                  <m:r>
+                    <m:rPr>
+                      <m:sty m:val="p"/>
+                    </m:rPr>
+                    <m:t>4</m:t>
+                  </m:r>
+                </m:sub>
+              </m:sSub>
+              <m:limUpp>
+                <m:e>
+                  <m:box>
+                    <m:e>
+                      <m:r>
+                        <m:rPr>
+                          <m:sty m:val="i"/>
+                        </m:rPr>
+                        <m:t>Δ</m:t>
+                      </m:r>
+                      <m:r>
+                        <m:rPr>
+                          <m:sty m:val="i"/>
+                        </m:rPr>
+                        <m:t>κ</m:t>
+                      </m:r>
+                    </m:e>
+                  </m:box>
+                </m:e>
+                <m:lim>
+                  <m:r>
+                    <m:rPr>
+                      <m:sty m:val="p"/>
+                    </m:rPr>
+                    <m:t>^</m:t>
+                  </m:r>
+                </m:lim>
+              </m:limUpp>
+              <m:r>
+                <m:t/>
+              </m:r>
+              <m:r>
+                <m:rPr>
+                  <m:sty m:val="p"/>
+                </m:rPr>
+                <m:t>∈</m:t>
+              </m:r>
+              <m:r>
+                <m:rPr>
+                  <m:sty m:val="p"/>
+                </m:rPr>
+                <m:t>[</m:t>
+              </m:r>
+              <m:r>
+                <m:rPr>
+                  <m:sty m:val="p"/>
+                </m:rPr>
+                <m:t>0</m:t>
+              </m:r>
+              <m:r>
+                <m:rPr>
+                  <m:sty m:val="p"/>
+                </m:rPr>
+                <m:t>,</m:t>
+              </m:r>
+              <m:r>
+                <m:rPr>
+                  <m:sty m:val="p"/>
+                </m:rPr>
+                <m:t>1</m:t>
+              </m:r>
+              <m:r>
+                <m:rPr>
+                  <m:sty m:val="p"/>
+                </m:rPr>
+                <m:t>]</m:t>
+              </m:r>
+              <m:r>
+                <m:rPr>
+                  <m:sty m:val="p"/>
+                </m:rPr>
+                <m:t>,</m:t>
+              </m:r>
+            </m:e>
+          </m:box>
+        </m:oMath>
+      </m:oMathPara>
+    </w:p>
+    <w:p>
+      <w:pPr>
+        <w:spacing w:line="276" w:lineRule="auto"/>
+        <w:rPr>
+          <w:rFonts w:ascii="微软雅黑" w:eastAsia="微软雅黑" w:hAnsi="微软雅黑"/>
+          <w:sz w:val="18"/>
+          <w:szCs w:val="18"/>
+        </w:rPr>
+        <w:ind w:firstLineChars="200" w:firstLine="420"/>
+      </w:pPr>
+      <w:r>
+        <w:rPr>
+          <w:rFonts w:ascii="微软雅黑" w:eastAsia="微软雅黑" w:hAnsi="微软雅黑"/>
+          <w:sz w:val="18"/>
+          <w:szCs w:val="18"/>
+        </w:rPr>
+        <w:t xml:space="preserve">其中 </w:t>
+      </w:r>
+      <m:oMath>
+        <m:box>
+          <m:e>
+            <m:limUpp>
+              <m:e>
                 <m:box>
                   <m:e>
                     <m:r>
                       <m:rPr>
-                        <m:nor/>
+                        <m:sty m:val="i"/>
                       </m:rPr>
-                      <m:t>col</m:t>
+                      <m:t>r</m:t>
                     </m:r>
                   </m:e>
                 </m:box>
+              </m:e>
+              <m:lim>
+                <m:r>
+                  <m:rPr>
+                    <m:sty m:val="p"/>
+                  </m:rPr>
+                  <m:t>^</m:t>
+                </m:r>
+              </m:lim>
+            </m:limUpp>
+            <m:r>
+              <m:rPr>
+                <m:sty m:val="p"/>
+              </m:rPr>
+              <m:t>,</m:t>
+            </m:r>
+            <m:limUpp>
+              <m:e>
+                <m:box>
+                  <m:e>
+                    <m:r>
+                      <m:rPr>
+                        <m:sty m:val="i"/>
+                      </m:rPr>
+                      <m:t>δ</m:t>
+                    </m:r>
+                  </m:e>
+                </m:box>
+              </m:e>
+              <m:lim>
+                <m:r>
+                  <m:rPr>
+                    <m:sty m:val="p"/>
+                  </m:rPr>
+                  <m:t>^</m:t>
+                </m:r>
+              </m:lim>
+            </m:limUpp>
+            <m:r>
+              <m:rPr>
+                <m:sty m:val="p"/>
+              </m:rPr>
+              <m:t>,</m:t>
+            </m:r>
+            <m:limUpp>
+              <m:e>
+                <m:box>
+                  <m:e>
+                    <m:r>
+                      <m:rPr>
+                        <m:sty m:val="i"/>
+                      </m:rPr>
+                      <m:t>Δ</m:t>
+                    </m:r>
+                    <m:r>
+                      <m:rPr>
+                        <m:sty m:val="i"/>
+                      </m:rPr>
+                      <m:t>θ</m:t>
+                    </m:r>
+                  </m:e>
+                </m:box>
+              </m:e>
+              <m:lim>
+                <m:r>
+                  <m:rPr>
+                    <m:sty m:val="p"/>
+                  </m:rPr>
+                  <m:t>^</m:t>
+                </m:r>
+              </m:lim>
+            </m:limUpp>
+            <m:r>
+              <m:rPr>
+                <m:sty m:val="p"/>
+              </m:rPr>
+              <m:t>,</m:t>
+            </m:r>
+            <m:limUpp>
+              <m:e>
+                <m:box>
+                  <m:e>
+                    <m:r>
+                      <m:rPr>
+                        <m:sty m:val="i"/>
+                      </m:rPr>
+                      <m:t>Δ</m:t>
+                    </m:r>
+                    <m:r>
+                      <m:rPr>
+                        <m:sty m:val="i"/>
+                      </m:rPr>
+                      <m:t>κ</m:t>
+                    </m:r>
+                  </m:e>
+                </m:box>
+              </m:e>
+              <m:lim>
+                <m:r>
+                  <m:rPr>
+                    <m:sty m:val="p"/>
+                  </m:rPr>
+                  <m:t>^</m:t>
+                </m:r>
+              </m:lim>
+            </m:limUpp>
+          </m:e>
+        </m:box>
+      </m:oMath>
+      <w:r>
+        <w:rPr>
+          <w:rFonts w:ascii="微软雅黑" w:eastAsia="微软雅黑" w:hAnsi="微软雅黑"/>
+          <w:sz w:val="18"/>
+          <w:szCs w:val="18"/>
+        </w:rPr>
+        <w:t xml:space="preserve"> 为各子项的归一化值，</w:t>
+      </w:r>
+      <m:oMath>
+        <m:box>
+          <m:e>
+            <m:sSub>
+              <m:e>
+                <m:r>
+                  <m:rPr>
+                    <m:sty m:val="i"/>
+                  </m:rPr>
+                  <m:t>λ</m:t>
+                </m:r>
+              </m:e>
+              <m:sub>
+                <m:r>
+                  <m:rPr>
+                    <m:sty m:val="p"/>
+                  </m:rPr>
+                  <m:t>1</m:t>
+                </m:r>
               </m:sub>
             </m:sSub>
             <m:r>
-              <m:rPr>
-                <m:sty m:val="p"/>
-              </m:rPr>
-              <m:t>∈</m:t>
-            </m:r>
-            <m:r>
-              <m:rPr>
-                <m:sty m:val="p"/>
-              </m:rPr>
-              <m:t>[</m:t>
-            </m:r>
-            <m:r>
-              <m:rPr>
-                <m:sty m:val="p"/>
-              </m:rPr>
-              <m:t>0</m:t>
+              <m:t/>
+            </m:r>
+            <m:r>
+              <m:rPr>
+                <m:sty m:val="i"/>
+              </m:rPr>
+              <m:t>~</m:t>
+            </m:r>
+            <m:r>
+              <m:t/>
+            </m:r>
+            <m:sSub>
+              <m:e>
+                <m:r>
+                  <m:rPr>
+                    <m:sty m:val="i"/>
+                  </m:rPr>
+                  <m:t>λ</m:t>
+                </m:r>
+              </m:e>
+              <m:sub>
+                <m:r>
+                  <m:rPr>
+                    <m:sty m:val="p"/>
+                  </m:rPr>
+                  <m:t>4</m:t>
+                </m:r>
+              </m:sub>
+            </m:sSub>
+          </m:e>
+        </m:box>
+      </m:oMath>
+      <w:r>
+        <w:rPr>
+          <w:rFonts w:ascii="微软雅黑" w:eastAsia="微软雅黑" w:hAnsi="微软雅黑"/>
+          <w:sz w:val="18"/>
+          <w:szCs w:val="18"/>
+        </w:rPr>
+        <w:t xml:space="preserve"> 为非负且归一化的权重（典型取 </w:t>
+      </w:r>
+      <m:oMath>
+        <m:box>
+          <m:e>
+            <m:sSub>
+              <m:e>
+                <m:r>
+                  <m:rPr>
+                    <m:sty m:val="i"/>
+                  </m:rPr>
+                  <m:t>λ</m:t>
+                </m:r>
+              </m:e>
+              <m:sub>
+                <m:r>
+                  <m:rPr>
+                    <m:sty m:val="p"/>
+                  </m:rPr>
+                  <m:t>1</m:t>
+                </m:r>
+              </m:sub>
+            </m:sSub>
+            <m:r>
+              <m:rPr>
+                <m:sty m:val="p"/>
+              </m:rPr>
+              <m:t>=</m:t>
+            </m:r>
+            <m:r>
+              <m:rPr>
+                <m:sty m:val="p"/>
+              </m:rPr>
+              <m:t>0.4</m:t>
             </m:r>
             <m:r>
               <m:rPr>
@@ -7359,28 +9677,118 @@
               </m:rPr>
               <m:t>,</m:t>
             </m:r>
-            <m:r>
-              <m:rPr>
-                <m:sty m:val="p"/>
-              </m:rPr>
-              <m:t>1</m:t>
-            </m:r>
-            <m:r>
-              <m:rPr>
-                <m:sty m:val="p"/>
-              </m:rPr>
-              <m:t>]</m:t>
-            </m:r>
-          </m:e>
-        </m:box>
-      </m:oMath>
-      <w:r>
-        <w:rPr>
-          <w:rFonts w:ascii="微软雅黑" w:eastAsia="微软雅黑" w:hAnsi="微软雅黑"/>
-          <w:sz w:val="18"/>
-          <w:szCs w:val="18"/>
-        </w:rPr>
-        <w:t xml:space="preserve">。本指标在本发明的闭环评估框架中以可插拔模块的形式集成，完整数学推导与工程实现可由独立的 SAT 共线/形变检测方案提供。</w:t>
+            <m:sSub>
+              <m:e>
+                <m:r>
+                  <m:rPr>
+                    <m:sty m:val="i"/>
+                  </m:rPr>
+                  <m:t>λ</m:t>
+                </m:r>
+              </m:e>
+              <m:sub>
+                <m:r>
+                  <m:rPr>
+                    <m:sty m:val="p"/>
+                  </m:rPr>
+                  <m:t>2</m:t>
+                </m:r>
+              </m:sub>
+            </m:sSub>
+            <m:r>
+              <m:rPr>
+                <m:sty m:val="p"/>
+              </m:rPr>
+              <m:t>=</m:t>
+            </m:r>
+            <m:r>
+              <m:rPr>
+                <m:sty m:val="p"/>
+              </m:rPr>
+              <m:t>0.3</m:t>
+            </m:r>
+            <m:r>
+              <m:rPr>
+                <m:sty m:val="p"/>
+              </m:rPr>
+              <m:t>,</m:t>
+            </m:r>
+            <m:sSub>
+              <m:e>
+                <m:r>
+                  <m:rPr>
+                    <m:sty m:val="i"/>
+                  </m:rPr>
+                  <m:t>λ</m:t>
+                </m:r>
+              </m:e>
+              <m:sub>
+                <m:r>
+                  <m:rPr>
+                    <m:sty m:val="p"/>
+                  </m:rPr>
+                  <m:t>3</m:t>
+                </m:r>
+              </m:sub>
+            </m:sSub>
+            <m:r>
+              <m:rPr>
+                <m:sty m:val="p"/>
+              </m:rPr>
+              <m:t>=</m:t>
+            </m:r>
+            <m:r>
+              <m:rPr>
+                <m:sty m:val="p"/>
+              </m:rPr>
+              <m:t>0.15</m:t>
+            </m:r>
+            <m:r>
+              <m:rPr>
+                <m:sty m:val="p"/>
+              </m:rPr>
+              <m:t>,</m:t>
+            </m:r>
+            <m:sSub>
+              <m:e>
+                <m:r>
+                  <m:rPr>
+                    <m:sty m:val="i"/>
+                  </m:rPr>
+                  <m:t>λ</m:t>
+                </m:r>
+              </m:e>
+              <m:sub>
+                <m:r>
+                  <m:rPr>
+                    <m:sty m:val="p"/>
+                  </m:rPr>
+                  <m:t>4</m:t>
+                </m:r>
+              </m:sub>
+            </m:sSub>
+            <m:r>
+              <m:rPr>
+                <m:sty m:val="p"/>
+              </m:rPr>
+              <m:t>=</m:t>
+            </m:r>
+            <m:r>
+              <m:rPr>
+                <m:sty m:val="p"/>
+              </m:rPr>
+              <m:t>0.15</m:t>
+            </m:r>
+          </m:e>
+        </m:box>
+      </m:oMath>
+      <w:r>
+        <w:rPr>
+          <w:rFonts w:ascii="微软雅黑" w:eastAsia="微软雅黑" w:hAnsi="微软雅黑"/>
+          <w:sz w:val="18"/>
+          <w:szCs w:val="18"/>
+        </w:rPr>
+        <w:t xml:space="preserve">）。本指标在本发明的闭环评估框架中以可插拔模块的形式集成，其完整数学推导与工程实现由并发的 SAT 共线/形变检测专利（专利03）提供，本发明仅以插件方式引用其输出。</w:t>
       </w:r>
     </w:p>
     <w:p>
@@ -7447,7 +9855,47 @@
           <w:sz w:val="18"/>
           <w:szCs w:val="18"/>
         </w:rPr>
-        <w:t xml:space="preserve">基于相邻帧形变量变化率（局部应变能增量）或顶点速度方差计算：</w:t>
+        <w:t xml:space="preserve">能量异常指标刻画的是</w:t>
+      </w:r>
+      <w:r>
+        <w:rPr>
+          <w:rFonts w:ascii="微软雅黑" w:eastAsia="微软雅黑" w:hAnsi="微软雅黑"/>
+          <w:sz w:val="18"/>
+          <w:szCs w:val="18"/>
+          <w:b/>
+          <w:bCs/>
+        </w:rPr>
+        <w:t xml:space="preserve">第 </w:t>
+      </w:r>
+      <m:oMath>
+        <m:box>
+          <m:e>
+            <m:r>
+              <m:rPr>
+                <m:sty m:val="i"/>
+              </m:rPr>
+              <m:t>t</m:t>
+            </m:r>
+          </m:e>
+        </m:box>
+      </m:oMath>
+      <w:r>
+        <w:rPr>
+          <w:rFonts w:ascii="微软雅黑" w:eastAsia="微软雅黑" w:hAnsi="微软雅黑"/>
+          <w:sz w:val="18"/>
+          <w:szCs w:val="18"/>
+          <w:b/>
+          <w:bCs/>
+        </w:rPr>
+        <w:t xml:space="preserve"> 帧当前网格（当前蒙皮结果）相对前一帧的局部形变能突变程度</w:t>
+      </w:r>
+      <w:r>
+        <w:rPr>
+          <w:rFonts w:ascii="微软雅黑" w:eastAsia="微软雅黑" w:hAnsi="微软雅黑"/>
+          <w:sz w:val="18"/>
+          <w:szCs w:val="18"/>
+        </w:rPr>
+        <w:t xml:space="preserve">——即它是逐帧、针对当前帧蒙皮结果计算的量。基于相邻帧形变量变化率（局部应变能增量）或顶点速度方差计算：</w:t>
       </w:r>
     </w:p>
     <w:p>
@@ -7608,6 +10056,9 @@
                           <m:box>
                             <m:e>
                               <m:r>
+                                <m:t/>
+                              </m:r>
+                              <m:r>
                                 <m:rPr>
                                   <m:sty m:val="p"/>
                                 </m:rPr>
@@ -7753,6 +10204,9 @@
                                 </m:rPr>
                                 <m:t>‖</m:t>
                               </m:r>
+                              <m:r>
+                                <m:t/>
+                              </m:r>
                             </m:e>
                           </m:box>
                         </m:e>
@@ -7788,7 +10242,7 @@
           <w:sz w:val="18"/>
           <w:szCs w:val="18"/>
         </w:rPr>
-        <w:t xml:space="preserve">该指标反映顶点 </w:t>
+        <w:t xml:space="preserve">式中各参数含义：</w:t>
       </w:r>
       <m:oMath>
         <m:box>
@@ -7808,7 +10262,7 @@
           <w:sz w:val="18"/>
           <w:szCs w:val="18"/>
         </w:rPr>
-        <w:t xml:space="preserve"> 的一阶邻域 </w:t>
+        <w:t xml:space="preserve"> 为当前考察的顶点，</w:t>
       </w:r>
       <m:oMath>
         <m:box>
@@ -7846,7 +10300,485 @@
           <w:sz w:val="18"/>
           <w:szCs w:val="18"/>
         </w:rPr>
-        <w:t xml:space="preserve"> 在相邻帧间的局部边长变化之和，本质上是离散Green-Lagrange应变张量的一阶近似。当蒙皮结果出现局部体积膨胀、异常压缩或骨骼权重突变时，</w:t>
+        <w:t xml:space="preserve"> 为其一阶邻域顶点集合（拓扑上与 </w:t>
+      </w:r>
+      <m:oMath>
+        <m:box>
+          <m:e>
+            <m:r>
+              <m:rPr>
+                <m:sty m:val="i"/>
+              </m:rPr>
+              <m:t>v</m:t>
+            </m:r>
+          </m:e>
+        </m:box>
+      </m:oMath>
+      <w:r>
+        <w:rPr>
+          <w:rFonts w:ascii="微软雅黑" w:eastAsia="微软雅黑" w:hAnsi="微软雅黑"/>
+          <w:sz w:val="18"/>
+          <w:szCs w:val="18"/>
+        </w:rPr>
+        <w:t xml:space="preserve"> 直接相连的顶点），</w:t>
+      </w:r>
+      <m:oMath>
+        <m:box>
+          <m:e>
+            <m:r>
+              <m:rPr>
+                <m:sty m:val="p"/>
+              </m:rPr>
+              <m:t>|</m:t>
+            </m:r>
+            <m:r>
+              <m:rPr>
+                <m:sty m:val="i"/>
+              </m:rPr>
+              <m:t>𝒩</m:t>
+            </m:r>
+            <m:r>
+              <m:rPr>
+                <m:sty m:val="p"/>
+              </m:rPr>
+              <m:t>(</m:t>
+            </m:r>
+            <m:r>
+              <m:rPr>
+                <m:sty m:val="i"/>
+              </m:rPr>
+              <m:t>v</m:t>
+            </m:r>
+            <m:r>
+              <m:rPr>
+                <m:sty m:val="p"/>
+              </m:rPr>
+              <m:t>)</m:t>
+            </m:r>
+            <m:r>
+              <m:rPr>
+                <m:sty m:val="p"/>
+              </m:rPr>
+              <m:t>|</m:t>
+            </m:r>
+          </m:e>
+        </m:box>
+      </m:oMath>
+      <w:r>
+        <w:rPr>
+          <w:rFonts w:ascii="微软雅黑" w:eastAsia="微软雅黑" w:hAnsi="微软雅黑"/>
+          <w:sz w:val="18"/>
+          <w:szCs w:val="18"/>
+        </w:rPr>
+        <w:t xml:space="preserve"> 为该邻域顶点个数；</w:t>
+      </w:r>
+      <m:oMath>
+        <m:box>
+          <m:e>
+            <m:sSub>
+              <m:e>
+                <m:r>
+                  <m:rPr>
+                    <m:sty m:val="i"/>
+                  </m:rPr>
+                  <m:t>𝐯</m:t>
+                </m:r>
+              </m:e>
+              <m:sub>
+                <m:r>
+                  <m:rPr>
+                    <m:sty m:val="i"/>
+                  </m:rPr>
+                  <m:t>t</m:t>
+                </m:r>
+              </m:sub>
+            </m:sSub>
+            <m:r>
+              <m:rPr>
+                <m:sty m:val="p"/>
+              </m:rPr>
+              <m:t>,</m:t>
+            </m:r>
+            <m:sSub>
+              <m:e>
+                <m:r>
+                  <m:rPr>
+                    <m:sty m:val="i"/>
+                  </m:rPr>
+                  <m:t>𝐮</m:t>
+                </m:r>
+              </m:e>
+              <m:sub>
+                <m:r>
+                  <m:rPr>
+                    <m:sty m:val="i"/>
+                  </m:rPr>
+                  <m:t>t</m:t>
+                </m:r>
+              </m:sub>
+            </m:sSub>
+          </m:e>
+        </m:box>
+      </m:oMath>
+      <w:r>
+        <w:rPr>
+          <w:rFonts w:ascii="微软雅黑" w:eastAsia="微软雅黑" w:hAnsi="微软雅黑"/>
+          <w:sz w:val="18"/>
+          <w:szCs w:val="18"/>
+        </w:rPr>
+        <w:t xml:space="preserve"> 分别为顶点 </w:t>
+      </w:r>
+      <m:oMath>
+        <m:box>
+          <m:e>
+            <m:r>
+              <m:rPr>
+                <m:sty m:val="i"/>
+              </m:rPr>
+              <m:t>v</m:t>
+            </m:r>
+          </m:e>
+        </m:box>
+      </m:oMath>
+      <w:r>
+        <w:rPr>
+          <w:rFonts w:ascii="微软雅黑" w:eastAsia="微软雅黑" w:hAnsi="微软雅黑"/>
+          <w:sz w:val="18"/>
+          <w:szCs w:val="18"/>
+        </w:rPr>
+        <w:t xml:space="preserve"> 与邻居 </w:t>
+      </w:r>
+      <m:oMath>
+        <m:box>
+          <m:e>
+            <m:r>
+              <m:rPr>
+                <m:sty m:val="i"/>
+              </m:rPr>
+              <m:t>u</m:t>
+            </m:r>
+          </m:e>
+        </m:box>
+      </m:oMath>
+      <w:r>
+        <w:rPr>
+          <w:rFonts w:ascii="微软雅黑" w:eastAsia="微软雅黑" w:hAnsi="微软雅黑"/>
+          <w:sz w:val="18"/>
+          <w:szCs w:val="18"/>
+        </w:rPr>
+        <w:t xml:space="preserve"> 在第 </w:t>
+      </w:r>
+      <m:oMath>
+        <m:box>
+          <m:e>
+            <m:r>
+              <m:rPr>
+                <m:sty m:val="i"/>
+              </m:rPr>
+              <m:t>t</m:t>
+            </m:r>
+          </m:e>
+        </m:box>
+      </m:oMath>
+      <w:r>
+        <w:rPr>
+          <w:rFonts w:ascii="微软雅黑" w:eastAsia="微软雅黑" w:hAnsi="微软雅黑"/>
+          <w:sz w:val="18"/>
+          <w:szCs w:val="18"/>
+        </w:rPr>
+        <w:t xml:space="preserve"> 帧的三维坐标，</w:t>
+      </w:r>
+      <m:oMath>
+        <m:box>
+          <m:e>
+            <m:sSub>
+              <m:e>
+                <m:r>
+                  <m:rPr>
+                    <m:sty m:val="i"/>
+                  </m:rPr>
+                  <m:t>𝐯</m:t>
+                </m:r>
+              </m:e>
+              <m:sub>
+                <m:box>
+                  <m:e>
+                    <m:r>
+                      <m:rPr>
+                        <m:sty m:val="i"/>
+                      </m:rPr>
+                      <m:t>t</m:t>
+                    </m:r>
+                    <m:r>
+                      <m:rPr>
+                        <m:sty m:val="p"/>
+                      </m:rPr>
+                      <m:t>−</m:t>
+                    </m:r>
+                    <m:r>
+                      <m:rPr>
+                        <m:sty m:val="p"/>
+                      </m:rPr>
+                      <m:t>1</m:t>
+                    </m:r>
+                  </m:e>
+                </m:box>
+              </m:sub>
+            </m:sSub>
+            <m:r>
+              <m:rPr>
+                <m:sty m:val="p"/>
+              </m:rPr>
+              <m:t>,</m:t>
+            </m:r>
+            <m:sSub>
+              <m:e>
+                <m:r>
+                  <m:rPr>
+                    <m:sty m:val="i"/>
+                  </m:rPr>
+                  <m:t>𝐮</m:t>
+                </m:r>
+              </m:e>
+              <m:sub>
+                <m:box>
+                  <m:e>
+                    <m:r>
+                      <m:rPr>
+                        <m:sty m:val="i"/>
+                      </m:rPr>
+                      <m:t>t</m:t>
+                    </m:r>
+                    <m:r>
+                      <m:rPr>
+                        <m:sty m:val="p"/>
+                      </m:rPr>
+                      <m:t>−</m:t>
+                    </m:r>
+                    <m:r>
+                      <m:rPr>
+                        <m:sty m:val="p"/>
+                      </m:rPr>
+                      <m:t>1</m:t>
+                    </m:r>
+                  </m:e>
+                </m:box>
+              </m:sub>
+            </m:sSub>
+          </m:e>
+        </m:box>
+      </m:oMath>
+      <w:r>
+        <w:rPr>
+          <w:rFonts w:ascii="微软雅黑" w:eastAsia="微软雅黑" w:hAnsi="微软雅黑"/>
+          <w:sz w:val="18"/>
+          <w:szCs w:val="18"/>
+        </w:rPr>
+        <w:t xml:space="preserve"> 为其在第 </w:t>
+      </w:r>
+      <m:oMath>
+        <m:box>
+          <m:e>
+            <m:r>
+              <m:rPr>
+                <m:sty m:val="i"/>
+              </m:rPr>
+              <m:t>t</m:t>
+            </m:r>
+            <m:r>
+              <m:rPr>
+                <m:sty m:val="p"/>
+              </m:rPr>
+              <m:t>−</m:t>
+            </m:r>
+            <m:r>
+              <m:rPr>
+                <m:sty m:val="p"/>
+              </m:rPr>
+              <m:t>1</m:t>
+            </m:r>
+          </m:e>
+        </m:box>
+      </m:oMath>
+      <w:r>
+        <w:rPr>
+          <w:rFonts w:ascii="微软雅黑" w:eastAsia="微软雅黑" w:hAnsi="微软雅黑"/>
+          <w:sz w:val="18"/>
+          <w:szCs w:val="18"/>
+        </w:rPr>
+        <w:t xml:space="preserve"> 帧的坐标；</w:t>
+      </w:r>
+      <m:oMath>
+        <m:box>
+          <m:e>
+            <m:r>
+              <m:rPr>
+                <m:sty m:val="p"/>
+              </m:rPr>
+              <m:t>‖</m:t>
+            </m:r>
+            <m:sSub>
+              <m:e>
+                <m:r>
+                  <m:rPr>
+                    <m:sty m:val="i"/>
+                  </m:rPr>
+                  <m:t>𝐯</m:t>
+                </m:r>
+              </m:e>
+              <m:sub>
+                <m:r>
+                  <m:rPr>
+                    <m:sty m:val="i"/>
+                  </m:rPr>
+                  <m:t>t</m:t>
+                </m:r>
+              </m:sub>
+            </m:sSub>
+            <m:r>
+              <m:rPr>
+                <m:sty m:val="p"/>
+              </m:rPr>
+              <m:t>−</m:t>
+            </m:r>
+            <m:sSub>
+              <m:e>
+                <m:r>
+                  <m:rPr>
+                    <m:sty m:val="i"/>
+                  </m:rPr>
+                  <m:t>𝐮</m:t>
+                </m:r>
+              </m:e>
+              <m:sub>
+                <m:r>
+                  <m:rPr>
+                    <m:sty m:val="i"/>
+                  </m:rPr>
+                  <m:t>t</m:t>
+                </m:r>
+              </m:sub>
+            </m:sSub>
+            <m:r>
+              <m:rPr>
+                <m:sty m:val="p"/>
+              </m:rPr>
+              <m:t>‖</m:t>
+            </m:r>
+          </m:e>
+        </m:box>
+      </m:oMath>
+      <w:r>
+        <w:rPr>
+          <w:rFonts w:ascii="微软雅黑" w:eastAsia="微软雅黑" w:hAnsi="微软雅黑"/>
+          <w:sz w:val="18"/>
+          <w:szCs w:val="18"/>
+        </w:rPr>
+        <w:t xml:space="preserve"> 即边 </w:t>
+      </w:r>
+      <m:oMath>
+        <m:box>
+          <m:e>
+            <m:r>
+              <m:rPr>
+                <m:sty m:val="p"/>
+              </m:rPr>
+              <m:t>(</m:t>
+            </m:r>
+            <m:r>
+              <m:rPr>
+                <m:sty m:val="i"/>
+              </m:rPr>
+              <m:t>v</m:t>
+            </m:r>
+            <m:r>
+              <m:rPr>
+                <m:sty m:val="p"/>
+              </m:rPr>
+              <m:t>,</m:t>
+            </m:r>
+            <m:r>
+              <m:rPr>
+                <m:sty m:val="i"/>
+              </m:rPr>
+              <m:t>u</m:t>
+            </m:r>
+            <m:r>
+              <m:rPr>
+                <m:sty m:val="p"/>
+              </m:rPr>
+              <m:t>)</m:t>
+            </m:r>
+          </m:e>
+        </m:box>
+      </m:oMath>
+      <w:r>
+        <w:rPr>
+          <w:rFonts w:ascii="微软雅黑" w:eastAsia="微软雅黑" w:hAnsi="微软雅黑"/>
+          <w:sz w:val="18"/>
+          <w:szCs w:val="18"/>
+        </w:rPr>
+        <w:t xml:space="preserve"> 在第 </w:t>
+      </w:r>
+      <m:oMath>
+        <m:box>
+          <m:e>
+            <m:r>
+              <m:rPr>
+                <m:sty m:val="i"/>
+              </m:rPr>
+              <m:t>t</m:t>
+            </m:r>
+          </m:e>
+        </m:box>
+      </m:oMath>
+      <w:r>
+        <w:rPr>
+          <w:rFonts w:ascii="微软雅黑" w:eastAsia="微软雅黑" w:hAnsi="微软雅黑"/>
+          <w:sz w:val="18"/>
+          <w:szCs w:val="18"/>
+        </w:rPr>
+        <w:t xml:space="preserve"> 帧的长度，整式即对 </w:t>
+      </w:r>
+      <m:oMath>
+        <m:box>
+          <m:e>
+            <m:r>
+              <m:rPr>
+                <m:sty m:val="i"/>
+              </m:rPr>
+              <m:t>v</m:t>
+            </m:r>
+          </m:e>
+        </m:box>
+      </m:oMath>
+      <w:r>
+        <w:rPr>
+          <w:rFonts w:ascii="微软雅黑" w:eastAsia="微软雅黑" w:hAnsi="微软雅黑"/>
+          <w:sz w:val="18"/>
+          <w:szCs w:val="18"/>
+        </w:rPr>
+        <w:t xml:space="preserve"> 的所有邻接边求"相邻帧边长变化绝对值"的平均。该指标反映顶点 </w:t>
+      </w:r>
+      <m:oMath>
+        <m:box>
+          <m:e>
+            <m:r>
+              <m:rPr>
+                <m:sty m:val="i"/>
+              </m:rPr>
+              <m:t>v</m:t>
+            </m:r>
+          </m:e>
+        </m:box>
+      </m:oMath>
+      <w:r>
+        <w:rPr>
+          <w:rFonts w:ascii="微软雅黑" w:eastAsia="微软雅黑" w:hAnsi="微软雅黑"/>
+          <w:sz w:val="18"/>
+          <w:szCs w:val="18"/>
+        </w:rPr>
+        <w:t xml:space="preserve"> 的一阶邻域在相邻帧间的局部边长变化之和，本质上是离散Green-Lagrange应变张量的一阶近似。当蒙皮结果出现局部体积膨胀、异常压缩或骨骼权重突变时，</w:t>
       </w:r>
       <m:oMath>
         <m:box>
@@ -8046,7 +10978,7 @@
           <w:sz w:val="18"/>
           <w:szCs w:val="18"/>
         </w:rPr>
-        <w:t xml:space="preserve">，捕获能量突变的加速度信息，对"骤然抖动"类异常更加灵敏。</w:t>
+        <w:t xml:space="preserve">（即相邻两帧能量指标之差，捕获能量突变的加速度信息），对"骤然抖动"类异常更加灵敏。</w:t>
       </w:r>
     </w:p>
     <w:p>
@@ -8113,7 +11045,7 @@
           <w:sz w:val="18"/>
           <w:szCs w:val="18"/>
         </w:rPr>
-        <w:t xml:space="preserve">在关键部位边界点上，计算速度方向和法线方向的跨帧一致性得分：</w:t>
+        <w:t xml:space="preserve">该指标含义为：在部位边界顶点上，衡量帧间运动方向是否连续（平滑），用以检测边界处因权重突变引起的撕裂/抖动。在关键部位边界点上，计算速度方向和法线方向的跨帧一致性得分：</w:t>
       </w:r>
     </w:p>
     <w:p>
@@ -8394,7 +11326,7 @@
           <w:sz w:val="18"/>
           <w:szCs w:val="18"/>
         </w:rPr>
-        <w:t xml:space="preserve">其中 </w:t>
+        <w:t xml:space="preserve">式中各参数含义：</w:t>
       </w:r>
       <m:oMath>
         <m:box>
@@ -8421,6 +11353,44 @@
           <w:szCs w:val="18"/>
         </w:rPr>
         <w:t xml:space="preserve"> 为部位边界顶点集合（如布料与躯干交接处的一圈顶点），</w:t>
+      </w:r>
+      <m:oMath>
+        <m:box>
+          <m:e>
+            <m:r>
+              <m:rPr>
+                <m:sty m:val="p"/>
+              </m:rPr>
+              <m:t>|</m:t>
+            </m:r>
+            <m:r>
+              <m:rPr>
+                <m:sty m:val="p"/>
+              </m:rPr>
+              <m:t>∂</m:t>
+            </m:r>
+            <m:r>
+              <m:rPr>
+                <m:sty m:val="i"/>
+              </m:rPr>
+              <m:t>𝒱</m:t>
+            </m:r>
+            <m:r>
+              <m:rPr>
+                <m:sty m:val="p"/>
+              </m:rPr>
+              <m:t>|</m:t>
+            </m:r>
+          </m:e>
+        </m:box>
+      </m:oMath>
+      <w:r>
+        <w:rPr>
+          <w:rFonts w:ascii="微软雅黑" w:eastAsia="微软雅黑" w:hAnsi="微软雅黑"/>
+          <w:sz w:val="18"/>
+          <w:szCs w:val="18"/>
+        </w:rPr>
+        <w:t xml:space="preserve"> 为其顶点个数；</w:t>
       </w:r>
       <m:oMath>
         <m:box>
@@ -8532,7 +11502,239 @@
           <w:sz w:val="18"/>
           <w:szCs w:val="18"/>
         </w:rPr>
-        <w:t xml:space="preserve"> 为帧间速度向量。当边界处权重分配不连续时，相邻帧速度方向会出现突变，余弦值趋近于零或负值，</w:t>
+        <w:t xml:space="preserve"> 为顶点 </w:t>
+      </w:r>
+      <m:oMath>
+        <m:box>
+          <m:e>
+            <m:r>
+              <m:rPr>
+                <m:sty m:val="i"/>
+              </m:rPr>
+              <m:t>v</m:t>
+            </m:r>
+          </m:e>
+        </m:box>
+      </m:oMath>
+      <w:r>
+        <w:rPr>
+          <w:rFonts w:ascii="微软雅黑" w:eastAsia="微软雅黑" w:hAnsi="微软雅黑"/>
+          <w:sz w:val="18"/>
+          <w:szCs w:val="18"/>
+        </w:rPr>
+        <w:t xml:space="preserve"> 在第 </w:t>
+      </w:r>
+      <m:oMath>
+        <m:box>
+          <m:e>
+            <m:r>
+              <m:rPr>
+                <m:sty m:val="i"/>
+              </m:rPr>
+              <m:t>t</m:t>
+            </m:r>
+          </m:e>
+        </m:box>
+      </m:oMath>
+      <w:r>
+        <w:rPr>
+          <w:rFonts w:ascii="微软雅黑" w:eastAsia="微软雅黑" w:hAnsi="微软雅黑"/>
+          <w:sz w:val="18"/>
+          <w:szCs w:val="18"/>
+        </w:rPr>
+        <w:t xml:space="preserve"> 帧的帧间速度向量（位移），</w:t>
+      </w:r>
+      <m:oMath>
+        <m:box>
+          <m:e>
+            <m:sSub>
+              <m:e>
+                <m:limUpp>
+                  <m:e>
+                    <m:box>
+                      <m:e>
+                        <m:r>
+                          <m:rPr>
+                            <m:sty m:val="i"/>
+                          </m:rPr>
+                          <m:t>𝐯</m:t>
+                        </m:r>
+                      </m:e>
+                    </m:box>
+                  </m:e>
+                  <m:lim>
+                    <m:r>
+                      <m:rPr>
+                        <m:sty m:val="p"/>
+                      </m:rPr>
+                      <m:t>˙</m:t>
+                    </m:r>
+                  </m:lim>
+                </m:limUpp>
+              </m:e>
+              <m:sub>
+                <m:box>
+                  <m:e>
+                    <m:r>
+                      <m:rPr>
+                        <m:sty m:val="i"/>
+                      </m:rPr>
+                      <m:t>t</m:t>
+                    </m:r>
+                    <m:r>
+                      <m:rPr>
+                        <m:sty m:val="p"/>
+                      </m:rPr>
+                      <m:t>−</m:t>
+                    </m:r>
+                    <m:r>
+                      <m:rPr>
+                        <m:sty m:val="p"/>
+                      </m:rPr>
+                      <m:t>1</m:t>
+                    </m:r>
+                  </m:e>
+                </m:box>
+              </m:sub>
+            </m:sSub>
+          </m:e>
+        </m:box>
+      </m:oMath>
+      <w:r>
+        <w:rPr>
+          <w:rFonts w:ascii="微软雅黑" w:eastAsia="微软雅黑" w:hAnsi="微软雅黑"/>
+          <w:sz w:val="18"/>
+          <w:szCs w:val="18"/>
+        </w:rPr>
+        <w:t xml:space="preserve"> 为前一帧的速度向量；</w:t>
+      </w:r>
+      <m:oMath>
+        <m:box>
+          <m:e>
+            <m:r>
+              <m:rPr>
+                <m:sty m:val="p"/>
+              </m:rPr>
+              <m:t>cos</m:t>
+            </m:r>
+            <m:r>
+              <m:rPr>
+                <m:sty m:val="p"/>
+              </m:rPr>
+              <m:t>∠</m:t>
+            </m:r>
+            <m:r>
+              <m:rPr>
+                <m:sty m:val="p"/>
+              </m:rPr>
+              <m:t>(</m:t>
+            </m:r>
+            <m:sSub>
+              <m:e>
+                <m:limUpp>
+                  <m:e>
+                    <m:box>
+                      <m:e>
+                        <m:r>
+                          <m:rPr>
+                            <m:sty m:val="i"/>
+                          </m:rPr>
+                          <m:t>𝐯</m:t>
+                        </m:r>
+                      </m:e>
+                    </m:box>
+                  </m:e>
+                  <m:lim>
+                    <m:r>
+                      <m:rPr>
+                        <m:sty m:val="p"/>
+                      </m:rPr>
+                      <m:t>˙</m:t>
+                    </m:r>
+                  </m:lim>
+                </m:limUpp>
+              </m:e>
+              <m:sub>
+                <m:r>
+                  <m:rPr>
+                    <m:sty m:val="i"/>
+                  </m:rPr>
+                  <m:t>t</m:t>
+                </m:r>
+              </m:sub>
+            </m:sSub>
+            <m:r>
+              <m:rPr>
+                <m:sty m:val="p"/>
+              </m:rPr>
+              <m:t>,</m:t>
+            </m:r>
+            <m:sSub>
+              <m:e>
+                <m:limUpp>
+                  <m:e>
+                    <m:box>
+                      <m:e>
+                        <m:r>
+                          <m:rPr>
+                            <m:sty m:val="i"/>
+                          </m:rPr>
+                          <m:t>𝐯</m:t>
+                        </m:r>
+                      </m:e>
+                    </m:box>
+                  </m:e>
+                  <m:lim>
+                    <m:r>
+                      <m:rPr>
+                        <m:sty m:val="p"/>
+                      </m:rPr>
+                      <m:t>˙</m:t>
+                    </m:r>
+                  </m:lim>
+                </m:limUpp>
+              </m:e>
+              <m:sub>
+                <m:box>
+                  <m:e>
+                    <m:r>
+                      <m:rPr>
+                        <m:sty m:val="i"/>
+                      </m:rPr>
+                      <m:t>t</m:t>
+                    </m:r>
+                    <m:r>
+                      <m:rPr>
+                        <m:sty m:val="p"/>
+                      </m:rPr>
+                      <m:t>−</m:t>
+                    </m:r>
+                    <m:r>
+                      <m:rPr>
+                        <m:sty m:val="p"/>
+                      </m:rPr>
+                      <m:t>1</m:t>
+                    </m:r>
+                  </m:e>
+                </m:box>
+              </m:sub>
+            </m:sSub>
+            <m:r>
+              <m:rPr>
+                <m:sty m:val="p"/>
+              </m:rPr>
+              <m:t>)</m:t>
+            </m:r>
+          </m:e>
+        </m:box>
+      </m:oMath>
+      <w:r>
+        <w:rPr>
+          <w:rFonts w:ascii="微软雅黑" w:eastAsia="微软雅黑" w:hAnsi="微软雅黑"/>
+          <w:sz w:val="18"/>
+          <w:szCs w:val="18"/>
+        </w:rPr>
+        <w:t xml:space="preserve"> 为相邻两帧速度向量夹角的余弦（方向越一致越接近 1）。整式即"1 减去边界顶点速度方向跨帧余弦的均值"：当边界处权重分配连续、运动平滑时余弦接近 1、</w:t>
       </w:r>
       <m:oMath>
         <m:box>
@@ -8568,6 +11770,42 @@
           <w:sz w:val="18"/>
           <w:szCs w:val="18"/>
         </w:rPr>
+        <w:t xml:space="preserve"> 接近 0；当边界处权重分配不连续、相邻帧速度方向出现突变时余弦趋近于零或负值，</w:t>
+      </w:r>
+      <m:oMath>
+        <m:box>
+          <m:e>
+            <m:sSub>
+              <m:e>
+                <m:r>
+                  <m:rPr>
+                    <m:sty m:val="i"/>
+                  </m:rPr>
+                  <m:t>m</m:t>
+                </m:r>
+              </m:e>
+              <m:sub>
+                <m:box>
+                  <m:e>
+                    <m:r>
+                      <m:rPr>
+                        <m:nor/>
+                      </m:rPr>
+                      <m:t>bdry</m:t>
+                    </m:r>
+                  </m:e>
+                </m:box>
+              </m:sub>
+            </m:sSub>
+          </m:e>
+        </m:box>
+      </m:oMath>
+      <w:r>
+        <w:rPr>
+          <w:rFonts w:ascii="微软雅黑" w:eastAsia="微软雅黑" w:hAnsi="微软雅黑"/>
+          <w:sz w:val="18"/>
+          <w:szCs w:val="18"/>
+        </w:rPr>
         <w:t xml:space="preserve"> 升高。该指标对于检测权重突变引起的边界撕裂和接缝抖动具有较高灵敏度。实际实现中，</w:t>
       </w:r>
       <m:oMath>
@@ -8651,7 +11889,61 @@
           <w:sz w:val="18"/>
           <w:szCs w:val="18"/>
         </w:rPr>
-        <w:t xml:space="preserve">对任意指标 </w:t>
+        <w:t xml:space="preserve">本步骤的目的是把各指标的原始量纲（深度、面积、角度等彼此不可比）</w:t>
+      </w:r>
+      <w:r>
+        <w:rPr>
+          <w:rFonts w:ascii="微软雅黑" w:eastAsia="微软雅黑" w:hAnsi="微软雅黑"/>
+          <w:sz w:val="18"/>
+          <w:szCs w:val="18"/>
+          <w:b/>
+          <w:bCs/>
+        </w:rPr>
+        <w:t xml:space="preserve">映射到统一、稳定、可解释的标准范围 </w:t>
+      </w:r>
+      <m:oMath>
+        <m:box>
+          <m:e>
+            <m:r>
+              <m:rPr>
+                <m:sty m:val="p"/>
+              </m:rPr>
+              <m:t>[</m:t>
+            </m:r>
+            <m:r>
+              <m:rPr>
+                <m:sty m:val="p"/>
+              </m:rPr>
+              <m:t>0</m:t>
+            </m:r>
+            <m:r>
+              <m:rPr>
+                <m:sty m:val="p"/>
+              </m:rPr>
+              <m:t>,</m:t>
+            </m:r>
+            <m:r>
+              <m:rPr>
+                <m:sty m:val="p"/>
+              </m:rPr>
+              <m:t>1</m:t>
+            </m:r>
+            <m:r>
+              <m:rPr>
+                <m:sty m:val="p"/>
+              </m:rPr>
+              <m:t>]</m:t>
+            </m:r>
+          </m:e>
+        </m:box>
+      </m:oMath>
+      <w:r>
+        <w:rPr>
+          <w:rFonts w:ascii="微软雅黑" w:eastAsia="微软雅黑" w:hAnsi="微软雅黑"/>
+          <w:sz w:val="18"/>
+          <w:szCs w:val="18"/>
+        </w:rPr>
+        <w:t xml:space="preserve">，以便后续跨指标加权聚合与统一筛选。对任意指标 </w:t>
       </w:r>
       <m:oMath>
         <m:box>
@@ -8961,6 +12253,67 @@
           <w:sz w:val="18"/>
           <w:szCs w:val="18"/>
         </w:rPr>
+        <w:t xml:space="preserve">关于归一化结果的粒度：本步最终得到的是</w:t>
+      </w:r>
+      <w:r>
+        <w:rPr>
+          <w:rFonts w:ascii="微软雅黑" w:eastAsia="微软雅黑" w:hAnsi="微软雅黑"/>
+          <w:sz w:val="18"/>
+          <w:szCs w:val="18"/>
+          <w:b/>
+          <w:bCs/>
+        </w:rPr>
+        <w:t xml:space="preserve">每一帧、每个部位、每个指标的一个归一化分数 </w:t>
+      </w:r>
+      <m:oMath>
+        <m:box>
+          <m:e>
+            <m:sSub>
+              <m:e>
+                <m:r>
+                  <m:rPr>
+                    <m:sty m:val="i"/>
+                  </m:rPr>
+                  <m:t>z</m:t>
+                </m:r>
+              </m:e>
+              <m:sub>
+                <m:r>
+                  <m:rPr>
+                    <m:sty m:val="i"/>
+                  </m:rPr>
+                  <m:t>i</m:t>
+                </m:r>
+              </m:sub>
+            </m:sSub>
+          </m:e>
+        </m:box>
+      </m:oMath>
+      <w:r>
+        <w:rPr>
+          <w:rFonts w:ascii="微软雅黑" w:eastAsia="微软雅黑" w:hAnsi="微软雅黑"/>
+          <w:sz w:val="18"/>
+          <w:szCs w:val="18"/>
+        </w:rPr>
+        <w:t xml:space="preserve">；该部位级分数由"该帧该部位对应各顶点的该指标值"聚合而来——默认取顶点值的最大值（突出局部最严重处，对穿插/共线等局部缺陷更敏感），也可按指标配置为取均值（反映整体水平）。即先得顶点级指标值、按部位做 max 或 mean 聚合、再做上式归一化。</w:t>
+      </w:r>
+    </w:p>
+    <w:p>
+      <w:pPr>
+        <w:spacing w:line="276" w:lineRule="auto"/>
+        <w:rPr>
+          <w:rFonts w:ascii="微软雅黑" w:eastAsia="微软雅黑" w:hAnsi="微软雅黑"/>
+          <w:sz w:val="18"/>
+          <w:szCs w:val="18"/>
+        </w:rPr>
+        <w:ind w:firstLineChars="200" w:firstLine="420"/>
+      </w:pPr>
+      <w:r>
+        <w:rPr>
+          <w:rFonts w:ascii="微软雅黑" w:eastAsia="微软雅黑" w:hAnsi="微软雅黑"/>
+          <w:sz w:val="18"/>
+          <w:szCs w:val="18"/>
+        </w:rPr>
         <w:t xml:space="preserve">对不同部位可采用分位数自适应阈值：</w:t>
       </w:r>
     </w:p>
@@ -9197,7 +12550,7 @@
             </m:r>
             <m:r>
               <m:rPr>
-                <m:sty m:val="p"/>
+                <m:sty m:val="i"/>
               </m:rPr>
               <m:t>·</m:t>
             </m:r>
@@ -9259,6 +12612,66 @@
               </m:rPr>
               <m:t>0.95</m:t>
             </m:r>
+          </m:e>
+        </m:box>
+      </m:oMath>
+      <w:r>
+        <w:rPr>
+          <w:rFonts w:ascii="微软雅黑" w:eastAsia="微软雅黑" w:hAnsi="微软雅黑"/>
+          <w:sz w:val="18"/>
+          <w:szCs w:val="18"/>
+        </w:rPr>
+        <w:t xml:space="preserve">。这里的统计对象是：一个角色对应多帧，针对某一指标，每一帧的每个候选部位（即前面实际算出该指标的部位，而非全部部位）都得到一个该部位的指标值（该值由该部位对应顶点的指标值聚合而来，如取域内最大或均值）；将同一候选部位在多帧上的这些值汇成样本集合，取其第 95% 分位（从大到小排约处于前 5%）作为该部位该指标的高阈值 </w:t>
+      </w:r>
+      <m:oMath>
+        <m:box>
+          <m:e>
+            <m:sSubSup>
+              <m:e>
+                <m:r>
+                  <m:rPr>
+                    <m:sty m:val="i"/>
+                  </m:rPr>
+                  <m:t>τ</m:t>
+                </m:r>
+              </m:e>
+              <m:sub>
+                <m:box>
+                  <m:e>
+                    <m:r>
+                      <m:rPr>
+                        <m:sty m:val="i"/>
+                      </m:rPr>
+                      <m:t>i</m:t>
+                    </m:r>
+                    <m:r>
+                      <m:rPr>
+                        <m:sty m:val="p"/>
+                      </m:rPr>
+                      <m:t>,</m:t>
+                    </m:r>
+                    <m:r>
+                      <m:rPr>
+                        <m:sty m:val="i"/>
+                      </m:rPr>
+                      <m:t>p</m:t>
+                    </m:r>
+                  </m:e>
+                </m:box>
+              </m:sub>
+              <m:sup>
+                <m:box>
+                  <m:e>
+                    <m:r>
+                      <m:rPr>
+                        <m:nor/>
+                      </m:rPr>
+                      <m:t>high</m:t>
+                    </m:r>
+                  </m:e>
+                </m:box>
+              </m:sup>
+            </m:sSubSup>
           </m:e>
         </m:box>
       </m:oMath>
@@ -9305,7 +12718,7 @@
           <w:sz w:val="18"/>
           <w:szCs w:val="18"/>
         </w:rPr>
-        <w:t xml:space="preserve">（由工程师根据经验设定全局值，适用于已标定项目）、</w:t>
+        <w:t xml:space="preserve">（由工程师根据经验设定全局值，适用于已标定、分布稳定的项目，如成熟量产角色）、</w:t>
       </w:r>
       <w:r>
         <w:rPr>
@@ -9447,7 +12860,7 @@
           <w:sz w:val="18"/>
           <w:szCs w:val="18"/>
         </w:rPr>
-        <w:t xml:space="preserve">，适用于冷启动场景）、</w:t>
+        <w:t xml:space="preserve">，适用于缺乏先验的冷启动场景，如新角色类型/新服装首次接入、动作范围未知的探索阶段）、</w:t>
       </w:r>
       <w:r>
         <w:rPr>
@@ -9485,7 +12898,111 @@
           <w:sz w:val="18"/>
           <w:szCs w:val="18"/>
         </w:rPr>
-        <w:t xml:space="preserve">，头发部位阈值放宽、躯干收紧，分层粒度可配置为1-3级）。三种策略可按项目需求混合使用。</w:t>
+        <w:t xml:space="preserve">，对不同部位分别套用分位数自适应阈值，适用于不同部位形变差异大的场景，如同时含头发/布料/躯干的复杂角色）。其中"头发部位阈值放宽"即对头发部位取较大的分位数 </w:t>
+      </w:r>
+      <m:oMath>
+        <m:box>
+          <m:e>
+            <m:r>
+              <m:rPr>
+                <m:sty m:val="i"/>
+              </m:rPr>
+              <m:t>q</m:t>
+            </m:r>
+          </m:e>
+        </m:box>
+      </m:oMath>
+      <w:r>
+        <w:rPr>
+          <w:rFonts w:ascii="微软雅黑" w:eastAsia="微软雅黑" w:hAnsi="微软雅黑"/>
+          <w:sz w:val="18"/>
+          <w:szCs w:val="18"/>
+        </w:rPr>
+        <w:t xml:space="preserve">（如 </w:t>
+      </w:r>
+      <m:oMath>
+        <m:box>
+          <m:e>
+            <m:r>
+              <m:rPr>
+                <m:sty m:val="i"/>
+              </m:rPr>
+              <m:t>q</m:t>
+            </m:r>
+            <m:r>
+              <m:rPr>
+                <m:sty m:val="p"/>
+              </m:rPr>
+              <m:t>=</m:t>
+            </m:r>
+            <m:r>
+              <m:rPr>
+                <m:sty m:val="p"/>
+              </m:rPr>
+              <m:t>0.98</m:t>
+            </m:r>
+          </m:e>
+        </m:box>
+      </m:oMath>
+      <w:r>
+        <w:rPr>
+          <w:rFonts w:ascii="微软雅黑" w:eastAsia="微软雅黑" w:hAnsi="微软雅黑"/>
+          <w:sz w:val="18"/>
+          <w:szCs w:val="18"/>
+        </w:rPr>
+        <w:t xml:space="preserve">，容忍头发本身较大的形变与自接触）、"躯干收紧"即对躯干取较小的分位数 </w:t>
+      </w:r>
+      <m:oMath>
+        <m:box>
+          <m:e>
+            <m:r>
+              <m:rPr>
+                <m:sty m:val="i"/>
+              </m:rPr>
+              <m:t>q</m:t>
+            </m:r>
+          </m:e>
+        </m:box>
+      </m:oMath>
+      <w:r>
+        <w:rPr>
+          <w:rFonts w:ascii="微软雅黑" w:eastAsia="微软雅黑" w:hAnsi="微软雅黑"/>
+          <w:sz w:val="18"/>
+          <w:szCs w:val="18"/>
+        </w:rPr>
+        <w:t xml:space="preserve">（如 </w:t>
+      </w:r>
+      <m:oMath>
+        <m:box>
+          <m:e>
+            <m:r>
+              <m:rPr>
+                <m:sty m:val="i"/>
+              </m:rPr>
+              <m:t>q</m:t>
+            </m:r>
+            <m:r>
+              <m:rPr>
+                <m:sty m:val="p"/>
+              </m:rPr>
+              <m:t>=</m:t>
+            </m:r>
+            <m:r>
+              <m:rPr>
+                <m:sty m:val="p"/>
+              </m:rPr>
+              <m:t>0.90</m:t>
+            </m:r>
+          </m:e>
+        </m:box>
+      </m:oMath>
+      <w:r>
+        <w:rPr>
+          <w:rFonts w:ascii="微软雅黑" w:eastAsia="微软雅黑" w:hAnsi="微软雅黑"/>
+          <w:sz w:val="18"/>
+          <w:szCs w:val="18"/>
+        </w:rPr>
+        <w:t xml:space="preserve">，对躯干穿插更敏感），分层粒度可配置为1-3级。三种策略可按项目需求混合使用：分布稳定选固定阈值、冷启动选分位数阈值、部位差异大选分部位自适应。</w:t>
       </w:r>
     </w:p>
     <w:p>
@@ -9522,7 +13039,57 @@
           <w:sz w:val="18"/>
           <w:szCs w:val="18"/>
         </w:rPr>
-        <w:t xml:space="preserve">聚合总分采用加权和与门控惩罚相结合的形式：</w:t>
+        <w:t xml:space="preserve">聚合总分采用加权和与门控惩罚相结合的形式（该总分为</w:t>
+      </w:r>
+      <w:r>
+        <w:rPr>
+          <w:rFonts w:ascii="微软雅黑" w:eastAsia="微软雅黑" w:hAnsi="微软雅黑"/>
+          <w:sz w:val="18"/>
+          <w:szCs w:val="18"/>
+          <w:b/>
+          <w:bCs/>
+        </w:rPr>
+        <w:t xml:space="preserve">帧级</w:t>
+      </w:r>
+      <w:r>
+        <w:rPr>
+          <w:rFonts w:ascii="微软雅黑" w:eastAsia="微软雅黑" w:hAnsi="微软雅黑"/>
+          <w:sz w:val="18"/>
+          <w:szCs w:val="18"/>
+        </w:rPr>
+        <w:t xml:space="preserve">结果，即对同一帧内各部位/各指标的归一化分数 </w:t>
+      </w:r>
+      <m:oMath>
+        <m:box>
+          <m:e>
+            <m:sSub>
+              <m:e>
+                <m:r>
+                  <m:rPr>
+                    <m:sty m:val="i"/>
+                  </m:rPr>
+                  <m:t>z</m:t>
+                </m:r>
+              </m:e>
+              <m:sub>
+                <m:r>
+                  <m:rPr>
+                    <m:sty m:val="i"/>
+                  </m:rPr>
+                  <m:t>i</m:t>
+                </m:r>
+              </m:sub>
+            </m:sSub>
+          </m:e>
+        </m:box>
+      </m:oMath>
+      <w:r>
+        <w:rPr>
+          <w:rFonts w:ascii="微软雅黑" w:eastAsia="微软雅黑" w:hAnsi="微软雅黑"/>
+          <w:sz w:val="18"/>
+          <w:szCs w:val="18"/>
+        </w:rPr>
+        <w:t xml:space="preserve"> 一起加权求和后再叠加门控惩罚）：</w:t>
       </w:r>
     </w:p>
     <w:p>
@@ -9677,7 +13244,47 @@
           <w:sz w:val="18"/>
           <w:szCs w:val="18"/>
         </w:rPr>
-        <w:t xml:space="preserve">其中 </w:t>
+        <w:t xml:space="preserve">其中下标 </w:t>
+      </w:r>
+      <m:oMath>
+        <m:box>
+          <m:e>
+            <m:r>
+              <m:rPr>
+                <m:sty m:val="i"/>
+              </m:rPr>
+              <m:t>i</m:t>
+            </m:r>
+          </m:e>
+        </m:box>
+      </m:oMath>
+      <w:r>
+        <w:rPr>
+          <w:rFonts w:ascii="微软雅黑" w:eastAsia="微软雅黑" w:hAnsi="微软雅黑"/>
+          <w:sz w:val="18"/>
+          <w:szCs w:val="18"/>
+        </w:rPr>
+        <w:t xml:space="preserve"> 遍历指标集 </w:t>
+      </w:r>
+      <m:oMath>
+        <m:box>
+          <m:e>
+            <m:r>
+              <m:rPr>
+                <m:sty m:val="i"/>
+              </m:rPr>
+              <m:t>ℐ</m:t>
+            </m:r>
+          </m:e>
+        </m:box>
+      </m:oMath>
+      <w:r>
+        <w:rPr>
+          <w:rFonts w:ascii="微软雅黑" w:eastAsia="微软雅黑" w:hAnsi="微软雅黑"/>
+          <w:sz w:val="18"/>
+          <w:szCs w:val="18"/>
+        </w:rPr>
+        <w:t xml:space="preserve">；</w:t>
       </w:r>
       <m:oMath>
         <m:box>
@@ -9775,7 +13382,241 @@
           <w:sz w:val="18"/>
           <w:szCs w:val="18"/>
         </w:rPr>
-        <w:t xml:space="preserve"> 时施加额外惩罚，防止总分掩盖局部严重异常。为抑制瞬时帧噪声，对时序分数执行指数平滑：</w:t>
+        <w:t xml:space="preserve"> 时施加额外惩罚，防止总分掩盖局部严重异常（此处改用 </w:t>
+      </w:r>
+      <m:oMath>
+        <m:box>
+          <m:e>
+            <m:r>
+              <m:rPr>
+                <m:sty m:val="i"/>
+              </m:rPr>
+              <m:t>j</m:t>
+            </m:r>
+          </m:e>
+        </m:box>
+      </m:oMath>
+      <w:r>
+        <w:rPr>
+          <w:rFonts w:ascii="微软雅黑" w:eastAsia="微软雅黑" w:hAnsi="微软雅黑"/>
+          <w:sz w:val="18"/>
+          <w:szCs w:val="18"/>
+        </w:rPr>
+        <w:t xml:space="preserve"> 仅为强调"被检查的是某一个具体的关键指标"，</w:t>
+      </w:r>
+      <m:oMath>
+        <m:box>
+          <m:e>
+            <m:r>
+              <m:rPr>
+                <m:sty m:val="i"/>
+              </m:rPr>
+              <m:t>j</m:t>
+            </m:r>
+          </m:e>
+        </m:box>
+      </m:oMath>
+      <w:r>
+        <w:rPr>
+          <w:rFonts w:ascii="微软雅黑" w:eastAsia="微软雅黑" w:hAnsi="微软雅黑"/>
+          <w:sz w:val="18"/>
+          <w:szCs w:val="18"/>
+        </w:rPr>
+        <w:t xml:space="preserve"> 是 </w:t>
+      </w:r>
+      <m:oMath>
+        <m:box>
+          <m:e>
+            <m:r>
+              <m:rPr>
+                <m:sty m:val="i"/>
+              </m:rPr>
+              <m:t>ℐ</m:t>
+            </m:r>
+          </m:e>
+        </m:box>
+      </m:oMath>
+      <w:r>
+        <w:rPr>
+          <w:rFonts w:ascii="微软雅黑" w:eastAsia="微软雅黑" w:hAnsi="微软雅黑"/>
+          <w:sz w:val="18"/>
+          <w:szCs w:val="18"/>
+        </w:rPr>
+        <w:t xml:space="preserve"> 中的一个具体下标，与求和下标 </w:t>
+      </w:r>
+      <m:oMath>
+        <m:box>
+          <m:e>
+            <m:r>
+              <m:rPr>
+                <m:sty m:val="i"/>
+              </m:rPr>
+              <m:t>i</m:t>
+            </m:r>
+          </m:e>
+        </m:box>
+      </m:oMath>
+      <w:r>
+        <w:rPr>
+          <w:rFonts w:ascii="微软雅黑" w:eastAsia="微软雅黑" w:hAnsi="微软雅黑"/>
+          <w:sz w:val="18"/>
+          <w:szCs w:val="18"/>
+        </w:rPr>
+        <w:t xml:space="preserve"> 同属一个指标集，并无新含义）。</w:t>
+      </w:r>
+      <m:oMath>
+        <m:box>
+          <m:e>
+            <m:sSub>
+              <m:e>
+                <m:r>
+                  <m:rPr>
+                    <m:sty m:val="i"/>
+                  </m:rPr>
+                  <m:t>γ</m:t>
+                </m:r>
+              </m:e>
+              <m:sub>
+                <m:box>
+                  <m:e>
+                    <m:r>
+                      <m:rPr>
+                        <m:nor/>
+                      </m:rPr>
+                      <m:t>crit</m:t>
+                    </m:r>
+                  </m:e>
+                </m:box>
+              </m:sub>
+            </m:sSub>
+          </m:e>
+        </m:box>
+      </m:oMath>
+      <w:r>
+        <w:rPr>
+          <w:rFonts w:ascii="微软雅黑" w:eastAsia="微软雅黑" w:hAnsi="微软雅黑"/>
+          <w:sz w:val="18"/>
+          <w:szCs w:val="18"/>
+        </w:rPr>
+        <w:t xml:space="preserve"> 为预设的关键指标触发阈值（在归一化分数 </w:t>
+      </w:r>
+      <m:oMath>
+        <m:box>
+          <m:e>
+            <m:r>
+              <m:rPr>
+                <m:sty m:val="p"/>
+              </m:rPr>
+              <m:t>[</m:t>
+            </m:r>
+            <m:r>
+              <m:rPr>
+                <m:sty m:val="p"/>
+              </m:rPr>
+              <m:t>0</m:t>
+            </m:r>
+            <m:r>
+              <m:rPr>
+                <m:sty m:val="p"/>
+              </m:rPr>
+              <m:t>,</m:t>
+            </m:r>
+            <m:r>
+              <m:rPr>
+                <m:sty m:val="p"/>
+              </m:rPr>
+              <m:t>1</m:t>
+            </m:r>
+            <m:r>
+              <m:rPr>
+                <m:sty m:val="p"/>
+              </m:rPr>
+              <m:t>]</m:t>
+            </m:r>
+          </m:e>
+        </m:box>
+      </m:oMath>
+      <w:r>
+        <w:rPr>
+          <w:rFonts w:ascii="微软雅黑" w:eastAsia="微软雅黑" w:hAnsi="微软雅黑"/>
+          <w:sz w:val="18"/>
+          <w:szCs w:val="18"/>
+        </w:rPr>
+        <w:t xml:space="preserve"> 上典型取 0.7~0.85），不同关键指标可配置各自的 </w:t>
+      </w:r>
+      <m:oMath>
+        <m:box>
+          <m:e>
+            <m:sSub>
+              <m:e>
+                <m:r>
+                  <m:rPr>
+                    <m:sty m:val="i"/>
+                  </m:rPr>
+                  <m:t>γ</m:t>
+                </m:r>
+              </m:e>
+              <m:sub>
+                <m:box>
+                  <m:e>
+                    <m:r>
+                      <m:rPr>
+                        <m:nor/>
+                      </m:rPr>
+                      <m:t>crit</m:t>
+                    </m:r>
+                  </m:e>
+                </m:box>
+              </m:sub>
+            </m:sSub>
+          </m:e>
+        </m:box>
+      </m:oMath>
+      <w:r>
+        <w:rPr>
+          <w:rFonts w:ascii="微软雅黑" w:eastAsia="微软雅黑" w:hAnsi="微软雅黑"/>
+          <w:sz w:val="18"/>
+          <w:szCs w:val="18"/>
+        </w:rPr>
+        <w:t xml:space="preserve">（默认相同，也允许按指标单独设定）；门控惩罚 </w:t>
+      </w:r>
+      <m:oMath>
+        <m:box>
+          <m:e>
+            <m:r>
+              <m:rPr>
+                <m:sty m:val="i"/>
+              </m:rPr>
+              <m:t>g</m:t>
+            </m:r>
+            <m:r>
+              <m:rPr>
+                <m:sty m:val="p"/>
+              </m:rPr>
+              <m:t>(</m:t>
+            </m:r>
+            <m:r>
+              <m:rPr>
+                <m:sty m:val="i"/>
+              </m:rPr>
+              <m:t>𝐳</m:t>
+            </m:r>
+            <m:r>
+              <m:rPr>
+                <m:sty m:val="p"/>
+              </m:rPr>
+              <m:t>)</m:t>
+            </m:r>
+          </m:e>
+        </m:box>
+      </m:oMath>
+      <w:r>
+        <w:rPr>
+          <w:rFonts w:ascii="微软雅黑" w:eastAsia="微软雅黑" w:hAnsi="微软雅黑"/>
+          <w:sz w:val="18"/>
+          <w:szCs w:val="18"/>
+        </w:rPr>
+        <w:t xml:space="preserve"> 的强度同样为预设值（典型为固定加罚常数 0.2~0.5 或按超出量线性放大）。为抑制瞬时帧噪声，对时序分数执行指数平滑：</w:t>
       </w:r>
     </w:p>
     <w:p>
@@ -9968,25 +13809,39 @@
           <w:sz w:val="18"/>
           <w:szCs w:val="18"/>
         </w:rPr>
-        <w:t xml:space="preserve">样本分级规则：</w:t>
-      </w:r>
-    </w:p>
-    <w:p>
-      <w:pPr>
-        <w:spacing w:line="276" w:lineRule="auto"/>
-        <w:rPr>
-          <w:rFonts w:ascii="微软雅黑" w:eastAsia="微软雅黑" w:hAnsi="微软雅黑"/>
-          <w:sz w:val="18"/>
-          <w:szCs w:val="18"/>
-        </w:rPr>
-      </w:pPr>
-      <w:r>
-        <w:rPr>
-          <w:rFonts w:ascii="微软雅黑" w:eastAsia="微软雅黑" w:hAnsi="微软雅黑"/>
-          <w:sz w:val="18"/>
-          <w:szCs w:val="18"/>
-        </w:rPr>
-        <w:t xml:space="preserve">若 </w:t>
+        <w:t xml:space="preserve">第一帧 </w:t>
+      </w:r>
+      <m:oMath>
+        <m:box>
+          <m:e>
+            <m:r>
+              <m:rPr>
+                <m:sty m:val="i"/>
+              </m:rPr>
+              <m:t>t</m:t>
+            </m:r>
+            <m:r>
+              <m:rPr>
+                <m:sty m:val="p"/>
+              </m:rPr>
+              <m:t>=</m:t>
+            </m:r>
+            <m:r>
+              <m:rPr>
+                <m:sty m:val="p"/>
+              </m:rPr>
+              <m:t>1</m:t>
+            </m:r>
+          </m:e>
+        </m:box>
+      </m:oMath>
+      <w:r>
+        <w:rPr>
+          <w:rFonts w:ascii="微软雅黑" w:eastAsia="微软雅黑" w:hAnsi="微软雅黑"/>
+          <w:sz w:val="18"/>
+          <w:szCs w:val="18"/>
+        </w:rPr>
+        <w:t xml:space="preserve"> 无历史值，直接以当帧分数初始化 </w:t>
       </w:r>
       <m:oMath>
         <m:box>
@@ -10019,9 +13874,9 @@
               <m:sub>
                 <m:r>
                   <m:rPr>
-                    <m:sty m:val="i"/>
-                  </m:rPr>
-                  <m:t>t</m:t>
+                    <m:sty m:val="p"/>
+                  </m:rPr>
+                  <m:t>1</m:t>
                 </m:r>
               </m:sub>
             </m:sSub>
@@ -10029,7 +13884,7 @@
               <m:rPr>
                 <m:sty m:val="p"/>
               </m:rPr>
-              <m:t>&lt;</m:t>
+              <m:t>=</m:t>
             </m:r>
             <m:sSub>
               <m:e>
@@ -10037,15 +13892,15 @@
                   <m:rPr>
                     <m:sty m:val="i"/>
                   </m:rPr>
-                  <m:t>γ</m:t>
+                  <m:t>Q</m:t>
                 </m:r>
               </m:e>
               <m:sub>
                 <m:r>
                   <m:rPr>
-                    <m:sty m:val="i"/>
-                  </m:rPr>
-                  <m:t>A</m:t>
+                    <m:sty m:val="p"/>
+                  </m:rPr>
+                  <m:t>1</m:t>
                 </m:r>
               </m:sub>
             </m:sSub>
@@ -10058,25 +13913,27 @@
           <w:sz w:val="18"/>
           <w:szCs w:val="18"/>
         </w:rPr>
-        <w:t xml:space="preserve">：A级，可直接入训练集；</w:t>
-      </w:r>
-    </w:p>
-    <w:p>
-      <w:pPr>
-        <w:spacing w:line="276" w:lineRule="auto"/>
-        <w:rPr>
-          <w:rFonts w:ascii="微软雅黑" w:eastAsia="微软雅黑" w:hAnsi="微软雅黑"/>
-          <w:sz w:val="18"/>
-          <w:szCs w:val="18"/>
-        </w:rPr>
-      </w:pPr>
-      <w:r>
-        <w:rPr>
-          <w:rFonts w:ascii="微软雅黑" w:eastAsia="微软雅黑" w:hAnsi="微软雅黑"/>
-          <w:sz w:val="18"/>
-          <w:szCs w:val="18"/>
-        </w:rPr>
-        <w:t xml:space="preserve">若 </w:t>
+        <w:t xml:space="preserve">；平滑系数 </w:t>
+      </w:r>
+      <m:oMath>
+        <m:box>
+          <m:e>
+            <m:r>
+              <m:rPr>
+                <m:sty m:val="i"/>
+              </m:rPr>
+              <m:t>β</m:t>
+            </m:r>
+          </m:e>
+        </m:box>
+      </m:oMath>
+      <w:r>
+        <w:rPr>
+          <w:rFonts w:ascii="微软雅黑" w:eastAsia="微软雅黑" w:hAnsi="微软雅黑"/>
+          <w:sz w:val="18"/>
+          <w:szCs w:val="18"/>
+        </w:rPr>
+        <w:t xml:space="preserve"> 预设（典型 0.3~0.5）。需说明 </w:t>
       </w:r>
       <m:oMath>
         <m:box>
@@ -10087,7 +13944,7 @@
                   <m:rPr>
                     <m:sty m:val="i"/>
                   </m:rPr>
-                  <m:t>γ</m:t>
+                  <m:t>Q</m:t>
                 </m:r>
               </m:e>
               <m:sub>
@@ -10095,16 +13952,24 @@
                   <m:rPr>
                     <m:sty m:val="i"/>
                   </m:rPr>
-                  <m:t>A</m:t>
+                  <m:t>t</m:t>
                 </m:r>
               </m:sub>
             </m:sSub>
-            <m:r>
-              <m:rPr>
-                <m:sty m:val="p"/>
-              </m:rPr>
-              <m:t>≤</m:t>
-            </m:r>
+          </m:e>
+        </m:box>
+      </m:oMath>
+      <w:r>
+        <w:rPr>
+          <w:rFonts w:ascii="微软雅黑" w:eastAsia="微软雅黑" w:hAnsi="微软雅黑"/>
+          <w:sz w:val="18"/>
+          <w:szCs w:val="18"/>
+        </w:rPr>
+        <w:t xml:space="preserve"> 与 </w:t>
+      </w:r>
+      <m:oMath>
+        <m:box>
+          <m:e>
             <m:sSub>
               <m:e>
                 <m:limUpp>
@@ -10139,19 +14004,27 @@
                 </m:r>
               </m:sub>
             </m:sSub>
-            <m:r>
-              <m:rPr>
-                <m:sty m:val="p"/>
-              </m:rPr>
-              <m:t>&lt;</m:t>
-            </m:r>
+          </m:e>
+        </m:box>
+      </m:oMath>
+      <w:r>
+        <w:rPr>
+          <w:rFonts w:ascii="微软雅黑" w:eastAsia="微软雅黑" w:hAnsi="微软雅黑"/>
+          <w:sz w:val="18"/>
+          <w:szCs w:val="18"/>
+        </w:rPr>
+        <w:t xml:space="preserve"> 的关系：</w:t>
+      </w:r>
+      <m:oMath>
+        <m:box>
+          <m:e>
             <m:sSub>
               <m:e>
                 <m:r>
                   <m:rPr>
                     <m:sty m:val="i"/>
                   </m:rPr>
-                  <m:t>γ</m:t>
+                  <m:t>Q</m:t>
                 </m:r>
               </m:e>
               <m:sub>
@@ -10159,7 +14032,7 @@
                   <m:rPr>
                     <m:sty m:val="i"/>
                   </m:rPr>
-                  <m:t>B</m:t>
+                  <m:t>t</m:t>
                 </m:r>
               </m:sub>
             </m:sSub>
@@ -10172,25 +14045,27 @@
           <w:sz w:val="18"/>
           <w:szCs w:val="18"/>
         </w:rPr>
-        <w:t xml:space="preserve">：B级，降权参与训练或进入人工抽检池；</w:t>
-      </w:r>
-    </w:p>
-    <w:p>
-      <w:pPr>
-        <w:spacing w:line="276" w:lineRule="auto"/>
-        <w:rPr>
-          <w:rFonts w:ascii="微软雅黑" w:eastAsia="微软雅黑" w:hAnsi="微软雅黑"/>
-          <w:sz w:val="18"/>
-          <w:szCs w:val="18"/>
-        </w:rPr>
-      </w:pPr>
-      <w:r>
-        <w:rPr>
-          <w:rFonts w:ascii="微软雅黑" w:eastAsia="微软雅黑" w:hAnsi="微软雅黑"/>
-          <w:sz w:val="18"/>
-          <w:szCs w:val="18"/>
-        </w:rPr>
-        <w:t xml:space="preserve">若 </w:t>
+        <w:t xml:space="preserve"> 为第 </w:t>
+      </w:r>
+      <m:oMath>
+        <m:box>
+          <m:e>
+            <m:r>
+              <m:rPr>
+                <m:sty m:val="i"/>
+              </m:rPr>
+              <m:t>t</m:t>
+            </m:r>
+          </m:e>
+        </m:box>
+      </m:oMath>
+      <w:r>
+        <w:rPr>
+          <w:rFonts w:ascii="微软雅黑" w:eastAsia="微软雅黑" w:hAnsi="微软雅黑"/>
+          <w:sz w:val="18"/>
+          <w:szCs w:val="18"/>
+        </w:rPr>
+        <w:t xml:space="preserve"> 帧的瞬时质量总分，已可作为该帧的质量结果；而 </w:t>
       </w:r>
       <m:oMath>
         <m:box>
@@ -10229,6 +14104,597 @@
                 </m:r>
               </m:sub>
             </m:sSub>
+          </m:e>
+        </m:box>
+      </m:oMath>
+      <w:r>
+        <w:rPr>
+          <w:rFonts w:ascii="微软雅黑" w:eastAsia="微软雅黑" w:hAnsi="微软雅黑"/>
+          <w:sz w:val="18"/>
+          <w:szCs w:val="18"/>
+        </w:rPr>
+        <w:t xml:space="preserve"> 是对 </w:t>
+      </w:r>
+      <m:oMath>
+        <m:box>
+          <m:e>
+            <m:sSub>
+              <m:e>
+                <m:r>
+                  <m:rPr>
+                    <m:sty m:val="i"/>
+                  </m:rPr>
+                  <m:t>Q</m:t>
+                </m:r>
+              </m:e>
+              <m:sub>
+                <m:r>
+                  <m:rPr>
+                    <m:sty m:val="i"/>
+                  </m:rPr>
+                  <m:t>t</m:t>
+                </m:r>
+              </m:sub>
+            </m:sSub>
+          </m:e>
+        </m:box>
+      </m:oMath>
+      <w:r>
+        <w:rPr>
+          <w:rFonts w:ascii="微软雅黑" w:eastAsia="微软雅黑" w:hAnsi="微软雅黑"/>
+          <w:sz w:val="18"/>
+          <w:szCs w:val="18"/>
+        </w:rPr>
+        <w:t xml:space="preserve"> 做时序指数平滑后的结果，进一步抑制了单帧噪声/抖动带来的虚假波动，因此</w:t>
+      </w:r>
+      <w:r>
+        <w:rPr>
+          <w:rFonts w:ascii="微软雅黑" w:eastAsia="微软雅黑" w:hAnsi="微软雅黑"/>
+          <w:sz w:val="18"/>
+          <w:szCs w:val="18"/>
+          <w:b/>
+          <w:bCs/>
+        </w:rPr>
+        <w:t xml:space="preserve">作为最终用于分级判定的质量结果，其稳健性优于未平滑的 </w:t>
+      </w:r>
+      <m:oMath>
+        <m:box>
+          <m:e>
+            <m:sSub>
+              <m:e>
+                <m:r>
+                  <m:rPr>
+                    <m:sty m:val="i"/>
+                  </m:rPr>
+                  <m:t>Q</m:t>
+                </m:r>
+              </m:e>
+              <m:sub>
+                <m:r>
+                  <m:rPr>
+                    <m:sty m:val="i"/>
+                  </m:rPr>
+                  <m:t>t</m:t>
+                </m:r>
+              </m:sub>
+            </m:sSub>
+          </m:e>
+        </m:box>
+      </m:oMath>
+      <w:r>
+        <w:rPr>
+          <w:rFonts w:ascii="微软雅黑" w:eastAsia="微软雅黑" w:hAnsi="微软雅黑"/>
+          <w:sz w:val="18"/>
+          <w:szCs w:val="18"/>
+        </w:rPr>
+        <w:t xml:space="preserve">。后续 A/B/C 分级即基于 </w:t>
+      </w:r>
+      <m:oMath>
+        <m:box>
+          <m:e>
+            <m:sSub>
+              <m:e>
+                <m:limUpp>
+                  <m:e>
+                    <m:box>
+                      <m:e>
+                        <m:r>
+                          <m:rPr>
+                            <m:sty m:val="i"/>
+                          </m:rPr>
+                          <m:t>Q</m:t>
+                        </m:r>
+                      </m:e>
+                    </m:box>
+                  </m:e>
+                  <m:lim>
+                    <m:r>
+                      <m:rPr>
+                        <m:sty m:val="p"/>
+                      </m:rPr>
+                      <m:t>~</m:t>
+                    </m:r>
+                  </m:lim>
+                </m:limUpp>
+              </m:e>
+              <m:sub>
+                <m:r>
+                  <m:rPr>
+                    <m:sty m:val="i"/>
+                  </m:rPr>
+                  <m:t>t</m:t>
+                </m:r>
+              </m:sub>
+            </m:sSub>
+          </m:e>
+        </m:box>
+      </m:oMath>
+      <w:r>
+        <w:rPr>
+          <w:rFonts w:ascii="微软雅黑" w:eastAsia="微软雅黑" w:hAnsi="微软雅黑"/>
+          <w:sz w:val="18"/>
+          <w:szCs w:val="18"/>
+        </w:rPr>
+        <w:t xml:space="preserve">。</w:t>
+      </w:r>
+    </w:p>
+    <w:p>
+      <w:pPr>
+        <w:spacing w:line="276" w:lineRule="auto"/>
+        <w:rPr>
+          <w:rFonts w:ascii="微软雅黑" w:eastAsia="微软雅黑" w:hAnsi="微软雅黑"/>
+          <w:sz w:val="18"/>
+          <w:szCs w:val="18"/>
+        </w:rPr>
+        <w:ind w:firstLineChars="200" w:firstLine="420"/>
+      </w:pPr>
+      <w:r>
+        <w:rPr>
+          <w:rFonts w:ascii="微软雅黑" w:eastAsia="微软雅黑" w:hAnsi="微软雅黑"/>
+          <w:sz w:val="18"/>
+          <w:szCs w:val="18"/>
+        </w:rPr>
+        <w:t xml:space="preserve">样本分级规则（</w:t>
+      </w:r>
+      <m:oMath>
+        <m:box>
+          <m:e>
+            <m:sSub>
+              <m:e>
+                <m:r>
+                  <m:rPr>
+                    <m:sty m:val="i"/>
+                  </m:rPr>
+                  <m:t>γ</m:t>
+                </m:r>
+              </m:e>
+              <m:sub>
+                <m:r>
+                  <m:rPr>
+                    <m:sty m:val="i"/>
+                  </m:rPr>
+                  <m:t>A</m:t>
+                </m:r>
+              </m:sub>
+            </m:sSub>
+            <m:r>
+              <m:rPr>
+                <m:sty m:val="p"/>
+              </m:rPr>
+              <m:t>&lt;</m:t>
+            </m:r>
+            <m:sSub>
+              <m:e>
+                <m:r>
+                  <m:rPr>
+                    <m:sty m:val="i"/>
+                  </m:rPr>
+                  <m:t>γ</m:t>
+                </m:r>
+              </m:e>
+              <m:sub>
+                <m:r>
+                  <m:rPr>
+                    <m:sty m:val="i"/>
+                  </m:rPr>
+                  <m:t>B</m:t>
+                </m:r>
+              </m:sub>
+            </m:sSub>
+          </m:e>
+        </m:box>
+      </m:oMath>
+      <w:r>
+        <w:rPr>
+          <w:rFonts w:ascii="微软雅黑" w:eastAsia="微软雅黑" w:hAnsi="微软雅黑"/>
+          <w:sz w:val="18"/>
+          <w:szCs w:val="18"/>
+        </w:rPr>
+        <w:t xml:space="preserve"> 均为预设阈值，在 </w:t>
+      </w:r>
+      <m:oMath>
+        <m:box>
+          <m:e>
+            <m:limUpp>
+              <m:e>
+                <m:box>
+                  <m:e>
+                    <m:r>
+                      <m:rPr>
+                        <m:sty m:val="i"/>
+                      </m:rPr>
+                      <m:t>Q</m:t>
+                    </m:r>
+                  </m:e>
+                </m:box>
+              </m:e>
+              <m:lim>
+                <m:r>
+                  <m:rPr>
+                    <m:sty m:val="p"/>
+                  </m:rPr>
+                  <m:t>~</m:t>
+                </m:r>
+              </m:lim>
+            </m:limUpp>
+          </m:e>
+        </m:box>
+      </m:oMath>
+      <w:r>
+        <w:rPr>
+          <w:rFonts w:ascii="微软雅黑" w:eastAsia="微软雅黑" w:hAnsi="微软雅黑"/>
+          <w:sz w:val="18"/>
+          <w:szCs w:val="18"/>
+        </w:rPr>
+        <w:t xml:space="preserve"> 的取值范围上典型取 </w:t>
+      </w:r>
+      <m:oMath>
+        <m:box>
+          <m:e>
+            <m:sSub>
+              <m:e>
+                <m:r>
+                  <m:rPr>
+                    <m:sty m:val="i"/>
+                  </m:rPr>
+                  <m:t>γ</m:t>
+                </m:r>
+              </m:e>
+              <m:sub>
+                <m:r>
+                  <m:rPr>
+                    <m:sty m:val="i"/>
+                  </m:rPr>
+                  <m:t>A</m:t>
+                </m:r>
+              </m:sub>
+            </m:sSub>
+            <m:r>
+              <m:rPr>
+                <m:sty m:val="p"/>
+              </m:rPr>
+              <m:t>≈</m:t>
+            </m:r>
+            <m:r>
+              <m:rPr>
+                <m:sty m:val="p"/>
+              </m:rPr>
+              <m:t>0.3</m:t>
+            </m:r>
+          </m:e>
+        </m:box>
+      </m:oMath>
+      <w:r>
+        <w:rPr>
+          <w:rFonts w:ascii="微软雅黑" w:eastAsia="微软雅黑" w:hAnsi="微软雅黑"/>
+          <w:sz w:val="18"/>
+          <w:szCs w:val="18"/>
+        </w:rPr>
+        <w:t xml:space="preserve">、</w:t>
+      </w:r>
+      <m:oMath>
+        <m:box>
+          <m:e>
+            <m:sSub>
+              <m:e>
+                <m:r>
+                  <m:rPr>
+                    <m:sty m:val="i"/>
+                  </m:rPr>
+                  <m:t>γ</m:t>
+                </m:r>
+              </m:e>
+              <m:sub>
+                <m:r>
+                  <m:rPr>
+                    <m:sty m:val="i"/>
+                  </m:rPr>
+                  <m:t>B</m:t>
+                </m:r>
+              </m:sub>
+            </m:sSub>
+            <m:r>
+              <m:rPr>
+                <m:sty m:val="p"/>
+              </m:rPr>
+              <m:t>≈</m:t>
+            </m:r>
+            <m:r>
+              <m:rPr>
+                <m:sty m:val="p"/>
+              </m:rPr>
+              <m:t>0.6</m:t>
+            </m:r>
+          </m:e>
+        </m:box>
+      </m:oMath>
+      <w:r>
+        <w:rPr>
+          <w:rFonts w:ascii="微软雅黑" w:eastAsia="微软雅黑" w:hAnsi="微软雅黑"/>
+          <w:sz w:val="18"/>
+          <w:szCs w:val="18"/>
+        </w:rPr>
+        <w:t xml:space="preserve">，可按项目标定）；分级的含义是：蒙皮结果对应的指标分数即作为该蒙皮结果的质量度量（分数低表征质量正常，分数高表征异常）：</w:t>
+      </w:r>
+    </w:p>
+    <w:p>
+      <w:pPr>
+        <w:spacing w:line="276" w:lineRule="auto"/>
+        <w:rPr>
+          <w:rFonts w:ascii="微软雅黑" w:eastAsia="微软雅黑" w:hAnsi="微软雅黑"/>
+          <w:sz w:val="18"/>
+          <w:szCs w:val="18"/>
+        </w:rPr>
+      </w:pPr>
+      <w:r>
+        <w:rPr>
+          <w:rFonts w:ascii="微软雅黑" w:eastAsia="微软雅黑" w:hAnsi="微软雅黑"/>
+          <w:sz w:val="18"/>
+          <w:szCs w:val="18"/>
+        </w:rPr>
+        <w:t xml:space="preserve">若 </w:t>
+      </w:r>
+      <m:oMath>
+        <m:box>
+          <m:e>
+            <m:sSub>
+              <m:e>
+                <m:limUpp>
+                  <m:e>
+                    <m:box>
+                      <m:e>
+                        <m:r>
+                          <m:rPr>
+                            <m:sty m:val="i"/>
+                          </m:rPr>
+                          <m:t>Q</m:t>
+                        </m:r>
+                      </m:e>
+                    </m:box>
+                  </m:e>
+                  <m:lim>
+                    <m:r>
+                      <m:rPr>
+                        <m:sty m:val="p"/>
+                      </m:rPr>
+                      <m:t>~</m:t>
+                    </m:r>
+                  </m:lim>
+                </m:limUpp>
+              </m:e>
+              <m:sub>
+                <m:r>
+                  <m:rPr>
+                    <m:sty m:val="i"/>
+                  </m:rPr>
+                  <m:t>t</m:t>
+                </m:r>
+              </m:sub>
+            </m:sSub>
+            <m:r>
+              <m:rPr>
+                <m:sty m:val="p"/>
+              </m:rPr>
+              <m:t>&lt;</m:t>
+            </m:r>
+            <m:sSub>
+              <m:e>
+                <m:r>
+                  <m:rPr>
+                    <m:sty m:val="i"/>
+                  </m:rPr>
+                  <m:t>γ</m:t>
+                </m:r>
+              </m:e>
+              <m:sub>
+                <m:r>
+                  <m:rPr>
+                    <m:sty m:val="i"/>
+                  </m:rPr>
+                  <m:t>A</m:t>
+                </m:r>
+              </m:sub>
+            </m:sSub>
+          </m:e>
+        </m:box>
+      </m:oMath>
+      <w:r>
+        <w:rPr>
+          <w:rFonts w:ascii="微软雅黑" w:eastAsia="微软雅黑" w:hAnsi="微软雅黑"/>
+          <w:sz w:val="18"/>
+          <w:szCs w:val="18"/>
+        </w:rPr>
+        <w:t xml:space="preserve">：A级，可直接入训练集；</w:t>
+      </w:r>
+    </w:p>
+    <w:p>
+      <w:pPr>
+        <w:spacing w:line="276" w:lineRule="auto"/>
+        <w:rPr>
+          <w:rFonts w:ascii="微软雅黑" w:eastAsia="微软雅黑" w:hAnsi="微软雅黑"/>
+          <w:sz w:val="18"/>
+          <w:szCs w:val="18"/>
+        </w:rPr>
+      </w:pPr>
+      <w:r>
+        <w:rPr>
+          <w:rFonts w:ascii="微软雅黑" w:eastAsia="微软雅黑" w:hAnsi="微软雅黑"/>
+          <w:sz w:val="18"/>
+          <w:szCs w:val="18"/>
+        </w:rPr>
+        <w:t xml:space="preserve">若 </w:t>
+      </w:r>
+      <m:oMath>
+        <m:box>
+          <m:e>
+            <m:sSub>
+              <m:e>
+                <m:r>
+                  <m:rPr>
+                    <m:sty m:val="i"/>
+                  </m:rPr>
+                  <m:t>γ</m:t>
+                </m:r>
+              </m:e>
+              <m:sub>
+                <m:r>
+                  <m:rPr>
+                    <m:sty m:val="i"/>
+                  </m:rPr>
+                  <m:t>A</m:t>
+                </m:r>
+              </m:sub>
+            </m:sSub>
+            <m:r>
+              <m:rPr>
+                <m:sty m:val="p"/>
+              </m:rPr>
+              <m:t>≤</m:t>
+            </m:r>
+            <m:sSub>
+              <m:e>
+                <m:limUpp>
+                  <m:e>
+                    <m:box>
+                      <m:e>
+                        <m:r>
+                          <m:rPr>
+                            <m:sty m:val="i"/>
+                          </m:rPr>
+                          <m:t>Q</m:t>
+                        </m:r>
+                      </m:e>
+                    </m:box>
+                  </m:e>
+                  <m:lim>
+                    <m:r>
+                      <m:rPr>
+                        <m:sty m:val="p"/>
+                      </m:rPr>
+                      <m:t>~</m:t>
+                    </m:r>
+                  </m:lim>
+                </m:limUpp>
+              </m:e>
+              <m:sub>
+                <m:r>
+                  <m:rPr>
+                    <m:sty m:val="i"/>
+                  </m:rPr>
+                  <m:t>t</m:t>
+                </m:r>
+              </m:sub>
+            </m:sSub>
+            <m:r>
+              <m:rPr>
+                <m:sty m:val="p"/>
+              </m:rPr>
+              <m:t>&lt;</m:t>
+            </m:r>
+            <m:sSub>
+              <m:e>
+                <m:r>
+                  <m:rPr>
+                    <m:sty m:val="i"/>
+                  </m:rPr>
+                  <m:t>γ</m:t>
+                </m:r>
+              </m:e>
+              <m:sub>
+                <m:r>
+                  <m:rPr>
+                    <m:sty m:val="i"/>
+                  </m:rPr>
+                  <m:t>B</m:t>
+                </m:r>
+              </m:sub>
+            </m:sSub>
+          </m:e>
+        </m:box>
+      </m:oMath>
+      <w:r>
+        <w:rPr>
+          <w:rFonts w:ascii="微软雅黑" w:eastAsia="微软雅黑" w:hAnsi="微软雅黑"/>
+          <w:sz w:val="18"/>
+          <w:szCs w:val="18"/>
+        </w:rPr>
+        <w:t xml:space="preserve">：B级，降权参与训练或进入人工抽检池；</w:t>
+      </w:r>
+    </w:p>
+    <w:p>
+      <w:pPr>
+        <w:spacing w:line="276" w:lineRule="auto"/>
+        <w:rPr>
+          <w:rFonts w:ascii="微软雅黑" w:eastAsia="微软雅黑" w:hAnsi="微软雅黑"/>
+          <w:sz w:val="18"/>
+          <w:szCs w:val="18"/>
+        </w:rPr>
+      </w:pPr>
+      <w:r>
+        <w:rPr>
+          <w:rFonts w:ascii="微软雅黑" w:eastAsia="微软雅黑" w:hAnsi="微软雅黑"/>
+          <w:sz w:val="18"/>
+          <w:szCs w:val="18"/>
+        </w:rPr>
+        <w:t xml:space="preserve">若 </w:t>
+      </w:r>
+      <m:oMath>
+        <m:box>
+          <m:e>
+            <m:sSub>
+              <m:e>
+                <m:limUpp>
+                  <m:e>
+                    <m:box>
+                      <m:e>
+                        <m:r>
+                          <m:rPr>
+                            <m:sty m:val="i"/>
+                          </m:rPr>
+                          <m:t>Q</m:t>
+                        </m:r>
+                      </m:e>
+                    </m:box>
+                  </m:e>
+                  <m:lim>
+                    <m:r>
+                      <m:rPr>
+                        <m:sty m:val="p"/>
+                      </m:rPr>
+                      <m:t>~</m:t>
+                    </m:r>
+                  </m:lim>
+                </m:limUpp>
+              </m:e>
+              <m:sub>
+                <m:r>
+                  <m:rPr>
+                    <m:sty m:val="i"/>
+                  </m:rPr>
+                  <m:t>t</m:t>
+                </m:r>
+              </m:sub>
+            </m:sSub>
             <m:r>
               <m:rPr>
                 <m:sty m:val="p"/>
@@ -10367,35 +14833,11 @@
           <w:sz w:val="18"/>
           <w:szCs w:val="18"/>
         </w:rPr>
-        <w:t xml:space="preserve"> 的顶点/面片汇总，在拓扑图上执行广度优先或并查集连通域聚类，得到区域级定位结果。具体聚类流程：首先标记所有至少一项指标 </w:t>
-      </w:r>
-      <m:oMath>
-        <m:box>
-          <m:e>
-            <m:sSub>
-              <m:e>
-                <m:r>
-                  <m:rPr>
-                    <m:sty m:val="i"/>
-                  </m:rPr>
-                  <m:t>z</m:t>
-                </m:r>
-              </m:e>
-              <m:sub>
-                <m:r>
-                  <m:rPr>
-                    <m:sty m:val="i"/>
-                  </m:rPr>
-                  <m:t>i</m:t>
-                </m:r>
-              </m:sub>
-            </m:sSub>
-            <m:r>
-              <m:rPr>
-                <m:sty m:val="p"/>
-              </m:rPr>
-              <m:t>≥</m:t>
-            </m:r>
+        <w:t xml:space="preserve"> 的顶点/面片汇总，在拓扑图上执行广度优先或并查集连通域聚类，得到区域级定位结果。其中 </w:t>
+      </w:r>
+      <m:oMath>
+        <m:box>
+          <m:e>
             <m:sSubSup>
               <m:e>
                 <m:r>
@@ -10435,7 +14877,51 @@
           <w:sz w:val="18"/>
           <w:szCs w:val="18"/>
         </w:rPr>
-        <w:t xml:space="preserve"> 的顶点为异常元素；在网格拓扑上仅保留异常元素间的边构建异常子图 </w:t>
+        <w:t xml:space="preserve"> 为预设的定位触发阈值（在归一化分数 </w:t>
+      </w:r>
+      <m:oMath>
+        <m:box>
+          <m:e>
+            <m:r>
+              <m:rPr>
+                <m:sty m:val="p"/>
+              </m:rPr>
+              <m:t>[</m:t>
+            </m:r>
+            <m:r>
+              <m:rPr>
+                <m:sty m:val="p"/>
+              </m:rPr>
+              <m:t>0</m:t>
+            </m:r>
+            <m:r>
+              <m:rPr>
+                <m:sty m:val="p"/>
+              </m:rPr>
+              <m:t>,</m:t>
+            </m:r>
+            <m:r>
+              <m:rPr>
+                <m:sty m:val="p"/>
+              </m:rPr>
+              <m:t>1</m:t>
+            </m:r>
+            <m:r>
+              <m:rPr>
+                <m:sty m:val="p"/>
+              </m:rPr>
+              <m:t>]</m:t>
+            </m:r>
+          </m:e>
+        </m:box>
+      </m:oMath>
+      <w:r>
+        <w:rPr>
+          <w:rFonts w:ascii="微软雅黑" w:eastAsia="微软雅黑" w:hAnsi="微软雅黑"/>
+          <w:sz w:val="18"/>
+          <w:szCs w:val="18"/>
+        </w:rPr>
+        <w:t xml:space="preserve"> 上典型取 0.5，可按指标单独配置，一般略低于分级阈值以便尽早捕获异常元素）。具体聚类流程：首先标记所有至少一项指标 </w:t>
       </w:r>
       <m:oMath>
         <m:box>
@@ -10446,7 +14932,7 @@
                   <m:rPr>
                     <m:sty m:val="i"/>
                   </m:rPr>
-                  <m:t>𝒢</m:t>
+                  <m:t>z</m:t>
                 </m:r>
               </m:e>
               <m:sub>
@@ -10454,20 +14940,56 @@
                   <m:rPr>
                     <m:sty m:val="i"/>
                   </m:rPr>
-                  <m:t>a</m:t>
+                  <m:t>i</m:t>
                 </m:r>
               </m:sub>
             </m:sSub>
-          </m:e>
-        </m:box>
-      </m:oMath>
-      <w:r>
-        <w:rPr>
-          <w:rFonts w:ascii="微软雅黑" w:eastAsia="微软雅黑" w:hAnsi="微软雅黑"/>
-          <w:sz w:val="18"/>
-          <w:szCs w:val="18"/>
-        </w:rPr>
-        <w:t xml:space="preserve">；对 </w:t>
+            <m:r>
+              <m:rPr>
+                <m:sty m:val="p"/>
+              </m:rPr>
+              <m:t>≥</m:t>
+            </m:r>
+            <m:sSubSup>
+              <m:e>
+                <m:r>
+                  <m:rPr>
+                    <m:sty m:val="i"/>
+                  </m:rPr>
+                  <m:t>τ</m:t>
+                </m:r>
+              </m:e>
+              <m:sub>
+                <m:r>
+                  <m:rPr>
+                    <m:sty m:val="i"/>
+                  </m:rPr>
+                  <m:t>i</m:t>
+                </m:r>
+              </m:sub>
+              <m:sup>
+                <m:box>
+                  <m:e>
+                    <m:r>
+                      <m:rPr>
+                        <m:nor/>
+                      </m:rPr>
+                      <m:t>loc</m:t>
+                    </m:r>
+                  </m:e>
+                </m:box>
+              </m:sup>
+            </m:sSubSup>
+          </m:e>
+        </m:box>
+      </m:oMath>
+      <w:r>
+        <w:rPr>
+          <w:rFonts w:ascii="微软雅黑" w:eastAsia="微软雅黑" w:hAnsi="微软雅黑"/>
+          <w:sz w:val="18"/>
+          <w:szCs w:val="18"/>
+        </w:rPr>
+        <w:t xml:space="preserve"> 的顶点为异常元素；在网格拓扑上仅保留异常元素间的边构建异常子图 </w:t>
       </w:r>
       <m:oMath>
         <m:box>
@@ -10499,24 +15021,18 @@
           <w:sz w:val="18"/>
           <w:szCs w:val="18"/>
         </w:rPr>
-        <w:t xml:space="preserve"> 执行并查集合并提取连通域 </w:t>
-      </w:r>
-      <m:oMath>
-        <m:box>
-          <m:e>
-            <m:r>
-              <m:rPr>
-                <m:sty m:val="p"/>
-              </m:rPr>
-              <m:t>{</m:t>
-            </m:r>
+        <w:t xml:space="preserve">；对 </w:t>
+      </w:r>
+      <m:oMath>
+        <m:box>
+          <m:e>
             <m:sSub>
               <m:e>
                 <m:r>
                   <m:rPr>
                     <m:sty m:val="i"/>
                   </m:rPr>
-                  <m:t>𝒞</m:t>
+                  <m:t>𝒢</m:t>
                 </m:r>
               </m:e>
               <m:sub>
@@ -10524,10 +15040,48 @@
                   <m:rPr>
                     <m:sty m:val="i"/>
                   </m:rPr>
-                  <m:t>k</m:t>
+                  <m:t>a</m:t>
                 </m:r>
               </m:sub>
             </m:sSub>
+          </m:e>
+        </m:box>
+      </m:oMath>
+      <w:r>
+        <w:rPr>
+          <w:rFonts w:ascii="微软雅黑" w:eastAsia="微软雅黑" w:hAnsi="微软雅黑"/>
+          <w:sz w:val="18"/>
+          <w:szCs w:val="18"/>
+        </w:rPr>
+        <w:t xml:space="preserve"> 执行并查集合并提取连通域 </w:t>
+      </w:r>
+      <m:oMath>
+        <m:box>
+          <m:e>
+            <m:r>
+              <m:rPr>
+                <m:sty m:val="p"/>
+              </m:rPr>
+              <m:t>{</m:t>
+            </m:r>
+            <m:sSub>
+              <m:e>
+                <m:r>
+                  <m:rPr>
+                    <m:sty m:val="i"/>
+                  </m:rPr>
+                  <m:t>𝒞</m:t>
+                </m:r>
+              </m:e>
+              <m:sub>
+                <m:r>
+                  <m:rPr>
+                    <m:sty m:val="i"/>
+                  </m:rPr>
+                  <m:t>k</m:t>
+                </m:r>
+              </m:sub>
+            </m:sSub>
             <m:r>
               <m:rPr>
                 <m:sty m:val="p"/>
@@ -10563,7 +15117,7 @@
           <w:sz w:val="18"/>
           <w:szCs w:val="18"/>
         </w:rPr>
-        <w:t xml:space="preserve"> 反推主要责任骨骼簇——取域内顶点权重均值，选权重贡献前3的骨骼作为责任骨骼。生成可解释报告，内容包括：</w:t>
+        <w:t xml:space="preserve">（即 §3.2.1 的蒙皮权重矩阵，按连通域内各顶点对应的蒙皮权重）反推主要责任骨骼簇——取域内顶点蒙皮权重的均值，选权重贡献前3的骨骼作为责任骨骼。</w:t>
       </w:r>
     </w:p>
     <w:p>
@@ -10574,14 +15128,33 @@
           <w:sz w:val="18"/>
           <w:szCs w:val="18"/>
         </w:rPr>
-      </w:pPr>
-      <w:r>
-        <w:rPr>
-          <w:rFonts w:ascii="微软雅黑" w:eastAsia="微软雅黑" w:hAnsi="微软雅黑"/>
-          <w:sz w:val="18"/>
-          <w:szCs w:val="18"/>
-        </w:rPr>
-        <w:t xml:space="preserve">1. 异常类型及严重度排序（按域内峰值分数降序）；</w:t>
+        <w:ind w:firstLineChars="200" w:firstLine="420"/>
+      </w:pPr>
+      <w:r>
+        <w:rPr>
+          <w:rFonts w:ascii="微软雅黑" w:eastAsia="微软雅黑" w:hAnsi="微软雅黑"/>
+          <w:sz w:val="18"/>
+          <w:szCs w:val="18"/>
+        </w:rPr>
+        <w:t xml:space="preserve">基于上述连通域与责任骨骼，生成</w:t>
+      </w:r>
+      <w:r>
+        <w:rPr>
+          <w:rFonts w:ascii="微软雅黑" w:eastAsia="微软雅黑" w:hAnsi="微软雅黑"/>
+          <w:sz w:val="18"/>
+          <w:szCs w:val="18"/>
+          <w:b/>
+          <w:bCs/>
+        </w:rPr>
+        <w:t xml:space="preserve">可解释报告</w:t>
+      </w:r>
+      <w:r>
+        <w:rPr>
+          <w:rFonts w:ascii="微软雅黑" w:eastAsia="微软雅黑" w:hAnsi="微软雅黑"/>
+          <w:sz w:val="18"/>
+          <w:szCs w:val="18"/>
+        </w:rPr>
+        <w:t xml:space="preserve">（即下述5条内容；报告由系统自动汇编：把每个连通域的统计量、触发的指标与规则路径、责任骨骼按模板填充输出，无需人工撰写。如需更详细的报告生成与可视化细节，可另行电话会议沟通），内容包括：</w:t>
       </w:r>
     </w:p>
     <w:p>
@@ -10599,7 +15172,25 @@
           <w:sz w:val="18"/>
           <w:szCs w:val="18"/>
         </w:rPr>
-        <w:t xml:space="preserve">2. 区域3D边界框、异常面积占比与时间片段 </w:t>
+        <w:t xml:space="preserve">1. 异常类型及严重度排序（异常类型即对应触发的异常指标，如穿插/粘连/共线；排序为：同一帧内对各连通域（每个连通域对应一个骨骼影响域）按其域内峰值分数降序排列）；</w:t>
+      </w:r>
+    </w:p>
+    <w:p>
+      <w:pPr>
+        <w:spacing w:line="276" w:lineRule="auto"/>
+        <w:rPr>
+          <w:rFonts w:ascii="微软雅黑" w:eastAsia="微软雅黑" w:hAnsi="微软雅黑"/>
+          <w:sz w:val="18"/>
+          <w:szCs w:val="18"/>
+        </w:rPr>
+      </w:pPr>
+      <w:r>
+        <w:rPr>
+          <w:rFonts w:ascii="微软雅黑" w:eastAsia="微软雅黑" w:hAnsi="微软雅黑"/>
+          <w:sz w:val="18"/>
+          <w:szCs w:val="18"/>
+        </w:rPr>
+        <w:t xml:space="preserve">2. 区域3D边界框（空间维度）、异常面积占比（该区域占该部位/全网格的面积比例）与时间片段 </w:t>
       </w:r>
       <m:oMath>
         <m:box>
@@ -10675,7 +15266,7 @@
           <w:sz w:val="18"/>
           <w:szCs w:val="18"/>
         </w:rPr>
-        <w:t xml:space="preserve">；</w:t>
+        <w:t xml:space="preserve">（时间维度，即该异常持续的帧区间）；</w:t>
       </w:r>
     </w:p>
     <w:p>
@@ -10729,7 +15320,7 @@
           <w:sz w:val="18"/>
           <w:szCs w:val="18"/>
         </w:rPr>
-        <w:t xml:space="preserve">5. 建议处理动作（剔除/降权/修复）及预估训练收益。</w:t>
+        <w:t xml:space="preserve">5. 建议处理动作（剔除/降权/修复）及预估训练收益（即采纳该动作后预期对训练数据分布改善的量级，如该类异常占比下降的估计值）。</w:t>
       </w:r>
     </w:p>
     <w:p>
@@ -10900,7 +15491,27 @@
           <w:sz w:val="18"/>
           <w:szCs w:val="18"/>
         </w:rPr>
-        <w:t xml:space="preserve">。在训练数据加载器中，B级样本的损失函数乘以该降权系数：</w:t>
+        <w:t xml:space="preserve">，其中 </w:t>
+      </w:r>
+      <m:oMath>
+        <m:box>
+          <m:e>
+            <m:r>
+              <m:rPr>
+                <m:sty m:val="i"/>
+              </m:rPr>
+              <m:t>ϵ</m:t>
+            </m:r>
+          </m:e>
+        </m:box>
+      </m:oMath>
+      <w:r>
+        <w:rPr>
+          <w:rFonts w:ascii="微软雅黑" w:eastAsia="微软雅黑" w:hAnsi="微软雅黑"/>
+          <w:sz w:val="18"/>
+          <w:szCs w:val="18"/>
+        </w:rPr>
+        <w:t xml:space="preserve"> 为预设的最小权重下限（防止样本权重归零被完全丢弃，典型取 0.05~0.1）。在训练数据加载器中，B级样本的损失函数乘以该降权系数：</w:t>
       </w:r>
       <m:oMath>
         <m:box>
@@ -10989,7 +15600,7 @@
                 </m:sSub>
                 <m:r>
                   <m:rPr>
-                    <m:sty m:val="p"/>
+                    <m:sty m:val="i"/>
                   </m:rPr>
                   <m:t>·</m:t>
                 </m:r>
@@ -11080,7 +15691,97 @@
           <w:sz w:val="18"/>
           <w:szCs w:val="18"/>
         </w:rPr>
-        <w:t xml:space="preserve">，实现样本级损失调制。</w:t>
+        <w:t xml:space="preserve">，实现样本级损失调制。此处 </w:t>
+      </w:r>
+      <m:oMath>
+        <m:box>
+          <m:e>
+            <m:r>
+              <m:rPr>
+                <m:sty m:val="i"/>
+              </m:rPr>
+              <m:t>ℓ</m:t>
+            </m:r>
+            <m:r>
+              <m:rPr>
+                <m:sty m:val="p"/>
+              </m:rPr>
+              <m:t>(</m:t>
+            </m:r>
+            <m:sSub>
+              <m:e>
+                <m:limUpp>
+                  <m:e>
+                    <m:box>
+                      <m:e>
+                        <m:r>
+                          <m:rPr>
+                            <m:sty m:val="i"/>
+                          </m:rPr>
+                          <m:t>y</m:t>
+                        </m:r>
+                      </m:e>
+                    </m:box>
+                  </m:e>
+                  <m:lim>
+                    <m:r>
+                      <m:rPr>
+                        <m:sty m:val="p"/>
+                      </m:rPr>
+                      <m:t>^</m:t>
+                    </m:r>
+                  </m:lim>
+                </m:limUpp>
+              </m:e>
+              <m:sub>
+                <m:r>
+                  <m:rPr>
+                    <m:sty m:val="i"/>
+                  </m:rPr>
+                  <m:t>j</m:t>
+                </m:r>
+              </m:sub>
+            </m:sSub>
+            <m:r>
+              <m:rPr>
+                <m:sty m:val="p"/>
+              </m:rPr>
+              <m:t>,</m:t>
+            </m:r>
+            <m:sSub>
+              <m:e>
+                <m:r>
+                  <m:rPr>
+                    <m:sty m:val="i"/>
+                  </m:rPr>
+                  <m:t>y</m:t>
+                </m:r>
+              </m:e>
+              <m:sub>
+                <m:r>
+                  <m:rPr>
+                    <m:sty m:val="i"/>
+                  </m:rPr>
+                  <m:t>j</m:t>
+                </m:r>
+              </m:sub>
+            </m:sSub>
+            <m:r>
+              <m:rPr>
+                <m:sty m:val="p"/>
+              </m:rPr>
+              <m:t>)</m:t>
+            </m:r>
+          </m:e>
+        </m:box>
+      </m:oMath>
+      <w:r>
+        <w:rPr>
+          <w:rFonts w:ascii="微软雅黑" w:eastAsia="微软雅黑" w:hAnsi="微软雅黑"/>
+          <w:sz w:val="18"/>
+          <w:szCs w:val="18"/>
+        </w:rPr>
+        <w:t xml:space="preserve"> 为蒙皮模型原有的训练损失，举例如蒙皮权重回归的 L1/L2 损失、权重分布的 KL 散度或重建顶点位置的均方误差等，本发明不改变其形式、仅对其按样本质量加权。</w:t>
       </w:r>
     </w:p>
     <w:p>
@@ -11144,7 +15845,7 @@
           <w:sz w:val="18"/>
           <w:szCs w:val="18"/>
         </w:rPr>
-        <w:t xml:space="preserve">）自动归档至难例池，池容量上限为 </w:t>
+        <w:t xml:space="preserve">，此处"触发率"指该异常类型在评估样本中被判定为异常的样本比例，并非降权比例）自动归档至难例池，池容量上限为 </w:t>
       </w:r>
       <m:oMath>
         <m:box>
@@ -11248,18 +15949,8 @@
           <w:sz w:val="18"/>
           <w:szCs w:val="18"/>
         </w:rPr>
-        <w:t xml:space="preserve"> 降序采样），触发定向微调。</w:t>
-      </w:r>
-    </w:p>
-    <w:p>
-      <w:pPr>
-        <w:spacing w:line="276" w:lineRule="auto"/>
-        <w:rPr>
-          <w:rFonts w:ascii="微软雅黑" w:eastAsia="微软雅黑" w:hAnsi="微软雅黑"/>
-          <w:sz w:val="18"/>
-          <w:szCs w:val="18"/>
-        </w:rPr>
-      </w:pPr>
+        <w:t xml:space="preserve"> 降序采样），触发定向微调。定向微调时对难例池样本可相应</w:t>
+      </w:r>
       <w:r>
         <w:rPr>
           <w:rFonts w:ascii="微软雅黑" w:eastAsia="微软雅黑" w:hAnsi="微软雅黑"/>
@@ -11268,6 +15959,34 @@
           <w:b/>
           <w:bCs/>
         </w:rPr>
+        <w:t xml:space="preserve">提高其损失权重</w:t>
+      </w:r>
+      <w:r>
+        <w:rPr>
+          <w:rFonts w:ascii="微软雅黑" w:eastAsia="微软雅黑" w:hAnsi="微软雅黑"/>
+          <w:sz w:val="18"/>
+          <w:szCs w:val="18"/>
+        </w:rPr>
+        <w:t xml:space="preserve">（与上述降权相反，即对难例做过采样或上调权重），使模型重点学习这些高频异常。</w:t>
+      </w:r>
+    </w:p>
+    <w:p>
+      <w:pPr>
+        <w:spacing w:line="276" w:lineRule="auto"/>
+        <w:rPr>
+          <w:rFonts w:ascii="微软雅黑" w:eastAsia="微软雅黑" w:hAnsi="微软雅黑"/>
+          <w:sz w:val="18"/>
+          <w:szCs w:val="18"/>
+        </w:rPr>
+      </w:pPr>
+      <w:r>
+        <w:rPr>
+          <w:rFonts w:ascii="微软雅黑" w:eastAsia="微软雅黑" w:hAnsi="微软雅黑"/>
+          <w:sz w:val="18"/>
+          <w:szCs w:val="18"/>
+          <w:b/>
+          <w:bCs/>
+        </w:rPr>
         <w:t xml:space="preserve">回归验证</w:t>
       </w:r>
       <w:r>
@@ -11276,7 +15995,25 @@
           <w:sz w:val="18"/>
           <w:szCs w:val="18"/>
         </w:rPr>
-        <w:t xml:space="preserve"> ：新模型或新规则上线前，在回归基线集（从历史A级样本中固定抽取的 </w:t>
+        <w:t xml:space="preserve"> ：新模型或新规则上线前进行回归验证。这里的"新模型"即前述被训练联动的</w:t>
+      </w:r>
+      <w:r>
+        <w:rPr>
+          <w:rFonts w:ascii="微软雅黑" w:eastAsia="微软雅黑" w:hAnsi="微软雅黑"/>
+          <w:sz w:val="18"/>
+          <w:szCs w:val="18"/>
+          <w:b/>
+          <w:bCs/>
+        </w:rPr>
+        <w:t xml:space="preserve">自动蒙皮AI模型</w:t>
+      </w:r>
+      <w:r>
+        <w:rPr>
+          <w:rFonts w:ascii="微软雅黑" w:eastAsia="微软雅黑" w:hAnsi="微软雅黑"/>
+          <w:sz w:val="18"/>
+          <w:szCs w:val="18"/>
+        </w:rPr>
+        <w:t xml:space="preserve">的新版本（也包括纯规则更新的情形）。在回归基线集（从历史A级样本中固定抽取的 </w:t>
       </w:r>
       <m:oMath>
         <m:box>
@@ -11312,7 +16049,25 @@
           <w:sz w:val="18"/>
           <w:szCs w:val="18"/>
         </w:rPr>
-        <w:t xml:space="preserve"> 个标准样本）上计算各指标分布。采用Kolmogorov-Smirnov检验统计量 </w:t>
+        <w:t xml:space="preserve"> 个标准样本）上，用本发明评估引擎对新模型输出计算各指标分数，得到每个指标的</w:t>
+      </w:r>
+      <w:r>
+        <w:rPr>
+          <w:rFonts w:ascii="微软雅黑" w:eastAsia="微软雅黑" w:hAnsi="微软雅黑"/>
+          <w:sz w:val="18"/>
+          <w:szCs w:val="18"/>
+          <w:b/>
+          <w:bCs/>
+        </w:rPr>
+        <w:t xml:space="preserve">分数分布</w:t>
+      </w:r>
+      <w:r>
+        <w:rPr>
+          <w:rFonts w:ascii="微软雅黑" w:eastAsia="微软雅黑" w:hAnsi="微软雅黑"/>
+          <w:sz w:val="18"/>
+          <w:szCs w:val="18"/>
+        </w:rPr>
+        <w:t xml:space="preserve">（即该指标在基线集若干样本上取值的经验分布/直方图），与历史基线分布作对比。采用Kolmogorov-Smirnov检验统计量 </w:t>
       </w:r>
       <m:oMath>
         <m:box>
@@ -11348,7 +16103,7 @@
           <w:sz w:val="18"/>
           <w:szCs w:val="18"/>
         </w:rPr>
-        <w:t xml:space="preserve"> 或均值偏移量 </w:t>
+        <w:t xml:space="preserve">（衡量两个分布的最大累积偏离）或均值偏移量 </w:t>
       </w:r>
       <m:oMath>
         <m:box>
@@ -11714,7 +16469,7 @@
           <w:sz w:val="18"/>
           <w:szCs w:val="18"/>
         </w:rPr>
-        <w:t xml:space="preserve">；若漏检率偏高，则提高 </w:t>
+        <w:t xml:space="preserve">；若漏检率偏高（即真实存在异常却被该指标判为正常、漏过的比例偏高），则提高 </w:t>
       </w:r>
       <m:oMath>
         <m:box>
@@ -11790,7 +16545,7 @@
           <w:sz w:val="18"/>
           <w:szCs w:val="18"/>
         </w:rPr>
-        <w:t xml:space="preserve">。所有调整以语义化版本号发布并记录变更日志。</w:t>
+        <w:t xml:space="preserve">。所有调整以语义化版本号（SemVer，形如"主版本.次版本.修订号"，记录每次阈值/权重调整信息）发布并记录变更日志。</w:t>
       </w:r>
     </w:p>
     <w:p>
@@ -11950,7 +16705,7 @@
           <w:sz w:val="18"/>
           <w:szCs w:val="18"/>
         </w:rPr>
-        <w:t xml:space="preserve">指标计算结果以统一JSON Schema存储，每条记录包含 `sample_id`、`frame_range`、`metric_scores`（分项分数字典）、`quality_grade`、`anomaly_regions`（连通域列表）和 `rule_version` 等字段，支持与主流数据分析及可视化平台对接。</w:t>
+        <w:t xml:space="preserve">指标计算结果以统一JSON Schema存储，每条记录包含 `sample_id`（样本标识）、`frame_range`（帧区间）、`metric_scores`（分项分数字典）、`quality_grade`（质量等级，即A/B/C级）、`anomaly_regions`（连通域列表）和 `rule_version`（规则版本号）等字段，支持与主流数据分析及可视化平台对接。</w:t>
       </w:r>
     </w:p>
     <w:p>
@@ -11979,7 +16734,7 @@
           <w:sz w:val="18"/>
           <w:szCs w:val="18"/>
         </w:rPr>
-        <w:t xml:space="preserve">每个指标插件需实现标准接口 `compute(mesh_data, config) → MetricResult`，其中 `MetricResult` 包含 `score`、`localization`、`metadata` 三个字段。新增指标只需实现该接口并注册至插件中心，支持条件触发（如仅在穿插指标超阈值后才触发粘连指标的精细计算）。</w:t>
+        <w:t xml:space="preserve">每个指标插件需实现标准接口 `compute(mesh_data, config) → MetricResult`，其中 `mesh_data` 为输入网格数据、`config` 为配置参数，返回的 `MetricResult`（指标结果）包含 `score`（得分）、`localization`（定位信息）、`metadata`（元数据）三个字段。新增指标只需实现该接口并注册至插件中心，支持条件触发（如仅在穿插指标超阈值后才触发粘连指标的精细计算）。</w:t>
       </w:r>
     </w:p>
     <w:p>
@@ -12008,7 +16763,7 @@
           <w:sz w:val="18"/>
           <w:szCs w:val="18"/>
         </w:rPr>
-        <w:t xml:space="preserve">规则、阈值与聚合权重均以语义化版本号（SemVer）管理，每次变更生成差异摘要。历史评估结果可按 `rule_version` 字段回溯当时使用的完整配置集合，支持全链路审计。</w:t>
+        <w:t xml:space="preserve">规则、阈值与聚合权重均以语义化版本号（SemVer）管理，每次变更（即阈值、权重等配置的调整信息）生成差异摘要。历史评估结果可按 `rule_version` 字段回溯当时使用的完整配置集合，支持全链路审计。</w:t>
       </w:r>
     </w:p>
     <w:p>
@@ -12398,7 +17153,7 @@
           <w:sz w:val="18"/>
           <w:szCs w:val="18"/>
         </w:rPr>
-        <w:t xml:space="preserve">加权和聚合可替换为规则树（按优先级顺序判断）、学习排序器（LTR）或贝叶斯融合器，只要保持输出质量分级与可解释路径的特性，均属于本发明的扩展范围。</w:t>
+        <w:t xml:space="preserve">加权和聚合可替换为规则树（按优先级顺序判断）、学习排序器（LTR）或贝叶斯融合器，只要保持输出质量分级与可解释路径的特性，均属于本发明的扩展范围。需说明的是，规则树、LTR、贝叶斯融合器本身均为现有的通用算法，本发明并不主张这些算法本身，而是主张"将其作为可替换的聚合器嵌入本无GT评估闭环、维持质量分级与可解释路径"这一集成方式。</w:t>
       </w:r>
     </w:p>
     <w:p>
@@ -12437,7 +17192,7 @@
           <w:sz w:val="18"/>
           <w:szCs w:val="18"/>
         </w:rPr>
-        <w:t xml:space="preserve">固定阈值可替换为基于滑动窗口的漂移感知阈值，或利用Isolation Forest、MAD等统计方法的自适应离群点阈值，以适配数据分布动态变化的场景。</w:t>
+        <w:t xml:space="preserve">固定阈值可替换为基于滑动窗口的漂移感知阈值，或利用Isolation Forest、MAD等统计方法的自适应离群点阈值，以适配数据分布动态变化的场景。其中Isolation Forest、MAD（中位数绝对偏差）等同样为现有统计方法，本发明主张的是"将其作为阈值生成模块接入本评估闭环以替代固定阈值"的集成应用，而非这些统计方法本身。</w:t>
       </w:r>
     </w:p>
     <w:p>
@@ -12476,18 +17231,8 @@
           <w:sz w:val="18"/>
           <w:szCs w:val="18"/>
         </w:rPr>
-        <w:t xml:space="preserve">可按业务需求增减指标，如添加体积保持指标、骨骼驱动冲突指标、碰撞持续时长指标等；也可将本发明现有指标替换为更精细的计算版本，前提是保持插件化接口不变。</w:t>
-      </w:r>
-    </w:p>
-    <w:p>
-      <w:pPr>
-        <w:spacing w:line="276" w:lineRule="auto"/>
-        <w:rPr>
-          <w:rFonts w:ascii="微软雅黑" w:eastAsia="微软雅黑" w:hAnsi="微软雅黑"/>
-          <w:sz w:val="18"/>
-          <w:szCs w:val="18"/>
-        </w:rPr>
-      </w:pPr>
+        <w:t xml:space="preserve">可按业务需求增减指标，如添加体积保持指标、骨骼驱动冲突指标、碰撞持续时长指标等；也可将本发明现有指标替换为更精细的计算版本，前提是保持插件化接口不变。上述三类补充指标的含义为：</w:t>
+      </w:r>
       <w:r>
         <w:rPr>
           <w:rFonts w:ascii="微软雅黑" w:eastAsia="微软雅黑" w:hAnsi="微软雅黑"/>
@@ -12496,37 +17241,16 @@
           <w:b/>
           <w:bCs/>
         </w:rPr>
-        <w:t xml:space="preserve">替代方案四：闭环动作替代</w:t>
-      </w:r>
-    </w:p>
-    <w:p>
-      <w:pPr>
-        <w:spacing w:line="276" w:lineRule="auto"/>
-        <w:rPr>
-          <w:rFonts w:ascii="微软雅黑" w:eastAsia="微软雅黑" w:hAnsi="微软雅黑"/>
-          <w:sz w:val="18"/>
-          <w:szCs w:val="18"/>
-        </w:rPr>
-        <w:ind w:firstLineChars="200" w:firstLine="420"/>
-      </w:pPr>
-      <w:r>
-        <w:rPr>
-          <w:rFonts w:ascii="微软雅黑" w:eastAsia="微软雅黑" w:hAnsi="微软雅黑"/>
-          <w:sz w:val="18"/>
-          <w:szCs w:val="18"/>
-        </w:rPr>
-        <w:t xml:space="preserve">"剔除"动作可替换为"修复任务自动派发"（触发下游自动化后处理算子），"降权"动作可替换为"课程式采样权重调度"，以适配不同训练框架的数据加载策略。</w:t>
-      </w:r>
-    </w:p>
-    <w:p>
-      <w:pPr>
-        <w:spacing w:line="276" w:lineRule="auto"/>
-        <w:rPr>
-          <w:rFonts w:ascii="微软雅黑" w:eastAsia="微软雅黑" w:hAnsi="微软雅黑"/>
-          <w:sz w:val="18"/>
-          <w:szCs w:val="18"/>
-        </w:rPr>
-      </w:pPr>
+        <w:t xml:space="preserve">体积保持指标</w:t>
+      </w:r>
+      <w:r>
+        <w:rPr>
+          <w:rFonts w:ascii="微软雅黑" w:eastAsia="微软雅黑" w:hAnsi="微软雅黑"/>
+          <w:sz w:val="18"/>
+          <w:szCs w:val="18"/>
+        </w:rPr>
+        <w:t xml:space="preserve">——变形后部位网格体积相对绑定姿态体积的变化率，衡量皮肤在蒙皮中是否被不自然地压扁或膨胀；</w:t>
+      </w:r>
       <w:r>
         <w:rPr>
           <w:rFonts w:ascii="微软雅黑" w:eastAsia="微软雅黑" w:hAnsi="微软雅黑"/>
@@ -12535,37 +17259,16 @@
           <w:b/>
           <w:bCs/>
         </w:rPr>
-        <w:t xml:space="preserve">替代方案五：部署方式替代</w:t>
-      </w:r>
-    </w:p>
-    <w:p>
-      <w:pPr>
-        <w:spacing w:line="276" w:lineRule="auto"/>
-        <w:rPr>
-          <w:rFonts w:ascii="微软雅黑" w:eastAsia="微软雅黑" w:hAnsi="微软雅黑"/>
-          <w:sz w:val="18"/>
-          <w:szCs w:val="18"/>
-        </w:rPr>
-        <w:ind w:firstLineChars="200" w:firstLine="420"/>
-      </w:pPr>
-      <w:r>
-        <w:rPr>
-          <w:rFonts w:ascii="微软雅黑" w:eastAsia="微软雅黑" w:hAnsi="微软雅黑"/>
-          <w:sz w:val="18"/>
-          <w:szCs w:val="18"/>
-        </w:rPr>
-        <w:t xml:space="preserve">可离线批处理执行，也可部署为在线推理质量闸门；可单机执行，也可在分布式任务调度框架上横向扩展，以适配大规模资产处理场景。</w:t>
-      </w:r>
-    </w:p>
-    <w:p>
-      <w:pPr>
-        <w:spacing w:line="276" w:lineRule="auto"/>
-        <w:rPr>
-          <w:rFonts w:ascii="微软雅黑" w:eastAsia="微软雅黑" w:hAnsi="微软雅黑"/>
-          <w:sz w:val="18"/>
-          <w:szCs w:val="18"/>
-        </w:rPr>
-      </w:pPr>
+        <w:t xml:space="preserve">骨骼驱动冲突指标</w:t>
+      </w:r>
+      <w:r>
+        <w:rPr>
+          <w:rFonts w:ascii="微软雅黑" w:eastAsia="微软雅黑" w:hAnsi="微软雅黑"/>
+          <w:sz w:val="18"/>
+          <w:szCs w:val="18"/>
+        </w:rPr>
+        <w:t xml:space="preserve">——同一骨骼或关节受多个驱动源（IK/FK/物理）作用时产生的目标残差或受力方向分歧大小，衡量驱动目标是否相互矛盾；</w:t>
+      </w:r>
       <w:r>
         <w:rPr>
           <w:rFonts w:ascii="微软雅黑" w:eastAsia="微软雅黑" w:hAnsi="微软雅黑"/>
@@ -12574,6 +17277,148 @@
           <w:b/>
           <w:bCs/>
         </w:rPr>
+        <w:t xml:space="preserve">碰撞持续时长指标</w:t>
+      </w:r>
+      <w:r>
+        <w:rPr>
+          <w:rFonts w:ascii="微软雅黑" w:eastAsia="微软雅黑" w:hAnsi="微软雅黑"/>
+          <w:sz w:val="18"/>
+          <w:szCs w:val="18"/>
+        </w:rPr>
+        <w:t xml:space="preserve">——动画序列（或滑动窗口）中穿插/碰撞发生的累计帧数、最长连续穿模帧数或时间占比，衡量穿模的持续程度。</w:t>
+      </w:r>
+    </w:p>
+    <w:p>
+      <w:pPr>
+        <w:spacing w:line="276" w:lineRule="auto"/>
+        <w:rPr>
+          <w:rFonts w:ascii="微软雅黑" w:eastAsia="微软雅黑" w:hAnsi="微软雅黑"/>
+          <w:sz w:val="18"/>
+          <w:szCs w:val="18"/>
+        </w:rPr>
+      </w:pPr>
+      <w:r>
+        <w:rPr>
+          <w:rFonts w:ascii="微软雅黑" w:eastAsia="微软雅黑" w:hAnsi="微软雅黑"/>
+          <w:sz w:val="18"/>
+          <w:szCs w:val="18"/>
+          <w:b/>
+          <w:bCs/>
+        </w:rPr>
+        <w:t xml:space="preserve">替代方案四：闭环动作替代</w:t>
+      </w:r>
+    </w:p>
+    <w:p>
+      <w:pPr>
+        <w:spacing w:line="276" w:lineRule="auto"/>
+        <w:rPr>
+          <w:rFonts w:ascii="微软雅黑" w:eastAsia="微软雅黑" w:hAnsi="微软雅黑"/>
+          <w:sz w:val="18"/>
+          <w:szCs w:val="18"/>
+        </w:rPr>
+        <w:ind w:firstLineChars="200" w:firstLine="420"/>
+      </w:pPr>
+      <w:r>
+        <w:rPr>
+          <w:rFonts w:ascii="微软雅黑" w:eastAsia="微软雅黑" w:hAnsi="微软雅黑"/>
+          <w:sz w:val="18"/>
+          <w:szCs w:val="18"/>
+        </w:rPr>
+        <w:t xml:space="preserve">"剔除"动作可替换为"修复任务自动派发"（触发下游自动化后处理算子），"降权"动作可替换为"课程式采样权重调度"，以适配不同训练框架的数据加载策略。其中"课程式采样权重调度"指在训练/评估过程中依据预设进度（epoch / step / 难度）动态改变各样本被抽取参与计算的概率权重，使系统先学简单样本、后学困难样本，并等价实现对"不重要/噪声动作"的阶段性降权——其所替换的正是本申请 §3.2.6"样本路由"中的降权系数 </w:t>
+      </w:r>
+      <m:oMath>
+        <m:box>
+          <m:e>
+            <m:sSub>
+              <m:e>
+                <m:r>
+                  <m:rPr>
+                    <m:sty m:val="i"/>
+                  </m:rPr>
+                  <m:t>w</m:t>
+                </m:r>
+              </m:e>
+              <m:sub>
+                <m:box>
+                  <m:e>
+                    <m:r>
+                      <m:rPr>
+                        <m:nor/>
+                      </m:rPr>
+                      <m:t>sample</m:t>
+                    </m:r>
+                  </m:e>
+                </m:box>
+              </m:sub>
+            </m:sSub>
+          </m:e>
+        </m:box>
+      </m:oMath>
+      <w:r>
+        <w:rPr>
+          <w:rFonts w:ascii="微软雅黑" w:eastAsia="微软雅黑" w:hAnsi="微软雅黑"/>
+          <w:sz w:val="18"/>
+          <w:szCs w:val="18"/>
+        </w:rPr>
+        <w:t xml:space="preserve">：原方案对B级样本施加一次性静态降权，替代方案则把该降权系数改为随训练进度动态调度的形式，二者作用对象（同一批样本的损失权重）一致，区别仅在权重是静态还是随进度变化。</w:t>
+      </w:r>
+    </w:p>
+    <w:p>
+      <w:pPr>
+        <w:spacing w:line="276" w:lineRule="auto"/>
+        <w:rPr>
+          <w:rFonts w:ascii="微软雅黑" w:eastAsia="微软雅黑" w:hAnsi="微软雅黑"/>
+          <w:sz w:val="18"/>
+          <w:szCs w:val="18"/>
+        </w:rPr>
+      </w:pPr>
+      <w:r>
+        <w:rPr>
+          <w:rFonts w:ascii="微软雅黑" w:eastAsia="微软雅黑" w:hAnsi="微软雅黑"/>
+          <w:sz w:val="18"/>
+          <w:szCs w:val="18"/>
+          <w:b/>
+          <w:bCs/>
+        </w:rPr>
+        <w:t xml:space="preserve">替代方案五：部署方式替代</w:t>
+      </w:r>
+    </w:p>
+    <w:p>
+      <w:pPr>
+        <w:spacing w:line="276" w:lineRule="auto"/>
+        <w:rPr>
+          <w:rFonts w:ascii="微软雅黑" w:eastAsia="微软雅黑" w:hAnsi="微软雅黑"/>
+          <w:sz w:val="18"/>
+          <w:szCs w:val="18"/>
+        </w:rPr>
+        <w:ind w:firstLineChars="200" w:firstLine="420"/>
+      </w:pPr>
+      <w:r>
+        <w:rPr>
+          <w:rFonts w:ascii="微软雅黑" w:eastAsia="微软雅黑" w:hAnsi="微软雅黑"/>
+          <w:sz w:val="18"/>
+          <w:szCs w:val="18"/>
+        </w:rPr>
+        <w:t xml:space="preserve">可离线批处理执行，也可部署为在线推理质量闸门；可单机执行，也可在分布式任务调度框架上横向扩展，以适配大规模资产处理场景。</w:t>
+      </w:r>
+    </w:p>
+    <w:p>
+      <w:pPr>
+        <w:spacing w:line="276" w:lineRule="auto"/>
+        <w:rPr>
+          <w:rFonts w:ascii="微软雅黑" w:eastAsia="微软雅黑" w:hAnsi="微软雅黑"/>
+          <w:sz w:val="18"/>
+          <w:szCs w:val="18"/>
+        </w:rPr>
+      </w:pPr>
+      <w:r>
+        <w:rPr>
+          <w:rFonts w:ascii="微软雅黑" w:eastAsia="微软雅黑" w:hAnsi="微软雅黑"/>
+          <w:sz w:val="18"/>
+          <w:szCs w:val="18"/>
+          <w:b/>
+          <w:bCs/>
+        </w:rPr>
         <w:t xml:space="preserve">替代方案六：反馈源替代</w:t>
       </w:r>
     </w:p>
@@ -12593,7 +17438,61 @@
           <w:sz w:val="18"/>
           <w:szCs w:val="18"/>
         </w:rPr>
-        <w:t xml:space="preserve">除训练回归结果外，还可接入用户编辑日志（如美术手动修复记录）、线上异常报警或A/B测试用户反馈作为补充质量信号，进一步丰富闭环反馈来源。</w:t>
+        <w:t xml:space="preserve">除训练回归结果外，还可接入用户编辑日志、线上异常报警或A/B测试用户反馈作为补充质量信号，进一步丰富闭环反馈来源。各示例的具体含义为：</w:t>
+      </w:r>
+      <w:r>
+        <w:rPr>
+          <w:rFonts w:ascii="微软雅黑" w:eastAsia="微软雅黑" w:hAnsi="微软雅黑"/>
+          <w:sz w:val="18"/>
+          <w:szCs w:val="18"/>
+          <w:b/>
+          <w:bCs/>
+        </w:rPr>
+        <w:t xml:space="preserve">用户编辑日志</w:t>
+      </w:r>
+      <w:r>
+        <w:rPr>
+          <w:rFonts w:ascii="微软雅黑" w:eastAsia="微软雅黑" w:hAnsi="微软雅黑"/>
+          <w:sz w:val="18"/>
+          <w:szCs w:val="18"/>
+        </w:rPr>
+        <w:t xml:space="preserve">指美术在生产工具中对蒙皮结果的手动修复记录（如手动重刷某区域权重、手动剔除某帧），可作为"该区域确为异常"的强信号反馈到评估阈值校准；</w:t>
+      </w:r>
+      <w:r>
+        <w:rPr>
+          <w:rFonts w:ascii="微软雅黑" w:eastAsia="微软雅黑" w:hAnsi="微软雅黑"/>
+          <w:sz w:val="18"/>
+          <w:szCs w:val="18"/>
+          <w:b/>
+          <w:bCs/>
+        </w:rPr>
+        <w:t xml:space="preserve">线上异常报警</w:t>
+      </w:r>
+      <w:r>
+        <w:rPr>
+          <w:rFonts w:ascii="微软雅黑" w:eastAsia="微软雅黑" w:hAnsi="微软雅黑"/>
+          <w:sz w:val="18"/>
+          <w:szCs w:val="18"/>
+        </w:rPr>
+        <w:t xml:space="preserve">指模型部署后运行时触发的穿模/抖动告警，可回流为新的难例；</w:t>
+      </w:r>
+      <w:r>
+        <w:rPr>
+          <w:rFonts w:ascii="微软雅黑" w:eastAsia="微软雅黑" w:hAnsi="微软雅黑"/>
+          <w:sz w:val="18"/>
+          <w:szCs w:val="18"/>
+          <w:b/>
+          <w:bCs/>
+        </w:rPr>
+        <w:t xml:space="preserve">A/B测试用户反馈</w:t>
+      </w:r>
+      <w:r>
+        <w:rPr>
+          <w:rFonts w:ascii="微软雅黑" w:eastAsia="微软雅黑" w:hAnsi="微软雅黑"/>
+          <w:sz w:val="18"/>
+          <w:szCs w:val="18"/>
+        </w:rPr>
+        <w:t xml:space="preserve">指对不同蒙皮模型版本所产结果的用户主观评分或留存对比，可作为版本回归之外的额外质量裁决依据。</w:t>
       </w:r>
     </w:p>
     <w:p>
@@ -12781,218 +17680,6 @@
           <w:szCs w:val="18"/>
         </w:rPr>
         <w:t xml:space="preserve">[7] Chandola, V., Banerjee, A., &amp; Kumar, V. (2009). Anomaly Detection: A Survey. ACM Computing Surveys, 41(3). https://doi.org/10.1145/1541880.1541882</w:t>
-      </w:r>
-    </w:p>
-    <w:p>
-      <w:pPr>
-        <w:jc w:val="center"/>
-        <w:spacing w:before="160" w:after="80" w:lineRule="auto" w:line="240"/>
-      </w:pPr>
-      <w:r>
-        <w:drawing>
-          <wp:inline xmlns:a="http://schemas.openxmlformats.org/drawingml/2006/main" xmlns:pic="http://schemas.openxmlformats.org/drawingml/2006/picture">
-            <wp:extent cx="5029200" cy="2743200"/>
-            <wp:docPr id="16" name="Picture 16"/>
-            <wp:cNvGraphicFramePr>
-              <a:graphicFrameLocks noChangeAspect="1"/>
-            </wp:cNvGraphicFramePr>
-            <a:graphic>
-              <a:graphicData uri="http://schemas.openxmlformats.org/drawingml/2006/picture">
-                <pic:pic>
-                  <pic:nvPicPr>
-                    <pic:cNvPr id="0" name="image.png"/>
-                    <pic:cNvPicPr/>
-                  </pic:nvPicPr>
-                  <pic:blipFill>
-                    <a:blip r:embed="rId17"/>
-                    <a:stretch>
-                      <a:fillRect/>
-                    </a:stretch>
-                  </pic:blipFill>
-                  <pic:spPr>
-                    <a:xfrm>
-                      <a:off x="0" y="0"/>
-                      <a:ext cx="5029200" cy="2743200"/>
-                    </a:xfrm>
-                    <a:prstGeom prst="rect"/>
-                  </pic:spPr>
-                </pic:pic>
-              </a:graphicData>
-            </a:graphic>
-          </wp:inline>
-        </w:drawing>
-      </w:r>
-    </w:p>
-    <w:p>
-      <w:pPr>
-        <w:jc w:val="center"/>
-        <w:spacing w:before="80" w:after="160" w:lineRule="auto" w:line="280"/>
-      </w:pPr>
-      <w:r>
-        <w:rPr>
-          <w:rFonts w:ascii="宋体" w:hAnsi="宋体" w:eastAsia="宋体" w:cs="宋体"/>
-          <w:sz w:val="21"/>
-        </w:rPr>
-        <w:t>图1 system arch</w:t>
-      </w:r>
-    </w:p>
-    <w:p>
-      <w:pPr>
-        <w:jc w:val="center"/>
-        <w:spacing w:before="160" w:after="80" w:lineRule="auto" w:line="240"/>
-      </w:pPr>
-      <w:r>
-        <w:drawing>
-          <wp:inline xmlns:a="http://schemas.openxmlformats.org/drawingml/2006/main" xmlns:pic="http://schemas.openxmlformats.org/drawingml/2006/picture">
-            <wp:extent cx="5029200" cy="2743200"/>
-            <wp:docPr id="17" name="Picture 17"/>
-            <wp:cNvGraphicFramePr>
-              <a:graphicFrameLocks noChangeAspect="1"/>
-            </wp:cNvGraphicFramePr>
-            <a:graphic>
-              <a:graphicData uri="http://schemas.openxmlformats.org/drawingml/2006/picture">
-                <pic:pic>
-                  <pic:nvPicPr>
-                    <pic:cNvPr id="0" name="image.png"/>
-                    <pic:cNvPicPr/>
-                  </pic:nvPicPr>
-                  <pic:blipFill>
-                    <a:blip r:embed="rId18"/>
-                    <a:stretch>
-                      <a:fillRect/>
-                    </a:stretch>
-                  </pic:blipFill>
-                  <pic:spPr>
-                    <a:xfrm>
-                      <a:off x="0" y="0"/>
-                      <a:ext cx="5029200" cy="2743200"/>
-                    </a:xfrm>
-                    <a:prstGeom prst="rect"/>
-                  </pic:spPr>
-                </pic:pic>
-              </a:graphicData>
-            </a:graphic>
-          </wp:inline>
-        </w:drawing>
-      </w:r>
-    </w:p>
-    <w:p>
-      <w:pPr>
-        <w:jc w:val="center"/>
-        <w:spacing w:before="80" w:after="160" w:lineRule="auto" w:line="280"/>
-      </w:pPr>
-      <w:r>
-        <w:rPr>
-          <w:rFonts w:ascii="宋体" w:hAnsi="宋体" w:eastAsia="宋体" w:cs="宋体"/>
-          <w:sz w:val="21"/>
-        </w:rPr>
-        <w:t>图2 pluggable arch</w:t>
-      </w:r>
-    </w:p>
-    <w:p>
-      <w:pPr>
-        <w:jc w:val="center"/>
-        <w:spacing w:before="160" w:after="80" w:lineRule="auto" w:line="240"/>
-      </w:pPr>
-      <w:r>
-        <w:drawing>
-          <wp:inline xmlns:a="http://schemas.openxmlformats.org/drawingml/2006/main" xmlns:pic="http://schemas.openxmlformats.org/drawingml/2006/picture">
-            <wp:extent cx="5029200" cy="2743200"/>
-            <wp:docPr id="18" name="Picture 18"/>
-            <wp:cNvGraphicFramePr>
-              <a:graphicFrameLocks noChangeAspect="1"/>
-            </wp:cNvGraphicFramePr>
-            <a:graphic>
-              <a:graphicData uri="http://schemas.openxmlformats.org/drawingml/2006/picture">
-                <pic:pic>
-                  <pic:nvPicPr>
-                    <pic:cNvPr id="0" name="image.png"/>
-                    <pic:cNvPicPr/>
-                  </pic:nvPicPr>
-                  <pic:blipFill>
-                    <a:blip r:embed="rId19"/>
-                    <a:stretch>
-                      <a:fillRect/>
-                    </a:stretch>
-                  </pic:blipFill>
-                  <pic:spPr>
-                    <a:xfrm>
-                      <a:off x="0" y="0"/>
-                      <a:ext cx="5029200" cy="2743200"/>
-                    </a:xfrm>
-                    <a:prstGeom prst="rect"/>
-                  </pic:spPr>
-                </pic:pic>
-              </a:graphicData>
-            </a:graphic>
-          </wp:inline>
-        </w:drawing>
-      </w:r>
-    </w:p>
-    <w:p>
-      <w:pPr>
-        <w:jc w:val="center"/>
-        <w:spacing w:before="80" w:after="160" w:lineRule="auto" w:line="280"/>
-      </w:pPr>
-      <w:r>
-        <w:rPr>
-          <w:rFonts w:ascii="宋体" w:hAnsi="宋体" w:eastAsia="宋体" w:cs="宋体"/>
-          <w:sz w:val="21"/>
-        </w:rPr>
-        <w:t>图3 data loop</w:t>
-      </w:r>
-    </w:p>
-    <w:p>
-      <w:pPr>
-        <w:jc w:val="center"/>
-        <w:spacing w:before="160" w:after="80" w:lineRule="auto" w:line="240"/>
-      </w:pPr>
-      <w:r>
-        <w:drawing>
-          <wp:inline xmlns:a="http://schemas.openxmlformats.org/drawingml/2006/main" xmlns:pic="http://schemas.openxmlformats.org/drawingml/2006/picture">
-            <wp:extent cx="5029200" cy="2743200"/>
-            <wp:docPr id="19" name="Picture 19"/>
-            <wp:cNvGraphicFramePr>
-              <a:graphicFrameLocks noChangeAspect="1"/>
-            </wp:cNvGraphicFramePr>
-            <a:graphic>
-              <a:graphicData uri="http://schemas.openxmlformats.org/drawingml/2006/picture">
-                <pic:pic>
-                  <pic:nvPicPr>
-                    <pic:cNvPr id="0" name="image.png"/>
-                    <pic:cNvPicPr/>
-                  </pic:nvPicPr>
-                  <pic:blipFill>
-                    <a:blip r:embed="rId20"/>
-                    <a:stretch>
-                      <a:fillRect/>
-                    </a:stretch>
-                  </pic:blipFill>
-                  <pic:spPr>
-                    <a:xfrm>
-                      <a:off x="0" y="0"/>
-                      <a:ext cx="5029200" cy="2743200"/>
-                    </a:xfrm>
-                    <a:prstGeom prst="rect"/>
-                  </pic:spPr>
-                </pic:pic>
-              </a:graphicData>
-            </a:graphic>
-          </wp:inline>
-        </w:drawing>
-      </w:r>
-    </w:p>
-    <w:p>
-      <w:pPr>
-        <w:jc w:val="center"/>
-        <w:spacing w:before="80" w:after="160" w:lineRule="auto" w:line="280"/>
-      </w:pPr>
-      <w:r>
-        <w:rPr>
-          <w:rFonts w:ascii="宋体" w:hAnsi="宋体" w:eastAsia="宋体" w:cs="宋体"/>
-          <w:sz w:val="21"/>
-        </w:rPr>
-        <w:t>图4 quality gate arch</w:t>
       </w:r>
     </w:p>
     <w:sectPr>
